--- a/docs/phase_2/AgriContract_01_PhanTichThiTruong_final.docx
+++ b/docs/phase_2/AgriContract_01_PhanTichThiTruong_final.docx
@@ -1,6 +1,6 @@
 
 <file path=word/document.xml><?xml version="1.0" encoding="utf-8"?>
-<w:document xmlns:o="urn:schemas-microsoft-com:office:office" xmlns:r="http://schemas.openxmlformats.org/officeDocument/2006/relationships" xmlns:v="urn:schemas-microsoft-com:vml" xmlns:w="http://schemas.openxmlformats.org/wordprocessingml/2006/main" xmlns:w10="urn:schemas-microsoft-com:office:word" xmlns:wp="http://schemas.openxmlformats.org/drawingml/2006/wordprocessingDrawing" xmlns:pic="http://schemas.openxmlformats.org/drawingml/2006/picture" xmlns:wps="http://schemas.microsoft.com/office/word/2010/wordprocessingShape" xmlns:wpg="http://schemas.microsoft.com/office/word/2010/wordprocessingGroup" xmlns:mc="http://schemas.openxmlformats.org/markup-compatibility/2006" xmlns:wp14="http://schemas.microsoft.com/office/word/2010/wordprocessingDrawing" xmlns:w14="http://schemas.microsoft.com/office/word/2010/wordml" xmlns:w15="http://schemas.microsoft.com/office/word/2012/wordml" mc:Ignorable="w14 wp14 w15">
+<w:document xmlns:o="urn:schemas-microsoft-com:office:office" xmlns:r="http://schemas.openxmlformats.org/officeDocument/2006/relationships" xmlns:v="urn:schemas-microsoft-com:vml" xmlns:w="http://schemas.openxmlformats.org/wordprocessingml/2006/main" xmlns:w10="urn:schemas-microsoft-com:office:word" xmlns:wp="http://schemas.openxmlformats.org/drawingml/2006/wordprocessingDrawing" xmlns:wps="http://schemas.microsoft.com/office/word/2010/wordprocessingShape" xmlns:wpg="http://schemas.microsoft.com/office/word/2010/wordprocessingGroup" xmlns:mc="http://schemas.openxmlformats.org/markup-compatibility/2006" xmlns:wp14="http://schemas.microsoft.com/office/word/2010/wordprocessingDrawing" xmlns:w14="http://schemas.microsoft.com/office/word/2010/wordml" xmlns:w15="http://schemas.microsoft.com/office/word/2012/wordml" mc:Ignorable="w14 wp14 w15">
   <w:body>
     <w:p>
       <w:pPr>
@@ -155,7 +155,7 @@
             </w:rPr>
             <w:fldChar w:fldCharType="separate"/>
           </w:r>
-          <w:hyperlink w:anchor="__RefHeading___Toc746_AgriContract">
+          <w:hyperlink w:anchor="__RefHeading___Toc718_AgriContract">
             <w:r>
               <w:rPr>
                 <w:rStyle w:val="IndexLink"/>
@@ -163,6 +163,286 @@
               <w:t>Tóm tắt điều hành</w:t>
               <w:tab/>
               <w:t>3</w:t>
+            </w:r>
+          </w:hyperlink>
+        </w:p>
+        <w:p>
+          <w:pPr>
+            <w:pStyle w:val="TOC1"/>
+            <w:tabs>
+              <w:tab w:val="clear" w:pos="9638"/>
+              <w:tab w:val="right" w:pos="9637" w:leader="dot"/>
+            </w:tabs>
+            <w:rPr/>
+          </w:pPr>
+          <w:hyperlink w:anchor="__RefHeading___Toc720_AgriContract">
+            <w:r>
+              <w:rPr>
+                <w:rStyle w:val="IndexLink"/>
+              </w:rPr>
+              <w:t>1. Quy mô thị trường</w:t>
+              <w:tab/>
+              <w:t>3</w:t>
+            </w:r>
+          </w:hyperlink>
+        </w:p>
+        <w:p>
+          <w:pPr>
+            <w:pStyle w:val="TOC2"/>
+            <w:tabs>
+              <w:tab w:val="clear" w:pos="9355"/>
+              <w:tab w:val="right" w:pos="9637" w:leader="dot"/>
+            </w:tabs>
+            <w:rPr/>
+          </w:pPr>
+          <w:hyperlink w:anchor="__RefHeading___Toc722_AgriContract">
+            <w:r>
+              <w:rPr>
+                <w:rStyle w:val="IndexLink"/>
+              </w:rPr>
+              <w:t>1.1 Cà phê — Biến động giá mạnh và hệ quả chuỗi cung ứng</w:t>
+              <w:tab/>
+              <w:t>3</w:t>
+            </w:r>
+          </w:hyperlink>
+        </w:p>
+        <w:p>
+          <w:pPr>
+            <w:pStyle w:val="TOC2"/>
+            <w:tabs>
+              <w:tab w:val="clear" w:pos="9355"/>
+              <w:tab w:val="right" w:pos="9637" w:leader="dot"/>
+            </w:tabs>
+            <w:rPr/>
+          </w:pPr>
+          <w:hyperlink w:anchor="__RefHeading___Toc724_AgriContract">
+            <w:r>
+              <w:rPr>
+                <w:rStyle w:val="IndexLink"/>
+              </w:rPr>
+              <w:t>1.2 Lúa gạo — Quy mô nội địa lớn và bất đối xứng thu mua</w:t>
+              <w:tab/>
+              <w:t>3</w:t>
+            </w:r>
+          </w:hyperlink>
+        </w:p>
+        <w:p>
+          <w:pPr>
+            <w:pStyle w:val="TOC2"/>
+            <w:tabs>
+              <w:tab w:val="clear" w:pos="9355"/>
+              <w:tab w:val="right" w:pos="9637" w:leader="dot"/>
+            </w:tabs>
+            <w:rPr/>
+          </w:pPr>
+          <w:hyperlink w:anchor="__RefHeading___Toc726_AgriContract">
+            <w:r>
+              <w:rPr>
+                <w:rStyle w:val="IndexLink"/>
+              </w:rPr>
+              <w:t>1.3 Cao su — Tăng trưởng giá trị</w:t>
+              <w:tab/>
+              <w:t>4</w:t>
+            </w:r>
+          </w:hyperlink>
+        </w:p>
+        <w:p>
+          <w:pPr>
+            <w:pStyle w:val="TOC2"/>
+            <w:tabs>
+              <w:tab w:val="clear" w:pos="9355"/>
+              <w:tab w:val="right" w:pos="9637" w:leader="dot"/>
+            </w:tabs>
+            <w:rPr/>
+          </w:pPr>
+          <w:hyperlink w:anchor="__RefHeading___Toc728_AgriContract">
+            <w:r>
+              <w:rPr>
+                <w:rStyle w:val="IndexLink"/>
+              </w:rPr>
+              <w:t>1.4 Điều — Dẫn đầu xuất khẩu, phụ thuộc nguyên liệu nhập khẩu</w:t>
+              <w:tab/>
+              <w:t>4</w:t>
+            </w:r>
+          </w:hyperlink>
+        </w:p>
+        <w:p>
+          <w:pPr>
+            <w:pStyle w:val="TOC2"/>
+            <w:tabs>
+              <w:tab w:val="clear" w:pos="9355"/>
+              <w:tab w:val="right" w:pos="9637" w:leader="dot"/>
+            </w:tabs>
+            <w:rPr/>
+          </w:pPr>
+          <w:hyperlink w:anchor="__RefHeading___Toc730_AgriContract">
+            <w:r>
+              <w:rPr>
+                <w:rStyle w:val="IndexLink"/>
+              </w:rPr>
+              <w:t>1.5 Kỷ luật định lượng TAM/SAM/SOM — không đồng nhất kim ngạch với thị trường phần mềm</w:t>
+              <w:tab/>
+              <w:t>4</w:t>
+            </w:r>
+          </w:hyperlink>
+        </w:p>
+        <w:p>
+          <w:pPr>
+            <w:pStyle w:val="TOC1"/>
+            <w:tabs>
+              <w:tab w:val="clear" w:pos="9638"/>
+              <w:tab w:val="right" w:pos="9637" w:leader="dot"/>
+            </w:tabs>
+            <w:rPr/>
+          </w:pPr>
+          <w:hyperlink w:anchor="__RefHeading___Toc732_AgriContract">
+            <w:r>
+              <w:rPr>
+                <w:rStyle w:val="IndexLink"/>
+              </w:rPr>
+              <w:t>2. Ba đặc thù cấu trúc tạo ra nhu cầu</w:t>
+              <w:tab/>
+              <w:t>4</w:t>
+            </w:r>
+          </w:hyperlink>
+        </w:p>
+        <w:p>
+          <w:pPr>
+            <w:pStyle w:val="TOC2"/>
+            <w:tabs>
+              <w:tab w:val="clear" w:pos="9355"/>
+              <w:tab w:val="right" w:pos="9637" w:leader="dot"/>
+            </w:tabs>
+            <w:rPr/>
+          </w:pPr>
+          <w:hyperlink w:anchor="__RefHeading___Toc734_AgriContract">
+            <w:r>
+              <w:rPr>
+                <w:rStyle w:val="IndexLink"/>
+              </w:rPr>
+              <w:t>2.1 Tính mùa vụ — chênh lệch giá làm tăng động cơ không thực hiện hợp đồng</w:t>
+              <w:tab/>
+              <w:t>4</w:t>
+            </w:r>
+          </w:hyperlink>
+        </w:p>
+        <w:p>
+          <w:pPr>
+            <w:pStyle w:val="TOC2"/>
+            <w:tabs>
+              <w:tab w:val="clear" w:pos="9355"/>
+              <w:tab w:val="right" w:pos="9637" w:leader="dot"/>
+            </w:tabs>
+            <w:rPr/>
+          </w:pPr>
+          <w:hyperlink w:anchor="__RefHeading___Toc736_AgriContract">
+            <w:r>
+              <w:rPr>
+                <w:rStyle w:val="IndexLink"/>
+              </w:rPr>
+              <w:t>2.2 Hàng dễ hỏng — trì hoãn tranh chấp làm tăng chi phí tuỳ commodity</w:t>
+              <w:tab/>
+              <w:t>5</w:t>
+            </w:r>
+          </w:hyperlink>
+        </w:p>
+        <w:p>
+          <w:pPr>
+            <w:pStyle w:val="TOC2"/>
+            <w:tabs>
+              <w:tab w:val="clear" w:pos="9355"/>
+              <w:tab w:val="right" w:pos="9637" w:leader="dot"/>
+            </w:tabs>
+            <w:rPr/>
+          </w:pPr>
+          <w:hyperlink w:anchor="__RefHeading___Toc738_AgriContract">
+            <w:r>
+              <w:rPr>
+                <w:rStyle w:val="IndexLink"/>
+              </w:rPr>
+              <w:t>2.3 Bất đối xứng quyền lực — HTX nhỏ thường thiếu công cụ chuẩn hoá bằng chứng</w:t>
+              <w:tab/>
+              <w:t>5</w:t>
+            </w:r>
+          </w:hyperlink>
+        </w:p>
+        <w:p>
+          <w:pPr>
+            <w:pStyle w:val="TOC1"/>
+            <w:tabs>
+              <w:tab w:val="clear" w:pos="9638"/>
+              <w:tab w:val="right" w:pos="9637" w:leader="dot"/>
+            </w:tabs>
+            <w:rPr/>
+          </w:pPr>
+          <w:hyperlink w:anchor="__RefHeading___Toc740_AgriContract">
+            <w:r>
+              <w:rPr>
+                <w:rStyle w:val="IndexLink"/>
+              </w:rPr>
+              <w:t>3. Ba yếu tố thúc đẩy đồng thời</w:t>
+              <w:tab/>
+              <w:t>5</w:t>
+            </w:r>
+          </w:hyperlink>
+        </w:p>
+        <w:p>
+          <w:pPr>
+            <w:pStyle w:val="TOC2"/>
+            <w:tabs>
+              <w:tab w:val="clear" w:pos="9355"/>
+              <w:tab w:val="right" w:pos="9637" w:leader="dot"/>
+            </w:tabs>
+            <w:rPr/>
+          </w:pPr>
+          <w:hyperlink w:anchor="__RefHeading___Toc742_AgriContract">
+            <w:r>
+              <w:rPr>
+                <w:rStyle w:val="IndexLink"/>
+              </w:rPr>
+              <w:t>3.1 EUDR — Áp lực tuân thủ cứng từ thị trường EU</w:t>
+              <w:tab/>
+              <w:t>5</w:t>
+            </w:r>
+          </w:hyperlink>
+        </w:p>
+        <w:p>
+          <w:pPr>
+            <w:pStyle w:val="TOC2"/>
+            <w:tabs>
+              <w:tab w:val="clear" w:pos="9355"/>
+              <w:tab w:val="right" w:pos="9637" w:leader="dot"/>
+            </w:tabs>
+            <w:rPr/>
+          </w:pPr>
+          <w:hyperlink w:anchor="__RefHeading___Toc744_AgriContract">
+            <w:r>
+              <w:rPr>
+                <w:rStyle w:val="IndexLink"/>
+              </w:rPr>
+              <w:t>3.2 Quy mô xuất khẩu và áp lực chuẩn hoá</w:t>
+              <w:tab/>
+              <w:t>6</w:t>
+            </w:r>
+          </w:hyperlink>
+        </w:p>
+        <w:p>
+          <w:pPr>
+            <w:pStyle w:val="TOC2"/>
+            <w:tabs>
+              <w:tab w:val="clear" w:pos="9355"/>
+              <w:tab w:val="right" w:pos="9637" w:leader="dot"/>
+            </w:tabs>
+            <w:rPr/>
+          </w:pPr>
+          <w:hyperlink w:anchor="__RefHeading___Toc746_AgriContract">
+            <w:r>
+              <w:rPr>
+                <w:rStyle w:val="IndexLink"/>
+              </w:rPr>
+              <w:t>3.3 Chính sách số hoá nông nghiệp</w:t>
+              <w:tab/>
+              <w:t>6</w:t>
             </w:r>
           </w:hyperlink>
         </w:p>
@@ -180,9 +460,9 @@
               <w:rPr>
                 <w:rStyle w:val="IndexLink"/>
               </w:rPr>
-              <w:t>1. Quy mô thị trường</w:t>
+              <w:t>4. Khoảng trống thị trường</w:t>
               <w:tab/>
-              <w:t>3</w:t>
+              <w:t>6</w:t>
             </w:r>
           </w:hyperlink>
         </w:p>
@@ -200,9 +480,9 @@
               <w:rPr>
                 <w:rStyle w:val="IndexLink"/>
               </w:rPr>
-              <w:t>1.1 Cà phê — Siêu chu kỳ giá và hệ quả chuỗi cung ứng</w:t>
+              <w:t>4.1 Các giải pháp hiện có và giới hạn của chúng</w:t>
               <w:tab/>
-              <w:t>3</w:t>
+              <w:t>6</w:t>
             </w:r>
           </w:hyperlink>
         </w:p>
@@ -220,9 +500,9 @@
               <w:rPr>
                 <w:rStyle w:val="IndexLink"/>
               </w:rPr>
-              <w:t>1.2 Lúa gạo — Quy mô nội địa lớn và bất đối xứng thu mua</w:t>
+              <w:t>4.2 Vì sao khoảng trống contract layer vẫn còn tồn tại</w:t>
               <w:tab/>
-              <w:t>4</w:t>
+              <w:t>7</w:t>
             </w:r>
           </w:hyperlink>
         </w:p>
@@ -240,17 +520,17 @@
               <w:rPr>
                 <w:rStyle w:val="IndexLink"/>
               </w:rPr>
-              <w:t>1.3 Cao su — Tăng trưởng giá trị</w:t>
+              <w:t>4.3 Bốn ngành — bốn cấu hình, một nền tảng</w:t>
               <w:tab/>
-              <w:t>4</w:t>
+              <w:t>7</w:t>
             </w:r>
           </w:hyperlink>
         </w:p>
         <w:p>
           <w:pPr>
-            <w:pStyle w:val="TOC2"/>
+            <w:pStyle w:val="TOC1"/>
             <w:tabs>
-              <w:tab w:val="clear" w:pos="9355"/>
+              <w:tab w:val="clear" w:pos="9638"/>
               <w:tab w:val="right" w:pos="9637" w:leader="dot"/>
             </w:tabs>
             <w:rPr/>
@@ -260,17 +540,17 @@
               <w:rPr>
                 <w:rStyle w:val="IndexLink"/>
               </w:rPr>
-              <w:t>1.4 Điều — Dẫn đầu xuất khẩu, phụ thuộc nguyên liệu nhập khẩu</w:t>
+              <w:t>5. Ba pain point hệ thống và ánh xạ giải pháp</w:t>
               <w:tab/>
-              <w:t>4</w:t>
+              <w:t>8</w:t>
             </w:r>
           </w:hyperlink>
         </w:p>
         <w:p>
           <w:pPr>
-            <w:pStyle w:val="TOC2"/>
+            <w:pStyle w:val="TOC1"/>
             <w:tabs>
-              <w:tab w:val="clear" w:pos="9355"/>
+              <w:tab w:val="clear" w:pos="9638"/>
               <w:tab w:val="right" w:pos="9637" w:leader="dot"/>
             </w:tabs>
             <w:rPr/>
@@ -280,9 +560,9 @@
               <w:rPr>
                 <w:rStyle w:val="IndexLink"/>
               </w:rPr>
-              <w:t>1.5 Kỷ luật định lượng TAM/SAM/SOM — không đồng nhất kim ngạch với thị trường phần mềm</w:t>
+              <w:t>6. Tầm nhìn dài hạn — hạ tầng dữ liệu cho tín dụng nông nghiệp</w:t>
               <w:tab/>
-              <w:t>4</w:t>
+              <w:t>9</w:t>
             </w:r>
           </w:hyperlink>
         </w:p>
@@ -300,17 +580,17 @@
               <w:rPr>
                 <w:rStyle w:val="IndexLink"/>
               </w:rPr>
-              <w:t>2. Ba đặc thù cấu trúc tạo ra nhu cầu</w:t>
+              <w:t>7. Khung pháp lý tham chiếu</w:t>
               <w:tab/>
-              <w:t>5</w:t>
+              <w:t>9</w:t>
             </w:r>
           </w:hyperlink>
         </w:p>
         <w:p>
           <w:pPr>
-            <w:pStyle w:val="TOC2"/>
+            <w:pStyle w:val="TOC1"/>
             <w:tabs>
-              <w:tab w:val="clear" w:pos="9355"/>
+              <w:tab w:val="clear" w:pos="9638"/>
               <w:tab w:val="right" w:pos="9637" w:leader="dot"/>
             </w:tabs>
             <w:rPr/>
@@ -320,17 +600,17 @@
               <w:rPr>
                 <w:rStyle w:val="IndexLink"/>
               </w:rPr>
-              <w:t>2.1 Tính mùa vụ — phá vỡ hợp đồng là quyết định kinh tế hợp lý</w:t>
+              <w:t>8. Current Scope</w:t>
               <w:tab/>
-              <w:t>5</w:t>
+              <w:t>9</w:t>
             </w:r>
           </w:hyperlink>
         </w:p>
         <w:p>
           <w:pPr>
-            <w:pStyle w:val="TOC2"/>
+            <w:pStyle w:val="TOC1"/>
             <w:tabs>
-              <w:tab w:val="clear" w:pos="9355"/>
+              <w:tab w:val="clear" w:pos="9638"/>
               <w:tab w:val="right" w:pos="9637" w:leader="dot"/>
             </w:tabs>
             <w:rPr/>
@@ -340,9 +620,9 @@
               <w:rPr>
                 <w:rStyle w:val="IndexLink"/>
               </w:rPr>
-              <w:t>2.2 Hàng dễ hỏng — mỗi ngày tranh chấp là thiệt hại không thu hồi được</w:t>
+              <w:t>9. Known Limitations</w:t>
               <w:tab/>
-              <w:t>6</w:t>
+              <w:t>10</w:t>
             </w:r>
           </w:hyperlink>
         </w:p>
@@ -360,9 +640,9 @@
               <w:rPr>
                 <w:rStyle w:val="IndexLink"/>
               </w:rPr>
-              <w:t>2.3 Bất đối xứng quyền lực — HTX không có công cụ tự bảo vệ</w:t>
+              <w:t>9.1 Gói validation sơ cấp trước product–market fit</w:t>
               <w:tab/>
-              <w:t>6</w:t>
+              <w:t>10</w:t>
             </w:r>
           </w:hyperlink>
         </w:p>
@@ -380,69 +660,9 @@
               <w:rPr>
                 <w:rStyle w:val="IndexLink"/>
               </w:rPr>
-              <w:t>3. Ba yếu tố thúc đẩy đồng thời</w:t>
+              <w:t>10. Future Work</w:t>
               <w:tab/>
-              <w:t>6</w:t>
-            </w:r>
-          </w:hyperlink>
-        </w:p>
-        <w:p>
-          <w:pPr>
-            <w:pStyle w:val="TOC2"/>
-            <w:tabs>
-              <w:tab w:val="clear" w:pos="9355"/>
-              <w:tab w:val="right" w:pos="9637" w:leader="dot"/>
-            </w:tabs>
-            <w:rPr/>
-          </w:pPr>
-          <w:hyperlink w:anchor="__RefHeading___Toc770_AgriContract">
-            <w:r>
-              <w:rPr>
-                <w:rStyle w:val="IndexLink"/>
-              </w:rPr>
-              <w:t>3.1 EUDR — Áp lực tuân thủ cứng từ thị trường EU</w:t>
-              <w:tab/>
-              <w:t>6</w:t>
-            </w:r>
-          </w:hyperlink>
-        </w:p>
-        <w:p>
-          <w:pPr>
-            <w:pStyle w:val="TOC2"/>
-            <w:tabs>
-              <w:tab w:val="clear" w:pos="9355"/>
-              <w:tab w:val="right" w:pos="9637" w:leader="dot"/>
-            </w:tabs>
-            <w:rPr/>
-          </w:pPr>
-          <w:hyperlink w:anchor="__RefHeading___Toc772_AgriContract">
-            <w:r>
-              <w:rPr>
-                <w:rStyle w:val="IndexLink"/>
-              </w:rPr>
-              <w:t>3.2 Quy mô xuất khẩu và áp lực chuẩn hoá</w:t>
-              <w:tab/>
-              <w:t>7</w:t>
-            </w:r>
-          </w:hyperlink>
-        </w:p>
-        <w:p>
-          <w:pPr>
-            <w:pStyle w:val="TOC2"/>
-            <w:tabs>
-              <w:tab w:val="clear" w:pos="9355"/>
-              <w:tab w:val="right" w:pos="9637" w:leader="dot"/>
-            </w:tabs>
-            <w:rPr/>
-          </w:pPr>
-          <w:hyperlink w:anchor="__RefHeading___Toc774_AgriContract">
-            <w:r>
-              <w:rPr>
-                <w:rStyle w:val="IndexLink"/>
-              </w:rPr>
-              <w:t>3.3 Chính sách số hoá nông nghiệp</w:t>
-              <w:tab/>
-              <w:t>7</w:t>
+              <w:t>10</w:t>
             </w:r>
           </w:hyperlink>
         </w:p>
@@ -455,294 +675,14 @@
             </w:tabs>
             <w:rPr/>
           </w:pPr>
-          <w:hyperlink w:anchor="__RefHeading___Toc776_AgriContract">
+          <w:hyperlink w:anchor="__RefHeading___Toc770_AgriContract">
             <w:r>
               <w:rPr>
                 <w:rStyle w:val="IndexLink"/>
               </w:rPr>
-              <w:t>4. Khoảng trống thị trường</w:t>
-              <w:tab/>
-              <w:t>7</w:t>
-            </w:r>
-          </w:hyperlink>
-        </w:p>
-        <w:p>
-          <w:pPr>
-            <w:pStyle w:val="TOC2"/>
-            <w:tabs>
-              <w:tab w:val="clear" w:pos="9355"/>
-              <w:tab w:val="right" w:pos="9637" w:leader="dot"/>
-            </w:tabs>
-            <w:rPr/>
-          </w:pPr>
-          <w:hyperlink w:anchor="__RefHeading___Toc778_AgriContract">
-            <w:r>
-              <w:rPr>
-                <w:rStyle w:val="IndexLink"/>
-              </w:rPr>
-              <w:t>4.1 Các giải pháp hiện có và giới hạn của chúng</w:t>
-              <w:tab/>
-              <w:t>7</w:t>
-            </w:r>
-          </w:hyperlink>
-        </w:p>
-        <w:p>
-          <w:pPr>
-            <w:pStyle w:val="TOC2"/>
-            <w:tabs>
-              <w:tab w:val="clear" w:pos="9355"/>
-              <w:tab w:val="right" w:pos="9637" w:leader="dot"/>
-            </w:tabs>
-            <w:rPr/>
-          </w:pPr>
-          <w:hyperlink w:anchor="__RefHeading___Toc780_AgriContract">
-            <w:r>
-              <w:rPr>
-                <w:rStyle w:val="IndexLink"/>
-              </w:rPr>
-              <w:t>4.2 Vì sao khoảng trống contract layer vẫn còn tồn tại</w:t>
-              <w:tab/>
-              <w:t>8</w:t>
-            </w:r>
-          </w:hyperlink>
-        </w:p>
-        <w:p>
-          <w:pPr>
-            <w:pStyle w:val="TOC2"/>
-            <w:tabs>
-              <w:tab w:val="clear" w:pos="9355"/>
-              <w:tab w:val="right" w:pos="9637" w:leader="dot"/>
-            </w:tabs>
-            <w:rPr/>
-          </w:pPr>
-          <w:hyperlink w:anchor="__RefHeading___Toc782_AgriContract">
-            <w:r>
-              <w:rPr>
-                <w:rStyle w:val="IndexLink"/>
-              </w:rPr>
-              <w:t>4.3 Bốn ngành — bốn cấu hình, một nền tảng</w:t>
-              <w:tab/>
-              <w:t>8</w:t>
-            </w:r>
-          </w:hyperlink>
-        </w:p>
-        <w:p>
-          <w:pPr>
-            <w:pStyle w:val="TOC1"/>
-            <w:tabs>
-              <w:tab w:val="clear" w:pos="9638"/>
-              <w:tab w:val="right" w:pos="9637" w:leader="dot"/>
-            </w:tabs>
-            <w:rPr/>
-          </w:pPr>
-          <w:hyperlink w:anchor="__RefHeading___Toc784_AgriContract">
-            <w:r>
-              <w:rPr>
-                <w:rStyle w:val="IndexLink"/>
-              </w:rPr>
-              <w:t>5. Ba pain point hệ thống và ánh xạ giải pháp</w:t>
-              <w:tab/>
-              <w:t>9</w:t>
-            </w:r>
-          </w:hyperlink>
-        </w:p>
-        <w:p>
-          <w:pPr>
-            <w:pStyle w:val="TOC1"/>
-            <w:tabs>
-              <w:tab w:val="clear" w:pos="9638"/>
-              <w:tab w:val="right" w:pos="9637" w:leader="dot"/>
-            </w:tabs>
-            <w:rPr/>
-          </w:pPr>
-          <w:hyperlink w:anchor="__RefHeading___Toc786_AgriContract">
-            <w:r>
-              <w:rPr>
-                <w:rStyle w:val="IndexLink"/>
-              </w:rPr>
-              <w:t>6. Tầm nhìn dài hạn — hạ tầng dữ liệu cho tín dụng nông nghiệp</w:t>
-              <w:tab/>
-              <w:t>9</w:t>
-            </w:r>
-          </w:hyperlink>
-        </w:p>
-        <w:p>
-          <w:pPr>
-            <w:pStyle w:val="TOC1"/>
-            <w:tabs>
-              <w:tab w:val="clear" w:pos="9638"/>
-              <w:tab w:val="right" w:pos="9637" w:leader="dot"/>
-            </w:tabs>
-            <w:rPr/>
-          </w:pPr>
-          <w:hyperlink w:anchor="__RefHeading___Toc788_AgriContract">
-            <w:r>
-              <w:rPr>
-                <w:rStyle w:val="IndexLink"/>
-              </w:rPr>
-              <w:t>7. Khung pháp lý tham chiếu</w:t>
+              <w:t>11. Danh mục nguồn tham khảo</w:t>
               <w:tab/>
               <w:t>10</w:t>
-            </w:r>
-          </w:hyperlink>
-        </w:p>
-        <w:p>
-          <w:pPr>
-            <w:pStyle w:val="TOC1"/>
-            <w:tabs>
-              <w:tab w:val="clear" w:pos="9638"/>
-              <w:tab w:val="right" w:pos="9637" w:leader="dot"/>
-            </w:tabs>
-            <w:rPr/>
-          </w:pPr>
-          <w:hyperlink w:anchor="__RefHeading___Toc790_AgriContract">
-            <w:r>
-              <w:rPr>
-                <w:rStyle w:val="IndexLink"/>
-              </w:rPr>
-              <w:t>8. Giới hạn của phân tích và phạm vi</w:t>
-              <w:tab/>
-              <w:t>10</w:t>
-            </w:r>
-          </w:hyperlink>
-        </w:p>
-        <w:p>
-          <w:pPr>
-            <w:pStyle w:val="TOC2"/>
-            <w:tabs>
-              <w:tab w:val="clear" w:pos="9355"/>
-              <w:tab w:val="right" w:pos="9637" w:leader="dot"/>
-            </w:tabs>
-            <w:rPr/>
-          </w:pPr>
-          <w:hyperlink w:anchor="__RefHeading___Toc792_AgriContract">
-            <w:r>
-              <w:rPr>
-                <w:rStyle w:val="IndexLink"/>
-              </w:rPr>
-              <w:t>8.1 Gói validation sơ cấp trước product–market fit</w:t>
-              <w:tab/>
-              <w:t>11</w:t>
-            </w:r>
-          </w:hyperlink>
-        </w:p>
-        <w:p>
-          <w:pPr>
-            <w:pStyle w:val="TOC1"/>
-            <w:tabs>
-              <w:tab w:val="clear" w:pos="9638"/>
-              <w:tab w:val="right" w:pos="9637" w:leader="dot"/>
-            </w:tabs>
-            <w:rPr/>
-          </w:pPr>
-          <w:hyperlink w:anchor="__RefHeading___Toc794_AgriContract">
-            <w:r>
-              <w:rPr>
-                <w:rStyle w:val="IndexLink"/>
-              </w:rPr>
-              <w:t>9. Danh mục nguồn tham khảo</w:t>
-              <w:tab/>
-              <w:t>11</w:t>
-            </w:r>
-          </w:hyperlink>
-        </w:p>
-        <w:p>
-          <w:pPr>
-            <w:pStyle w:val="TOC3"/>
-            <w:tabs>
-              <w:tab w:val="clear" w:pos="9071"/>
-              <w:tab w:val="right" w:pos="9637" w:leader="dot"/>
-            </w:tabs>
-            <w:rPr/>
-          </w:pPr>
-          <w:hyperlink w:anchor="__RefHeading___Toc796_AgriContract">
-            <w:r>
-              <w:rPr>
-                <w:rStyle w:val="IndexLink"/>
-              </w:rPr>
-              <w:t>Chính phủ &amp; tổ chức quốc tế</w:t>
-              <w:tab/>
-              <w:t>11</w:t>
-            </w:r>
-          </w:hyperlink>
-        </w:p>
-        <w:p>
-          <w:pPr>
-            <w:pStyle w:val="TOC3"/>
-            <w:tabs>
-              <w:tab w:val="clear" w:pos="9071"/>
-              <w:tab w:val="right" w:pos="9637" w:leader="dot"/>
-            </w:tabs>
-            <w:rPr/>
-          </w:pPr>
-          <w:hyperlink w:anchor="__RefHeading___Toc798_AgriContract">
-            <w:r>
-              <w:rPr>
-                <w:rStyle w:val="IndexLink"/>
-              </w:rPr>
-              <w:t>Hiệp hội ngành hàng</w:t>
-              <w:tab/>
-              <w:t>11</w:t>
-            </w:r>
-          </w:hyperlink>
-        </w:p>
-        <w:p>
-          <w:pPr>
-            <w:pStyle w:val="TOC3"/>
-            <w:tabs>
-              <w:tab w:val="clear" w:pos="9071"/>
-              <w:tab w:val="right" w:pos="9637" w:leader="dot"/>
-            </w:tabs>
-            <w:rPr/>
-          </w:pPr>
-          <w:hyperlink w:anchor="__RefHeading___Toc800_AgriContract">
-            <w:r>
-              <w:rPr>
-                <w:rStyle w:val="IndexLink"/>
-              </w:rPr>
-              <w:t>Báo chí &amp; chuyên gia</w:t>
-              <w:tab/>
-              <w:t>11</w:t>
-            </w:r>
-          </w:hyperlink>
-        </w:p>
-        <w:p>
-          <w:pPr>
-            <w:pStyle w:val="TOC3"/>
-            <w:tabs>
-              <w:tab w:val="clear" w:pos="9071"/>
-              <w:tab w:val="right" w:pos="9637" w:leader="dot"/>
-            </w:tabs>
-            <w:rPr/>
-          </w:pPr>
-          <w:hyperlink w:anchor="__RefHeading___Toc802_AgriContract">
-            <w:r>
-              <w:rPr>
-                <w:rStyle w:val="IndexLink"/>
-              </w:rPr>
-              <w:t>Nghiên cứu học thuật quốc tế</w:t>
-              <w:tab/>
-              <w:t>11</w:t>
-            </w:r>
-          </w:hyperlink>
-        </w:p>
-        <w:p>
-          <w:pPr>
-            <w:pStyle w:val="TOC3"/>
-            <w:tabs>
-              <w:tab w:val="clear" w:pos="9071"/>
-              <w:tab w:val="right" w:pos="9637" w:leader="dot"/>
-            </w:tabs>
-            <w:rPr/>
-          </w:pPr>
-          <w:hyperlink w:anchor="__RefHeading___Toc804_AgriContract">
-            <w:r>
-              <w:rPr>
-                <w:rStyle w:val="IndexLink"/>
-              </w:rPr>
-              <w:t>Văn bản pháp luật</w:t>
-              <w:tab/>
-              <w:t>11</w:t>
             </w:r>
           </w:hyperlink>
           <w:r>
@@ -785,7 +725,7 @@
         <w:spacing w:before="0" w:after="120"/>
         <w:rPr/>
       </w:pPr>
-      <w:bookmarkStart w:id="0" w:name="__RefHeading___Toc746_AgriContract"/>
+      <w:bookmarkStart w:id="0" w:name="__RefHeading___Toc718_AgriContract"/>
       <w:bookmarkEnd w:id="0"/>
       <w:r>
         <w:rPr>
@@ -802,7 +742,7 @@
     <w:p>
       <w:pPr>
         <w:pStyle w:val="Normal"/>
-        <w:spacing w:lineRule="auto" w:line="276" w:before="0" w:after="120"/>
+        <w:spacing w:lineRule="exact" w:line="276" w:before="0" w:after="120"/>
         <w:jc w:val="both"/>
         <w:rPr/>
       </w:pPr>
@@ -843,13 +783,13 @@
           <w:sz w:val="21"/>
           <w:szCs w:val="21"/>
         </w:rPr>
-        <w:t>: chuẩn hoá thoả thuận, ký điện tử, quản lý cọc và tiền milestone qua một đơn vị giữ tiền hợp pháp, ghi nhận giao nhận/giám định, phân định trách nhiệm và tạo gói bằng chứng kiểm chứng được. Nền tảng không thay thế logistics, sàn thương mại điện tử, ngân hàng, cơ quan giải quyết tranh chấp hoặc tổ chức chứng nhận EUDR.</w:t>
+        <w:t>: chuẩn hoá thoả thuận, ký điện tử, quản lý cọc và tiền milestone qua một đơn vị giữ tiền phù hợp theo mô hình pilot, ghi nhận giao nhận/giám định, phân định trách nhiệm và tạo gói bằng chứng kiểm chứng được. Nền tảng không thay thế logistics, sàn thương mại điện tử, ngân hàng, cơ quan giải quyết tranh chấp hoặc tổ chức chứng nhận EUDR.</w:t>
       </w:r>
     </w:p>
     <w:p>
       <w:pPr>
         <w:pStyle w:val="Normal"/>
-        <w:spacing w:lineRule="auto" w:line="276" w:before="0" w:after="120"/>
+        <w:spacing w:lineRule="exact" w:line="276" w:before="0" w:after="120"/>
         <w:jc w:val="both"/>
         <w:rPr/>
       </w:pPr>
@@ -896,7 +836,7 @@
     <w:p>
       <w:pPr>
         <w:pStyle w:val="Normal"/>
-        <w:spacing w:lineRule="auto" w:line="276" w:before="0" w:after="120"/>
+        <w:spacing w:lineRule="exact" w:line="276" w:before="0" w:after="120"/>
         <w:jc w:val="both"/>
         <w:rPr/>
       </w:pPr>
@@ -923,7 +863,7 @@
         <w:spacing w:before="320" w:after="120"/>
         <w:rPr/>
       </w:pPr>
-      <w:bookmarkStart w:id="1" w:name="__RefHeading___Toc748_AgriContract"/>
+      <w:bookmarkStart w:id="1" w:name="__RefHeading___Toc720_AgriContract"/>
       <w:bookmarkEnd w:id="1"/>
       <w:r>
         <w:rPr>
@@ -940,7 +880,7 @@
     <w:p>
       <w:pPr>
         <w:pStyle w:val="Normal"/>
-        <w:spacing w:lineRule="auto" w:line="276" w:before="0" w:after="120"/>
+        <w:spacing w:lineRule="exact" w:line="276" w:before="0" w:after="120"/>
         <w:jc w:val="both"/>
         <w:rPr/>
       </w:pPr>
@@ -955,7 +895,7 @@
           <w:sz w:val="21"/>
           <w:szCs w:val="21"/>
         </w:rPr>
-        <w:t>Năm 2025, kim ngạch xuất khẩu nông lâm thuỷ sản Việt Nam đạt 70,09 tỷ USD, tăng 12% so với năm 2024 và vượt mục tiêu 65 tỷ USD đã đề ra. Thặng dư thương mại đạt kỷ lục 21 tỷ USD. Bộ Nông nghiệp và Môi trường đặt mục tiêu 73–74 tỷ USD cho năm 2026.</w:t>
+        <w:t>Theo Bộ Nông nghiệp và Môi trường, kim ngạch xuất khẩu nông, lâm, thuỷ sản Việt Nam năm 2025 đạt khoảng 70,09 tỷ USD. Con số này cho thấy quy mô chuỗi nông sản, nhưng không tự suy ra TAM hoặc doanh thu phần mềm. Mục tiêu xuất khẩu năm 2026 được báo cáo ở mức 73–74 tỷ USD. [23], [24]</w:t>
       </w:r>
     </w:p>
     <w:tbl>
@@ -972,18 +912,19 @@
         </w:tblCellMar>
       </w:tblPr>
       <w:tblGrid>
-        <w:gridCol w:w="2396"/>
-        <w:gridCol w:w="2250"/>
-        <w:gridCol w:w="2279"/>
-        <w:gridCol w:w="2712"/>
+        <w:gridCol w:w="1943"/>
+        <w:gridCol w:w="2359"/>
+        <w:gridCol w:w="2569"/>
+        <w:gridCol w:w="2766"/>
       </w:tblGrid>
       <w:tr>
         <w:trPr>
           <w:tblHeader w:val="true"/>
+          <w:cantSplit w:val="true"/>
         </w:trPr>
         <w:tc>
           <w:tcPr>
-            <w:tcW w:w="2396" w:type="dxa"/>
+            <w:tcW w:w="1943" w:type="dxa"/>
             <w:tcBorders>
               <w:top w:val="single" w:sz="4" w:space="0" w:color="D1D5DB"/>
               <w:start w:val="single" w:sz="4" w:space="0" w:color="D1D5DB"/>
@@ -996,7 +937,7 @@
           <w:p>
             <w:pPr>
               <w:pStyle w:val="Normal"/>
-              <w:spacing w:lineRule="auto" w:line="252" w:before="0" w:after="0"/>
+              <w:spacing w:lineRule="exact" w:line="252" w:before="0" w:after="0"/>
               <w:jc w:val="start"/>
               <w:rPr/>
             </w:pPr>
@@ -1017,7 +958,7 @@
         </w:tc>
         <w:tc>
           <w:tcPr>
-            <w:tcW w:w="2250" w:type="dxa"/>
+            <w:tcW w:w="2359" w:type="dxa"/>
             <w:tcBorders>
               <w:top w:val="single" w:sz="4" w:space="0" w:color="D1D5DB"/>
               <w:start w:val="single" w:sz="4" w:space="0" w:color="D1D5DB"/>
@@ -1030,7 +971,7 @@
           <w:p>
             <w:pPr>
               <w:pStyle w:val="Normal"/>
-              <w:spacing w:lineRule="auto" w:line="252" w:before="0" w:after="0"/>
+              <w:spacing w:lineRule="exact" w:line="252" w:before="0" w:after="0"/>
               <w:jc w:val="start"/>
               <w:rPr/>
             </w:pPr>
@@ -1051,7 +992,7 @@
         </w:tc>
         <w:tc>
           <w:tcPr>
-            <w:tcW w:w="2279" w:type="dxa"/>
+            <w:tcW w:w="2569" w:type="dxa"/>
             <w:tcBorders>
               <w:top w:val="single" w:sz="4" w:space="0" w:color="D1D5DB"/>
               <w:start w:val="single" w:sz="4" w:space="0" w:color="D1D5DB"/>
@@ -1064,7 +1005,7 @@
           <w:p>
             <w:pPr>
               <w:pStyle w:val="Normal"/>
-              <w:spacing w:lineRule="auto" w:line="252" w:before="0" w:after="0"/>
+              <w:spacing w:lineRule="exact" w:line="252" w:before="0" w:after="0"/>
               <w:jc w:val="start"/>
               <w:rPr/>
             </w:pPr>
@@ -1085,7 +1026,7 @@
         </w:tc>
         <w:tc>
           <w:tcPr>
-            <w:tcW w:w="2712" w:type="dxa"/>
+            <w:tcW w:w="2766" w:type="dxa"/>
             <w:tcBorders>
               <w:top w:val="single" w:sz="4" w:space="0" w:color="D1D5DB"/>
               <w:start w:val="single" w:sz="4" w:space="0" w:color="D1D5DB"/>
@@ -1098,7 +1039,7 @@
           <w:p>
             <w:pPr>
               <w:pStyle w:val="Normal"/>
-              <w:spacing w:lineRule="auto" w:line="252" w:before="0" w:after="0"/>
+              <w:spacing w:lineRule="exact" w:line="252" w:before="0" w:after="0"/>
               <w:jc w:val="start"/>
               <w:rPr/>
             </w:pPr>
@@ -1119,22 +1060,24 @@
         </w:tc>
       </w:tr>
       <w:tr>
-        <w:trPr/>
-        <w:tc>
-          <w:tcPr>
-            <w:tcW w:w="2396" w:type="dxa"/>
-            <w:tcBorders>
-              <w:top w:val="single" w:sz="4" w:space="0" w:color="D1D5DB"/>
-              <w:start w:val="single" w:sz="4" w:space="0" w:color="D1D5DB"/>
-              <w:bottom w:val="single" w:sz="4" w:space="0" w:color="D1D5DB"/>
-              <w:end w:val="single" w:sz="4" w:space="0" w:color="D1D5DB"/>
-            </w:tcBorders>
-            <w:vAlign w:val="center"/>
-          </w:tcPr>
-          <w:p>
-            <w:pPr>
-              <w:pStyle w:val="Normal"/>
-              <w:spacing w:lineRule="auto" w:line="252" w:before="0" w:after="0"/>
+        <w:trPr>
+          <w:cantSplit w:val="true"/>
+        </w:trPr>
+        <w:tc>
+          <w:tcPr>
+            <w:tcW w:w="1943" w:type="dxa"/>
+            <w:tcBorders>
+              <w:top w:val="single" w:sz="4" w:space="0" w:color="D1D5DB"/>
+              <w:start w:val="single" w:sz="4" w:space="0" w:color="D1D5DB"/>
+              <w:bottom w:val="single" w:sz="4" w:space="0" w:color="D1D5DB"/>
+              <w:end w:val="single" w:sz="4" w:space="0" w:color="D1D5DB"/>
+            </w:tcBorders>
+            <w:vAlign w:val="center"/>
+          </w:tcPr>
+          <w:p>
+            <w:pPr>
+              <w:pStyle w:val="Normal"/>
+              <w:spacing w:lineRule="exact" w:line="252" w:before="0" w:after="0"/>
               <w:jc w:val="start"/>
               <w:rPr/>
             </w:pPr>
@@ -1155,19 +1098,19 @@
         </w:tc>
         <w:tc>
           <w:tcPr>
-            <w:tcW w:w="2250" w:type="dxa"/>
-            <w:tcBorders>
-              <w:top w:val="single" w:sz="4" w:space="0" w:color="D1D5DB"/>
-              <w:start w:val="single" w:sz="4" w:space="0" w:color="D1D5DB"/>
-              <w:bottom w:val="single" w:sz="4" w:space="0" w:color="D1D5DB"/>
-              <w:end w:val="single" w:sz="4" w:space="0" w:color="D1D5DB"/>
-            </w:tcBorders>
-            <w:vAlign w:val="center"/>
-          </w:tcPr>
-          <w:p>
-            <w:pPr>
-              <w:pStyle w:val="Normal"/>
-              <w:spacing w:lineRule="auto" w:line="252" w:before="0" w:after="0"/>
+            <w:tcW w:w="2359" w:type="dxa"/>
+            <w:tcBorders>
+              <w:top w:val="single" w:sz="4" w:space="0" w:color="D1D5DB"/>
+              <w:start w:val="single" w:sz="4" w:space="0" w:color="D1D5DB"/>
+              <w:bottom w:val="single" w:sz="4" w:space="0" w:color="D1D5DB"/>
+              <w:end w:val="single" w:sz="4" w:space="0" w:color="D1D5DB"/>
+            </w:tcBorders>
+            <w:vAlign w:val="center"/>
+          </w:tcPr>
+          <w:p>
+            <w:pPr>
+              <w:pStyle w:val="Normal"/>
+              <w:spacing w:lineRule="exact" w:line="252" w:before="0" w:after="0"/>
               <w:jc w:val="start"/>
               <w:rPr/>
             </w:pPr>
@@ -1188,19 +1131,19 @@
         </w:tc>
         <w:tc>
           <w:tcPr>
-            <w:tcW w:w="2279" w:type="dxa"/>
-            <w:tcBorders>
-              <w:top w:val="single" w:sz="4" w:space="0" w:color="D1D5DB"/>
-              <w:start w:val="single" w:sz="4" w:space="0" w:color="D1D5DB"/>
-              <w:bottom w:val="single" w:sz="4" w:space="0" w:color="D1D5DB"/>
-              <w:end w:val="single" w:sz="4" w:space="0" w:color="D1D5DB"/>
-            </w:tcBorders>
-            <w:vAlign w:val="center"/>
-          </w:tcPr>
-          <w:p>
-            <w:pPr>
-              <w:pStyle w:val="Normal"/>
-              <w:spacing w:lineRule="auto" w:line="252" w:before="0" w:after="0"/>
+            <w:tcW w:w="2569" w:type="dxa"/>
+            <w:tcBorders>
+              <w:top w:val="single" w:sz="4" w:space="0" w:color="D1D5DB"/>
+              <w:start w:val="single" w:sz="4" w:space="0" w:color="D1D5DB"/>
+              <w:bottom w:val="single" w:sz="4" w:space="0" w:color="D1D5DB"/>
+              <w:end w:val="single" w:sz="4" w:space="0" w:color="D1D5DB"/>
+            </w:tcBorders>
+            <w:vAlign w:val="center"/>
+          </w:tcPr>
+          <w:p>
+            <w:pPr>
+              <w:pStyle w:val="Normal"/>
+              <w:spacing w:lineRule="exact" w:line="252" w:before="0" w:after="0"/>
               <w:jc w:val="start"/>
               <w:rPr/>
             </w:pPr>
@@ -1215,25 +1158,25 @@
                 <w:sz w:val="18"/>
                 <w:szCs w:val="18"/>
               </w:rPr>
-              <w:t>+54,4%</w:t>
-            </w:r>
-          </w:p>
-        </w:tc>
-        <w:tc>
-          <w:tcPr>
-            <w:tcW w:w="2712" w:type="dxa"/>
-            <w:tcBorders>
-              <w:top w:val="single" w:sz="4" w:space="0" w:color="D1D5DB"/>
-              <w:start w:val="single" w:sz="4" w:space="0" w:color="D1D5DB"/>
-              <w:bottom w:val="single" w:sz="4" w:space="0" w:color="D1D5DB"/>
-              <w:end w:val="single" w:sz="4" w:space="0" w:color="D1D5DB"/>
-            </w:tcBorders>
-            <w:vAlign w:val="center"/>
-          </w:tcPr>
-          <w:p>
-            <w:pPr>
-              <w:pStyle w:val="Normal"/>
-              <w:spacing w:lineRule="auto" w:line="252" w:before="0" w:after="0"/>
+              <w:t>Số liệu Chính phủ công bố cho năm 2025</w:t>
+            </w:r>
+          </w:p>
+        </w:tc>
+        <w:tc>
+          <w:tcPr>
+            <w:tcW w:w="2766" w:type="dxa"/>
+            <w:tcBorders>
+              <w:top w:val="single" w:sz="4" w:space="0" w:color="D1D5DB"/>
+              <w:start w:val="single" w:sz="4" w:space="0" w:color="D1D5DB"/>
+              <w:bottom w:val="single" w:sz="4" w:space="0" w:color="D1D5DB"/>
+              <w:end w:val="single" w:sz="4" w:space="0" w:color="D1D5DB"/>
+            </w:tcBorders>
+            <w:vAlign w:val="center"/>
+          </w:tcPr>
+          <w:p>
+            <w:pPr>
+              <w:pStyle w:val="Normal"/>
+              <w:spacing w:lineRule="exact" w:line="252" w:before="0" w:after="0"/>
               <w:jc w:val="start"/>
               <w:rPr/>
             </w:pPr>
@@ -1248,16 +1191,18 @@
                 <w:sz w:val="18"/>
                 <w:szCs w:val="18"/>
               </w:rPr>
-              <w:t>Xuất khẩu Robusta số 1 thế giới</w:t>
+              <w:t>1,5 triệu tấn [24]</w:t>
             </w:r>
           </w:p>
         </w:tc>
       </w:tr>
       <w:tr>
-        <w:trPr/>
-        <w:tc>
-          <w:tcPr>
-            <w:tcW w:w="2396" w:type="dxa"/>
+        <w:trPr>
+          <w:cantSplit w:val="true"/>
+        </w:trPr>
+        <w:tc>
+          <w:tcPr>
+            <w:tcW w:w="1943" w:type="dxa"/>
             <w:tcBorders>
               <w:top w:val="single" w:sz="4" w:space="0" w:color="D1D5DB"/>
               <w:start w:val="single" w:sz="4" w:space="0" w:color="D1D5DB"/>
@@ -1270,7 +1215,7 @@
           <w:p>
             <w:pPr>
               <w:pStyle w:val="Normal"/>
-              <w:spacing w:lineRule="auto" w:line="252" w:before="0" w:after="0"/>
+              <w:spacing w:lineRule="exact" w:line="252" w:before="0" w:after="0"/>
               <w:jc w:val="start"/>
               <w:rPr/>
             </w:pPr>
@@ -1285,13 +1230,13 @@
                 <w:sz w:val="18"/>
                 <w:szCs w:val="18"/>
               </w:rPr>
-              <w:t>Rau quả</w:t>
-            </w:r>
-          </w:p>
-        </w:tc>
-        <w:tc>
-          <w:tcPr>
-            <w:tcW w:w="2250" w:type="dxa"/>
+              <w:t>Điều nhân</w:t>
+            </w:r>
+          </w:p>
+        </w:tc>
+        <w:tc>
+          <w:tcPr>
+            <w:tcW w:w="2359" w:type="dxa"/>
             <w:tcBorders>
               <w:top w:val="single" w:sz="4" w:space="0" w:color="D1D5DB"/>
               <w:start w:val="single" w:sz="4" w:space="0" w:color="D1D5DB"/>
@@ -1304,7 +1249,7 @@
           <w:p>
             <w:pPr>
               <w:pStyle w:val="Normal"/>
-              <w:spacing w:lineRule="auto" w:line="252" w:before="0" w:after="0"/>
+              <w:spacing w:lineRule="exact" w:line="252" w:before="0" w:after="0"/>
               <w:jc w:val="start"/>
               <w:rPr/>
             </w:pPr>
@@ -1319,13 +1264,13 @@
                 <w:sz w:val="18"/>
                 <w:szCs w:val="18"/>
               </w:rPr>
-              <w:t>8,56 tỷ USD</w:t>
-            </w:r>
-          </w:p>
-        </w:tc>
-        <w:tc>
-          <w:tcPr>
-            <w:tcW w:w="2279" w:type="dxa"/>
+              <w:t>5,19 tỷ USD</w:t>
+            </w:r>
+          </w:p>
+        </w:tc>
+        <w:tc>
+          <w:tcPr>
+            <w:tcW w:w="2569" w:type="dxa"/>
             <w:tcBorders>
               <w:top w:val="single" w:sz="4" w:space="0" w:color="D1D5DB"/>
               <w:start w:val="single" w:sz="4" w:space="0" w:color="D1D5DB"/>
@@ -1338,7 +1283,7 @@
           <w:p>
             <w:pPr>
               <w:pStyle w:val="Normal"/>
-              <w:spacing w:lineRule="auto" w:line="252" w:before="0" w:after="0"/>
+              <w:spacing w:lineRule="exact" w:line="252" w:before="0" w:after="0"/>
               <w:jc w:val="start"/>
               <w:rPr/>
             </w:pPr>
@@ -1353,13 +1298,13 @@
                 <w:sz w:val="18"/>
                 <w:szCs w:val="18"/>
               </w:rPr>
-              <w:t>Kỷ lục mới</w:t>
-            </w:r>
-          </w:p>
-        </w:tc>
-        <w:tc>
-          <w:tcPr>
-            <w:tcW w:w="2712" w:type="dxa"/>
+              <w:t>Số liệu Chính phủ công bố cho năm 2025</w:t>
+            </w:r>
+          </w:p>
+        </w:tc>
+        <w:tc>
+          <w:tcPr>
+            <w:tcW w:w="2766" w:type="dxa"/>
             <w:tcBorders>
               <w:top w:val="single" w:sz="4" w:space="0" w:color="D1D5DB"/>
               <w:start w:val="single" w:sz="4" w:space="0" w:color="D1D5DB"/>
@@ -1372,7 +1317,7 @@
           <w:p>
             <w:pPr>
               <w:pStyle w:val="Normal"/>
-              <w:spacing w:lineRule="auto" w:line="252" w:before="0" w:after="0"/>
+              <w:spacing w:lineRule="exact" w:line="252" w:before="0" w:after="0"/>
               <w:jc w:val="start"/>
               <w:rPr/>
             </w:pPr>
@@ -1387,28 +1332,30 @@
                 <w:sz w:val="18"/>
                 <w:szCs w:val="18"/>
               </w:rPr>
-              <w:t>Top 10 thế giới</w:t>
+              <w:t>Số liệu được dùng nhất quán trong bộ tài liệu [24]</w:t>
             </w:r>
           </w:p>
         </w:tc>
       </w:tr>
       <w:tr>
-        <w:trPr/>
-        <w:tc>
-          <w:tcPr>
-            <w:tcW w:w="2396" w:type="dxa"/>
-            <w:tcBorders>
-              <w:top w:val="single" w:sz="4" w:space="0" w:color="D1D5DB"/>
-              <w:start w:val="single" w:sz="4" w:space="0" w:color="D1D5DB"/>
-              <w:bottom w:val="single" w:sz="4" w:space="0" w:color="D1D5DB"/>
-              <w:end w:val="single" w:sz="4" w:space="0" w:color="D1D5DB"/>
-            </w:tcBorders>
-            <w:vAlign w:val="center"/>
-          </w:tcPr>
-          <w:p>
-            <w:pPr>
-              <w:pStyle w:val="Normal"/>
-              <w:spacing w:lineRule="auto" w:line="252" w:before="0" w:after="0"/>
+        <w:trPr>
+          <w:cantSplit w:val="true"/>
+        </w:trPr>
+        <w:tc>
+          <w:tcPr>
+            <w:tcW w:w="1943" w:type="dxa"/>
+            <w:tcBorders>
+              <w:top w:val="single" w:sz="4" w:space="0" w:color="D1D5DB"/>
+              <w:start w:val="single" w:sz="4" w:space="0" w:color="D1D5DB"/>
+              <w:bottom w:val="single" w:sz="4" w:space="0" w:color="D1D5DB"/>
+              <w:end w:val="single" w:sz="4" w:space="0" w:color="D1D5DB"/>
+            </w:tcBorders>
+            <w:vAlign w:val="center"/>
+          </w:tcPr>
+          <w:p>
+            <w:pPr>
+              <w:pStyle w:val="Normal"/>
+              <w:spacing w:lineRule="exact" w:line="252" w:before="0" w:after="0"/>
               <w:jc w:val="start"/>
               <w:rPr/>
             </w:pPr>
@@ -1423,25 +1370,25 @@
                 <w:sz w:val="18"/>
                 <w:szCs w:val="18"/>
               </w:rPr>
-              <w:t>Gỗ &amp; sản phẩm gỗ</w:t>
-            </w:r>
-          </w:p>
-        </w:tc>
-        <w:tc>
-          <w:tcPr>
-            <w:tcW w:w="2250" w:type="dxa"/>
-            <w:tcBorders>
-              <w:top w:val="single" w:sz="4" w:space="0" w:color="D1D5DB"/>
-              <w:start w:val="single" w:sz="4" w:space="0" w:color="D1D5DB"/>
-              <w:bottom w:val="single" w:sz="4" w:space="0" w:color="D1D5DB"/>
-              <w:end w:val="single" w:sz="4" w:space="0" w:color="D1D5DB"/>
-            </w:tcBorders>
-            <w:vAlign w:val="center"/>
-          </w:tcPr>
-          <w:p>
-            <w:pPr>
-              <w:pStyle w:val="Normal"/>
-              <w:spacing w:lineRule="auto" w:line="252" w:before="0" w:after="0"/>
+              <w:t>Lúa gạo</w:t>
+            </w:r>
+          </w:p>
+        </w:tc>
+        <w:tc>
+          <w:tcPr>
+            <w:tcW w:w="2359" w:type="dxa"/>
+            <w:tcBorders>
+              <w:top w:val="single" w:sz="4" w:space="0" w:color="D1D5DB"/>
+              <w:start w:val="single" w:sz="4" w:space="0" w:color="D1D5DB"/>
+              <w:bottom w:val="single" w:sz="4" w:space="0" w:color="D1D5DB"/>
+              <w:end w:val="single" w:sz="4" w:space="0" w:color="D1D5DB"/>
+            </w:tcBorders>
+            <w:vAlign w:val="center"/>
+          </w:tcPr>
+          <w:p>
+            <w:pPr>
+              <w:pStyle w:val="Normal"/>
+              <w:spacing w:lineRule="exact" w:line="252" w:before="0" w:after="0"/>
               <w:jc w:val="start"/>
               <w:rPr/>
             </w:pPr>
@@ -1456,25 +1403,25 @@
                 <w:sz w:val="18"/>
                 <w:szCs w:val="18"/>
               </w:rPr>
-              <w:t>17,32 tỷ USD</w:t>
-            </w:r>
-          </w:p>
-        </w:tc>
-        <w:tc>
-          <w:tcPr>
-            <w:tcW w:w="2279" w:type="dxa"/>
-            <w:tcBorders>
-              <w:top w:val="single" w:sz="4" w:space="0" w:color="D1D5DB"/>
-              <w:start w:val="single" w:sz="4" w:space="0" w:color="D1D5DB"/>
-              <w:bottom w:val="single" w:sz="4" w:space="0" w:color="D1D5DB"/>
-              <w:end w:val="single" w:sz="4" w:space="0" w:color="D1D5DB"/>
-            </w:tcBorders>
-            <w:vAlign w:val="center"/>
-          </w:tcPr>
-          <w:p>
-            <w:pPr>
-              <w:pStyle w:val="Normal"/>
-              <w:spacing w:lineRule="auto" w:line="252" w:before="0" w:after="0"/>
+              <w:t>Chưa chốt trong corpus này</w:t>
+            </w:r>
+          </w:p>
+        </w:tc>
+        <w:tc>
+          <w:tcPr>
+            <w:tcW w:w="2569" w:type="dxa"/>
+            <w:tcBorders>
+              <w:top w:val="single" w:sz="4" w:space="0" w:color="D1D5DB"/>
+              <w:start w:val="single" w:sz="4" w:space="0" w:color="D1D5DB"/>
+              <w:bottom w:val="single" w:sz="4" w:space="0" w:color="D1D5DB"/>
+              <w:end w:val="single" w:sz="4" w:space="0" w:color="D1D5DB"/>
+            </w:tcBorders>
+            <w:vAlign w:val="center"/>
+          </w:tcPr>
+          <w:p>
+            <w:pPr>
+              <w:pStyle w:val="Normal"/>
+              <w:spacing w:lineRule="exact" w:line="252" w:before="0" w:after="0"/>
               <w:jc w:val="start"/>
               <w:rPr/>
             </w:pPr>
@@ -1489,25 +1436,25 @@
                 <w:sz w:val="18"/>
                 <w:szCs w:val="18"/>
               </w:rPr>
-              <w:t>+6,6%</w:t>
-            </w:r>
-          </w:p>
-        </w:tc>
-        <w:tc>
-          <w:tcPr>
-            <w:tcW w:w="2712" w:type="dxa"/>
-            <w:tcBorders>
-              <w:top w:val="single" w:sz="4" w:space="0" w:color="D1D5DB"/>
-              <w:start w:val="single" w:sz="4" w:space="0" w:color="D1D5DB"/>
-              <w:bottom w:val="single" w:sz="4" w:space="0" w:color="D1D5DB"/>
-              <w:end w:val="single" w:sz="4" w:space="0" w:color="D1D5DB"/>
-            </w:tcBorders>
-            <w:vAlign w:val="center"/>
-          </w:tcPr>
-          <w:p>
-            <w:pPr>
-              <w:pStyle w:val="Normal"/>
-              <w:spacing w:lineRule="auto" w:line="252" w:before="0" w:after="0"/>
+              <w:t>Giữ trong phạm vi sản phẩm</w:t>
+            </w:r>
+          </w:p>
+        </w:tc>
+        <w:tc>
+          <w:tcPr>
+            <w:tcW w:w="2766" w:type="dxa"/>
+            <w:tcBorders>
+              <w:top w:val="single" w:sz="4" w:space="0" w:color="D1D5DB"/>
+              <w:start w:val="single" w:sz="4" w:space="0" w:color="D1D5DB"/>
+              <w:bottom w:val="single" w:sz="4" w:space="0" w:color="D1D5DB"/>
+              <w:end w:val="single" w:sz="4" w:space="0" w:color="D1D5DB"/>
+            </w:tcBorders>
+            <w:vAlign w:val="center"/>
+          </w:tcPr>
+          <w:p>
+            <w:pPr>
+              <w:pStyle w:val="Normal"/>
+              <w:spacing w:lineRule="exact" w:line="252" w:before="0" w:after="0"/>
               <w:jc w:val="start"/>
               <w:rPr/>
             </w:pPr>
@@ -1522,16 +1469,18 @@
                 <w:sz w:val="18"/>
                 <w:szCs w:val="18"/>
               </w:rPr>
-              <w:t>Xuất khẩu đồ gỗ số 2 thế giới</w:t>
+              <w:t>Cần nguồn thống kê riêng trước khi nêu số liệu</w:t>
             </w:r>
           </w:p>
         </w:tc>
       </w:tr>
       <w:tr>
-        <w:trPr/>
-        <w:tc>
-          <w:tcPr>
-            <w:tcW w:w="2396" w:type="dxa"/>
+        <w:trPr>
+          <w:cantSplit w:val="true"/>
+        </w:trPr>
+        <w:tc>
+          <w:tcPr>
+            <w:tcW w:w="1943" w:type="dxa"/>
             <w:tcBorders>
               <w:top w:val="single" w:sz="4" w:space="0" w:color="D1D5DB"/>
               <w:start w:val="single" w:sz="4" w:space="0" w:color="D1D5DB"/>
@@ -1544,7 +1493,7 @@
           <w:p>
             <w:pPr>
               <w:pStyle w:val="Normal"/>
-              <w:spacing w:lineRule="auto" w:line="252" w:before="0" w:after="0"/>
+              <w:spacing w:lineRule="exact" w:line="252" w:before="0" w:after="0"/>
               <w:jc w:val="start"/>
               <w:rPr/>
             </w:pPr>
@@ -1559,13 +1508,13 @@
                 <w:sz w:val="18"/>
                 <w:szCs w:val="18"/>
               </w:rPr>
-              <w:t>Cao su (toàn ngành)</w:t>
-            </w:r>
-          </w:p>
-        </w:tc>
-        <w:tc>
-          <w:tcPr>
-            <w:tcW w:w="2250" w:type="dxa"/>
+              <w:t>Cao su</w:t>
+            </w:r>
+          </w:p>
+        </w:tc>
+        <w:tc>
+          <w:tcPr>
+            <w:tcW w:w="2359" w:type="dxa"/>
             <w:tcBorders>
               <w:top w:val="single" w:sz="4" w:space="0" w:color="D1D5DB"/>
               <w:start w:val="single" w:sz="4" w:space="0" w:color="D1D5DB"/>
@@ -1578,7 +1527,7 @@
           <w:p>
             <w:pPr>
               <w:pStyle w:val="Normal"/>
-              <w:spacing w:lineRule="auto" w:line="252" w:before="0" w:after="0"/>
+              <w:spacing w:lineRule="exact" w:line="252" w:before="0" w:after="0"/>
               <w:jc w:val="start"/>
               <w:rPr/>
             </w:pPr>
@@ -1593,13 +1542,13 @@
                 <w:sz w:val="18"/>
                 <w:szCs w:val="18"/>
               </w:rPr>
-              <w:t>~11 tỷ USD</w:t>
-            </w:r>
-          </w:p>
-        </w:tc>
-        <w:tc>
-          <w:tcPr>
-            <w:tcW w:w="2279" w:type="dxa"/>
+              <w:t>Chưa chốt trong corpus này</w:t>
+            </w:r>
+          </w:p>
+        </w:tc>
+        <w:tc>
+          <w:tcPr>
+            <w:tcW w:w="2569" w:type="dxa"/>
             <w:tcBorders>
               <w:top w:val="single" w:sz="4" w:space="0" w:color="D1D5DB"/>
               <w:start w:val="single" w:sz="4" w:space="0" w:color="D1D5DB"/>
@@ -1612,7 +1561,7 @@
           <w:p>
             <w:pPr>
               <w:pStyle w:val="Normal"/>
-              <w:spacing w:lineRule="auto" w:line="252" w:before="0" w:after="0"/>
+              <w:spacing w:lineRule="exact" w:line="252" w:before="0" w:after="0"/>
               <w:jc w:val="start"/>
               <w:rPr/>
             </w:pPr>
@@ -1627,13 +1576,13 @@
                 <w:sz w:val="18"/>
                 <w:szCs w:val="18"/>
               </w:rPr>
-              <w:t>+~10%</w:t>
-            </w:r>
-          </w:p>
-        </w:tc>
-        <w:tc>
-          <w:tcPr>
-            <w:tcW w:w="2712" w:type="dxa"/>
+              <w:t>Thuộc nhóm hàng EUDR</w:t>
+            </w:r>
+          </w:p>
+        </w:tc>
+        <w:tc>
+          <w:tcPr>
+            <w:tcW w:w="2766" w:type="dxa"/>
             <w:tcBorders>
               <w:top w:val="single" w:sz="4" w:space="0" w:color="D1D5DB"/>
               <w:start w:val="single" w:sz="4" w:space="0" w:color="D1D5DB"/>
@@ -1646,7 +1595,7 @@
           <w:p>
             <w:pPr>
               <w:pStyle w:val="Normal"/>
-              <w:spacing w:lineRule="auto" w:line="252" w:before="0" w:after="0"/>
+              <w:spacing w:lineRule="exact" w:line="252" w:before="0" w:after="0"/>
               <w:jc w:val="start"/>
               <w:rPr/>
             </w:pPr>
@@ -1661,142 +1610,7 @@
                 <w:sz w:val="18"/>
                 <w:szCs w:val="18"/>
               </w:rPr>
-              <w:t>Cao su tự nhiên top 3 thế giới</w:t>
-            </w:r>
-          </w:p>
-        </w:tc>
-      </w:tr>
-      <w:tr>
-        <w:trPr/>
-        <w:tc>
-          <w:tcPr>
-            <w:tcW w:w="2396" w:type="dxa"/>
-            <w:tcBorders>
-              <w:top w:val="single" w:sz="4" w:space="0" w:color="D1D5DB"/>
-              <w:start w:val="single" w:sz="4" w:space="0" w:color="D1D5DB"/>
-              <w:bottom w:val="single" w:sz="4" w:space="0" w:color="D1D5DB"/>
-              <w:end w:val="single" w:sz="4" w:space="0" w:color="D1D5DB"/>
-            </w:tcBorders>
-            <w:vAlign w:val="center"/>
-          </w:tcPr>
-          <w:p>
-            <w:pPr>
-              <w:pStyle w:val="Normal"/>
-              <w:spacing w:lineRule="auto" w:line="252" w:before="0" w:after="0"/>
-              <w:jc w:val="start"/>
-              <w:rPr/>
-            </w:pPr>
-            <w:r>
-              <w:rPr>
-                <w:rFonts w:eastAsia="Calibri" w:cs="Calibri"/>
-                <w:b w:val="false"/>
-                <w:bCs w:val="false"/>
-                <w:i w:val="false"/>
-                <w:iCs w:val="false"/>
-                <w:color w:val="111827"/>
-                <w:sz w:val="18"/>
-                <w:szCs w:val="18"/>
-              </w:rPr>
-              <w:t>Điều nhân</w:t>
-            </w:r>
-          </w:p>
-        </w:tc>
-        <w:tc>
-          <w:tcPr>
-            <w:tcW w:w="2250" w:type="dxa"/>
-            <w:tcBorders>
-              <w:top w:val="single" w:sz="4" w:space="0" w:color="D1D5DB"/>
-              <w:start w:val="single" w:sz="4" w:space="0" w:color="D1D5DB"/>
-              <w:bottom w:val="single" w:sz="4" w:space="0" w:color="D1D5DB"/>
-              <w:end w:val="single" w:sz="4" w:space="0" w:color="D1D5DB"/>
-            </w:tcBorders>
-            <w:vAlign w:val="center"/>
-          </w:tcPr>
-          <w:p>
-            <w:pPr>
-              <w:pStyle w:val="Normal"/>
-              <w:spacing w:lineRule="auto" w:line="252" w:before="0" w:after="0"/>
-              <w:jc w:val="start"/>
-              <w:rPr/>
-            </w:pPr>
-            <w:r>
-              <w:rPr>
-                <w:rFonts w:eastAsia="Calibri" w:cs="Calibri"/>
-                <w:b w:val="false"/>
-                <w:bCs w:val="false"/>
-                <w:i w:val="false"/>
-                <w:iCs w:val="false"/>
-                <w:color w:val="111827"/>
-                <w:sz w:val="18"/>
-                <w:szCs w:val="18"/>
-              </w:rPr>
-              <w:t>5,23 tỷ USD</w:t>
-            </w:r>
-          </w:p>
-        </w:tc>
-        <w:tc>
-          <w:tcPr>
-            <w:tcW w:w="2279" w:type="dxa"/>
-            <w:tcBorders>
-              <w:top w:val="single" w:sz="4" w:space="0" w:color="D1D5DB"/>
-              <w:start w:val="single" w:sz="4" w:space="0" w:color="D1D5DB"/>
-              <w:bottom w:val="single" w:sz="4" w:space="0" w:color="D1D5DB"/>
-              <w:end w:val="single" w:sz="4" w:space="0" w:color="D1D5DB"/>
-            </w:tcBorders>
-            <w:vAlign w:val="center"/>
-          </w:tcPr>
-          <w:p>
-            <w:pPr>
-              <w:pStyle w:val="Normal"/>
-              <w:spacing w:lineRule="auto" w:line="252" w:before="0" w:after="0"/>
-              <w:jc w:val="start"/>
-              <w:rPr/>
-            </w:pPr>
-            <w:r>
-              <w:rPr>
-                <w:rFonts w:eastAsia="Calibri" w:cs="Calibri"/>
-                <w:b w:val="false"/>
-                <w:bCs w:val="false"/>
-                <w:i w:val="false"/>
-                <w:iCs w:val="false"/>
-                <w:color w:val="111827"/>
-                <w:sz w:val="18"/>
-                <w:szCs w:val="18"/>
-              </w:rPr>
-              <w:t>+20,4%</w:t>
-            </w:r>
-          </w:p>
-        </w:tc>
-        <w:tc>
-          <w:tcPr>
-            <w:tcW w:w="2712" w:type="dxa"/>
-            <w:tcBorders>
-              <w:top w:val="single" w:sz="4" w:space="0" w:color="D1D5DB"/>
-              <w:start w:val="single" w:sz="4" w:space="0" w:color="D1D5DB"/>
-              <w:bottom w:val="single" w:sz="4" w:space="0" w:color="D1D5DB"/>
-              <w:end w:val="single" w:sz="4" w:space="0" w:color="D1D5DB"/>
-            </w:tcBorders>
-            <w:vAlign w:val="center"/>
-          </w:tcPr>
-          <w:p>
-            <w:pPr>
-              <w:pStyle w:val="Normal"/>
-              <w:spacing w:lineRule="auto" w:line="252" w:before="0" w:after="0"/>
-              <w:jc w:val="start"/>
-              <w:rPr/>
-            </w:pPr>
-            <w:r>
-              <w:rPr>
-                <w:rFonts w:eastAsia="Calibri" w:cs="Calibri"/>
-                <w:b w:val="false"/>
-                <w:bCs w:val="false"/>
-                <w:i w:val="false"/>
-                <w:iCs w:val="false"/>
-                <w:color w:val="111827"/>
-                <w:sz w:val="18"/>
-                <w:szCs w:val="18"/>
-              </w:rPr>
-              <w:t>Số 1 thế giới — 18 năm liên tiếp</w:t>
+              <w:t>Cần nguồn thống kê riêng trước khi nêu số liệu [30]</w:t>
             </w:r>
           </w:p>
         </w:tc>
@@ -1805,25 +1619,7 @@
     <w:p>
       <w:pPr>
         <w:pStyle w:val="Normal"/>
-        <w:spacing w:lineRule="auto" w:line="240" w:before="0" w:after="140"/>
-        <w:rPr/>
-      </w:pPr>
-      <w:r>
-        <w:rPr>
-          <w:rFonts w:eastAsia="Calibri" w:cs="Calibri"/>
-          <w:i/>
-          <w:iCs/>
-          <w:color w:val="6B7280"/>
-          <w:sz w:val="17"/>
-          <w:szCs w:val="17"/>
-        </w:rPr>
-        <w:t>Nguồn: Bộ Nông nghiệp và Môi trường — Họp báo tổng kết 2025 (6/1/2026); VietnamPlus — Agriculture sector on path to $74B (23/2/2026).</w:t>
-      </w:r>
-    </w:p>
-    <w:p>
-      <w:pPr>
-        <w:pStyle w:val="Normal"/>
-        <w:spacing w:lineRule="auto" w:line="276" w:before="0" w:after="120"/>
+        <w:spacing w:lineRule="exact" w:line="276" w:before="0" w:after="120"/>
         <w:jc w:val="both"/>
         <w:rPr/>
       </w:pPr>
@@ -1873,7 +1669,7 @@
         <w:spacing w:before="240" w:after="80"/>
         <w:rPr/>
       </w:pPr>
-      <w:bookmarkStart w:id="2" w:name="__RefHeading___Toc750_AgriContract"/>
+      <w:bookmarkStart w:id="2" w:name="__RefHeading___Toc722_AgriContract"/>
       <w:bookmarkEnd w:id="2"/>
       <w:r>
         <w:rPr>
@@ -1884,13 +1680,13 @@
           <w:sz w:val="25"/>
           <w:szCs w:val="25"/>
         </w:rPr>
-        <w:t>1.1 Cà phê — Siêu chu kỳ giá và hệ quả chuỗi cung ứng</w:t>
+        <w:t>1.1 Cà phê — Biến động giá mạnh và hệ quả chuỗi cung ứng</w:t>
       </w:r>
     </w:p>
     <w:p>
       <w:pPr>
         <w:pStyle w:val="Normal"/>
-        <w:spacing w:lineRule="auto" w:line="276" w:before="0" w:after="120"/>
+        <w:spacing w:lineRule="exact" w:line="276" w:before="0" w:after="120"/>
         <w:jc w:val="both"/>
         <w:rPr/>
       </w:pPr>
@@ -1905,137 +1701,13 @@
           <w:sz w:val="21"/>
           <w:szCs w:val="21"/>
         </w:rPr>
-        <w:t>Trong niên vụ 2024, giá cà phê Robusta tại Tây Nguyên leo từ 60 triệu đồng/tấn lên 135 triệu đồng/tấn. Biên độ tăng 125% trong chưa đầy một năm tạo ra áp lực phá vỡ hợp đồng có hệ thống trên toàn chuỗi thu mua — không phải ngoại lệ, mà là phản ứng hợp lý về mặt kinh tế khi không có cơ chế ràng buộc.</w:t>
+        <w:t>Trong năm 2024, các nguồn báo chí và báo cáo ngành ghi nhận giá cà phê Việt Nam tăng mạnh, nông dân có xu hướng giữ hàng và một số hợp đồng liên kết bị đứt gãy. Đây là bằng chứng về một episode và cơ chế incentive trong bối cảnh giá tăng, không phải thống kê cho phép gọi vi phạm là “có hệ thống” trên toàn ngành. [35], [36], [39]</w:t>
       </w:r>
     </w:p>
     <w:p>
       <w:pPr>
         <w:pStyle w:val="Normal"/>
-        <w:pBdr>
-          <w:left w:val="single" w:sz="18" w:space="12" w:color="9CA3AF"/>
-        </w:pBdr>
-        <w:spacing w:lineRule="auto" w:line="276" w:before="120" w:after="40"/>
-        <w:ind w:start="360"/>
-        <w:rPr/>
-      </w:pPr>
-      <w:r>
-        <w:rPr>
-          <w:rFonts w:eastAsia="Calibri" w:cs="Calibri"/>
-          <w:i/>
-          <w:iCs/>
-          <w:color w:val="374151"/>
-          <w:sz w:val="21"/>
-          <w:szCs w:val="21"/>
-        </w:rPr>
-        <w:t>“</w:t>
-      </w:r>
-      <w:r>
-        <w:rPr>
-          <w:rFonts w:eastAsia="Calibri" w:cs="Calibri"/>
-          <w:i/>
-          <w:iCs/>
-          <w:color w:val="374151"/>
-          <w:sz w:val="21"/>
-          <w:szCs w:val="21"/>
-        </w:rPr>
-        <w:t>Một tỷ lệ lớn các nhà cung cấp không giao hàng, nên các nhà xuất khẩu đang vật lộn.”</w:t>
-      </w:r>
-    </w:p>
-    <w:p>
-      <w:pPr>
-        <w:pStyle w:val="Normal"/>
-        <w:pBdr>
-          <w:left w:val="single" w:sz="18" w:space="12" w:color="9CA3AF"/>
-        </w:pBdr>
-        <w:spacing w:lineRule="auto" w:line="240" w:before="0" w:after="140"/>
-        <w:ind w:start="360"/>
-        <w:rPr/>
-      </w:pPr>
-      <w:r>
-        <w:rPr>
-          <w:rFonts w:eastAsia="Calibri" w:cs="Calibri"/>
-          <w:color w:val="6B7280"/>
-          <w:sz w:val="19"/>
-          <w:szCs w:val="19"/>
-        </w:rPr>
-        <w:t xml:space="preserve">— </w:t>
-      </w:r>
-      <w:r>
-        <w:rPr>
-          <w:rFonts w:eastAsia="Calibri" w:cs="Calibri"/>
-          <w:color w:val="6B7280"/>
-          <w:sz w:val="19"/>
-          <w:szCs w:val="19"/>
-        </w:rPr>
-        <w:t>Ông Phan Minh Thông, Chủ tịch Phúc Sinh Group</w:t>
-      </w:r>
-    </w:p>
-    <w:p>
-      <w:pPr>
-        <w:pStyle w:val="Normal"/>
-        <w:pBdr>
-          <w:left w:val="single" w:sz="18" w:space="12" w:color="9CA3AF"/>
-        </w:pBdr>
-        <w:spacing w:lineRule="auto" w:line="276" w:before="120" w:after="40"/>
-        <w:ind w:start="360"/>
-        <w:rPr/>
-      </w:pPr>
-      <w:r>
-        <w:rPr>
-          <w:rFonts w:eastAsia="Calibri" w:cs="Calibri"/>
-          <w:i/>
-          <w:iCs/>
-          <w:color w:val="374151"/>
-          <w:sz w:val="21"/>
-          <w:szCs w:val="21"/>
-        </w:rPr>
-        <w:t>“</w:t>
-      </w:r>
-      <w:r>
-        <w:rPr>
-          <w:rFonts w:eastAsia="Calibri" w:cs="Calibri"/>
-          <w:i/>
-          <w:iCs/>
-          <w:color w:val="374151"/>
-          <w:sz w:val="21"/>
-          <w:szCs w:val="21"/>
-        </w:rPr>
-        <w:t>Chúng tôi phải giảm kế hoạch từ 125.000 tấn xuống 105.000 tấn để kiểm soát rủi ro vốn. Với giá tăng như vậy, 100 triệu đồng trước kia mua được 2 tấn thì nay chỉ còn 1 tấn.”</w:t>
-      </w:r>
-    </w:p>
-    <w:p>
-      <w:pPr>
-        <w:pStyle w:val="Normal"/>
-        <w:pBdr>
-          <w:left w:val="single" w:sz="18" w:space="12" w:color="9CA3AF"/>
-        </w:pBdr>
-        <w:spacing w:lineRule="auto" w:line="240" w:before="0" w:after="140"/>
-        <w:ind w:start="360"/>
-        <w:rPr/>
-      </w:pPr>
-      <w:r>
-        <w:rPr>
-          <w:rFonts w:eastAsia="Calibri" w:cs="Calibri"/>
-          <w:color w:val="6B7280"/>
-          <w:sz w:val="19"/>
-          <w:szCs w:val="19"/>
-        </w:rPr>
-        <w:t xml:space="preserve">— </w:t>
-      </w:r>
-      <w:r>
-        <w:rPr>
-          <w:rFonts w:eastAsia="Calibri" w:cs="Calibri"/>
-          <w:color w:val="6B7280"/>
-          <w:sz w:val="19"/>
-          <w:szCs w:val="19"/>
-        </w:rPr>
-        <w:t>Ông Lê Đức Huy, Tổng Giám đốc Công ty XNK 2/9 Đắk Lắk</w:t>
-      </w:r>
-    </w:p>
-    <w:p>
-      <w:pPr>
-        <w:pStyle w:val="Normal"/>
-        <w:spacing w:lineRule="auto" w:line="276" w:before="0" w:after="120"/>
+        <w:spacing w:lineRule="exact" w:line="276" w:before="0" w:after="120"/>
         <w:jc w:val="both"/>
         <w:rPr/>
       </w:pPr>
@@ -2050,25 +1722,7 @@
           <w:sz w:val="21"/>
           <w:szCs w:val="21"/>
         </w:rPr>
-        <w:t>Kim ngạch xuất khẩu cà phê năm 2025 đạt 8,57 tỷ USD (+54,4%), với sản lượng 1,5 triệu tấn. Thị trường EU chiếm khoảng 40% tổng kim ngạch — đây là thị trường xuất khẩu chịu ảnh hưởng trực tiếp từ EUDR.</w:t>
-      </w:r>
-    </w:p>
-    <w:p>
-      <w:pPr>
-        <w:pStyle w:val="Normal"/>
-        <w:spacing w:lineRule="auto" w:line="240" w:before="0" w:after="140"/>
-        <w:rPr/>
-      </w:pPr>
-      <w:r>
-        <w:rPr>
-          <w:rFonts w:eastAsia="Calibri" w:cs="Calibri"/>
-          <w:i/>
-          <w:iCs/>
-          <w:color w:val="6B7280"/>
-          <w:sz w:val="17"/>
-          <w:szCs w:val="17"/>
-        </w:rPr>
-        <w:t>Nguồn: VTV.vn — Giá thu mua tăng cao, cơ hội và thách thức của ngành cà phê Việt Nam (17/4/2024); VICOFA — Báo cáo tổng kết niên vụ cà phê 2024–2025 (10/2025).</w:t>
+        <w:t>Kim ngạch xuất khẩu cà phê năm 2025 được Chính phủ báo cáo ở mức 8,57 tỷ USD với sản lượng 1,5 triệu tấn. EUDR áp dụng cho cà phê, nhưng tỷ trọng EU cụ thể phải được kiểm tra theo từng năm và nguồn trước khi sử dụng. [24], [30]</w:t>
       </w:r>
     </w:p>
     <w:p>
@@ -2077,7 +1731,7 @@
         <w:spacing w:before="240" w:after="80"/>
         <w:rPr/>
       </w:pPr>
-      <w:bookmarkStart w:id="3" w:name="__RefHeading___Toc752_AgriContract"/>
+      <w:bookmarkStart w:id="3" w:name="__RefHeading___Toc724_AgriContract"/>
       <w:bookmarkEnd w:id="3"/>
       <w:r>
         <w:rPr>
@@ -2094,7 +1748,7 @@
     <w:p>
       <w:pPr>
         <w:pStyle w:val="Normal"/>
-        <w:spacing w:lineRule="auto" w:line="276" w:before="0" w:after="120"/>
+        <w:spacing w:lineRule="exact" w:line="276" w:before="0" w:after="120"/>
         <w:jc w:val="both"/>
         <w:rPr/>
       </w:pPr>
@@ -2109,13 +1763,13 @@
           <w:sz w:val="21"/>
           <w:szCs w:val="21"/>
         </w:rPr>
-        <w:t>Lúa gạo không thuộc phạm vi điều chỉnh của EUDR, nhưng là ngành hàng chịu bất đối xứng quyền lực rõ nét nhất trong chuỗi thu mua. Tại Đồng bằng sông Cửu Long, khoảng 90% sản lượng lúa vẫn tiêu thụ qua kênh thương lái; doanh nghiệp thu mua trực tiếp từ nông dân chỉ chiếm khoảng 10%. Đặc thù thứ hai của lúa gạo là sự đa dạng giống trong cùng một thời điểm và địa bàn: nhiều giống (OM 18, ST25, IR 50404…) cùng tồn tại tại một tỉnh với mặt bằng giá khác hẳn nhau — khiến việc tham chiếu giá và xác định đúng mặt hàng trở thành yêu cầu bắt buộc chứ không phải chi tiết phụ.</w:t>
+        <w:t>Lúa gạo không thuộc phạm vi EUDR. Trong một nghiên cứu trên 280 hộ trồng gạo đặc sản ở Đồng bằng sông Hồng, collectors/wholesalers là kênh tiêu thụ phổ biến; 86,6% và 83,8% hộ lần lượt nêu láng giềng và thương lái là nguồn thông tin thường dùng. Kết quả này hỗ trợ cơ chế bất đối xứng thông tin trong một bối cảnh cụ thể, không đủ để suy ra tỷ lệ kênh thu mua 90/10 cho toàn quốc. [13]</w:t>
       </w:r>
     </w:p>
     <w:p>
       <w:pPr>
         <w:pStyle w:val="Normal"/>
-        <w:spacing w:lineRule="auto" w:line="276" w:before="0" w:after="120"/>
+        <w:spacing w:lineRule="exact" w:line="276" w:before="0" w:after="120"/>
         <w:jc w:val="both"/>
         <w:rPr/>
       </w:pPr>
@@ -2135,29 +1789,11 @@
     </w:p>
     <w:p>
       <w:pPr>
-        <w:pStyle w:val="Normal"/>
-        <w:spacing w:lineRule="auto" w:line="240" w:before="0" w:after="140"/>
-        <w:rPr/>
-      </w:pPr>
-      <w:r>
-        <w:rPr>
-          <w:rFonts w:eastAsia="Calibri" w:cs="Calibri"/>
-          <w:i/>
-          <w:iCs/>
-          <w:color w:val="6B7280"/>
-          <w:sz w:val="17"/>
-          <w:szCs w:val="17"/>
-        </w:rPr>
-        <w:t>Nguồn: Tạp chí Kinh tế Sài Gòn (20/6/2025).</w:t>
-      </w:r>
-    </w:p>
-    <w:p>
-      <w:pPr>
         <w:pStyle w:val="Heading2"/>
         <w:spacing w:before="240" w:after="80"/>
         <w:rPr/>
       </w:pPr>
-      <w:bookmarkStart w:id="4" w:name="__RefHeading___Toc754_AgriContract"/>
+      <w:bookmarkStart w:id="4" w:name="__RefHeading___Toc726_AgriContract"/>
       <w:bookmarkEnd w:id="4"/>
       <w:r>
         <w:rPr>
@@ -2174,7 +1810,7 @@
     <w:p>
       <w:pPr>
         <w:pStyle w:val="Normal"/>
-        <w:spacing w:lineRule="auto" w:line="276" w:before="0" w:after="120"/>
+        <w:spacing w:lineRule="exact" w:line="276" w:before="0" w:after="120"/>
         <w:jc w:val="both"/>
         <w:rPr/>
       </w:pPr>
@@ -2189,25 +1825,7 @@
           <w:sz w:val="21"/>
           <w:szCs w:val="21"/>
         </w:rPr>
-        <w:t>Năm 2024, Việt Nam xuất khẩu xấp xỉ 2 triệu tấn cao su tự nhiên, đạt 3,42 tỷ USD (+18% về giá trị dù giảm 6% về sản lượng). Tính toàn ngành — bao gồm sản phẩm chế biến và gỗ cao su — đạt 10,2 tỷ USD. Hiệp hội Cao su Việt Nam (VRA) dự báo năm 2025 đạt 11–11,6 tỷ USD nhờ giá hồi phục và nhu cầu tăng từ Trung Quốc và Ấn Độ. Cao su thuộc phạm vi điều chỉnh của EUDR.</w:t>
-      </w:r>
-    </w:p>
-    <w:p>
-      <w:pPr>
-        <w:pStyle w:val="Normal"/>
-        <w:spacing w:lineRule="auto" w:line="240" w:before="0" w:after="140"/>
-        <w:rPr/>
-      </w:pPr>
-      <w:r>
-        <w:rPr>
-          <w:rFonts w:eastAsia="Calibri" w:cs="Calibri"/>
-          <w:i/>
-          <w:iCs/>
-          <w:color w:val="6B7280"/>
-          <w:sz w:val="17"/>
-          <w:szCs w:val="17"/>
-        </w:rPr>
-        <w:t>Nguồn: VRA — Vietnam Rubber Industry International Conference 2025 (12/2025).</w:t>
+        <w:t>Cao su thuộc nhóm hàng liên quan của EUDR. Corpus bằng chứng hiện tại chưa chốt lại các số liệu kim ngạch chi tiết đang có trong bản cũ; vì vậy luận điểm ở đây chỉ dùng phạm vi tuân thủ và nhu cầu dữ liệu geolocation, không dùng quy mô xuất khẩu chưa được kiểm chứng lại. [30]</w:t>
       </w:r>
     </w:p>
     <w:p>
@@ -2216,7 +1834,7 @@
         <w:spacing w:before="240" w:after="80"/>
         <w:rPr/>
       </w:pPr>
-      <w:bookmarkStart w:id="5" w:name="__RefHeading___Toc756_AgriContract"/>
+      <w:bookmarkStart w:id="5" w:name="__RefHeading___Toc728_AgriContract"/>
       <w:bookmarkEnd w:id="5"/>
       <w:r>
         <w:rPr>
@@ -2233,7 +1851,7 @@
     <w:p>
       <w:pPr>
         <w:pStyle w:val="Normal"/>
-        <w:spacing w:lineRule="auto" w:line="276" w:before="0" w:after="120"/>
+        <w:spacing w:lineRule="exact" w:line="276" w:before="0" w:after="120"/>
         <w:jc w:val="both"/>
         <w:rPr/>
       </w:pPr>
@@ -2248,25 +1866,7 @@
           <w:sz w:val="21"/>
           <w:szCs w:val="21"/>
         </w:rPr>
-        <w:t>Năm 2025, Việt Nam xuất khẩu 766.600 tấn điều nhân, đạt 5,23 tỷ USD (+20,4%), giữ vị trí số 1 thế giới 18 năm liên tiếp với thị phần hơn 80% tổng xuất khẩu điều nhân toàn cầu. Điểm yếu cấu trúc: 90% nguyên liệu thô phụ thuộc nhập khẩu từ châu Phi và Campuchia — rủi ro đứt gãy chuỗi cung ứng là thường trực, làm tăng giá trị của các cơ chế ràng buộc giao hàng đúng cam kết.</w:t>
-      </w:r>
-    </w:p>
-    <w:p>
-      <w:pPr>
-        <w:pStyle w:val="Normal"/>
-        <w:spacing w:lineRule="auto" w:line="240" w:before="0" w:after="140"/>
-        <w:rPr/>
-      </w:pPr>
-      <w:r>
-        <w:rPr>
-          <w:rFonts w:eastAsia="Calibri" w:cs="Calibri"/>
-          <w:i/>
-          <w:iCs/>
-          <w:color w:val="6B7280"/>
-          <w:sz w:val="17"/>
-          <w:szCs w:val="17"/>
-        </w:rPr>
-        <w:t>Nguồn: VINACAS &amp; Tổng cục Hải quan Việt Nam (1/2026).</w:t>
+        <w:t>Báo cáo Chính phủ ghi kim ngạch xuất khẩu điều năm 2025 ở mức 5,19 tỷ USD. Con số này hỗ trợ nhận định rằng đây là ngành hàng có quy mô giao dịch lớn; nó không tự chứng minh prevalence của vi phạm hợp đồng hoặc nhu cầu mua phần mềm. [24]</w:t>
       </w:r>
     </w:p>
     <w:p>
@@ -2275,7 +1875,7 @@
         <w:spacing w:before="240" w:after="80"/>
         <w:rPr/>
       </w:pPr>
-      <w:bookmarkStart w:id="6" w:name="__RefHeading___Toc758_AgriContract"/>
+      <w:bookmarkStart w:id="6" w:name="__RefHeading___Toc730_AgriContract"/>
       <w:bookmarkEnd w:id="6"/>
       <w:r>
         <w:rPr>
@@ -2292,7 +1892,7 @@
     <w:p>
       <w:pPr>
         <w:pStyle w:val="Normal"/>
-        <w:spacing w:lineRule="auto" w:line="276" w:before="0" w:after="120"/>
+        <w:spacing w:lineRule="exact" w:line="276" w:before="0" w:after="120"/>
         <w:jc w:val="both"/>
         <w:rPr/>
       </w:pPr>
@@ -2307,7 +1907,7 @@
           <w:sz w:val="21"/>
           <w:szCs w:val="21"/>
         </w:rPr>
-        <w:t>Kim ngạch xuất khẩu 70,09 tỷ USD chứng minh quy mô và mức độ quan trọng của chuỗi nông sản, nhưng không phải TAM của AgriContract. Quy mô thị trường phần mềm phải được dựng bottom-up từ số tổ chức có khả năng mua, số hợp đồng phù hợp hoặc GMV thực sự đi qua nền tảng.</w:t>
+        <w:t>Kim ngạch xuất khẩu 70,09 tỷ USD cho thấy quy mô và mức độ quan trọng của chuỗi nông sản, nhưng không phải TAM của AgriContract. Quy mô thị trường phần mềm phải được dựng bottom-up từ số tổ chức có khả năng mua, số hợp đồng phù hợp hoặc GMV thực sự đi qua nền tảng.</w:t>
       </w:r>
     </w:p>
     <w:tbl>
@@ -2332,6 +1932,7 @@
       <w:tr>
         <w:trPr>
           <w:tblHeader w:val="true"/>
+          <w:cantSplit w:val="true"/>
         </w:trPr>
         <w:tc>
           <w:tcPr>
@@ -2348,7 +1949,7 @@
           <w:p>
             <w:pPr>
               <w:pStyle w:val="Normal"/>
-              <w:spacing w:lineRule="auto" w:line="252" w:before="0" w:after="0"/>
+              <w:spacing w:lineRule="exact" w:line="252" w:before="0" w:after="0"/>
               <w:jc w:val="start"/>
               <w:rPr/>
             </w:pPr>
@@ -2382,7 +1983,7 @@
           <w:p>
             <w:pPr>
               <w:pStyle w:val="Normal"/>
-              <w:spacing w:lineRule="auto" w:line="252" w:before="0" w:after="0"/>
+              <w:spacing w:lineRule="exact" w:line="252" w:before="0" w:after="0"/>
               <w:jc w:val="start"/>
               <w:rPr/>
             </w:pPr>
@@ -2416,7 +2017,7 @@
           <w:p>
             <w:pPr>
               <w:pStyle w:val="Normal"/>
-              <w:spacing w:lineRule="auto" w:line="252" w:before="0" w:after="0"/>
+              <w:spacing w:lineRule="exact" w:line="252" w:before="0" w:after="0"/>
               <w:jc w:val="start"/>
               <w:rPr/>
             </w:pPr>
@@ -2450,7 +2051,7 @@
           <w:p>
             <w:pPr>
               <w:pStyle w:val="Normal"/>
-              <w:spacing w:lineRule="auto" w:line="252" w:before="0" w:after="0"/>
+              <w:spacing w:lineRule="exact" w:line="252" w:before="0" w:after="0"/>
               <w:jc w:val="start"/>
               <w:rPr/>
             </w:pPr>
@@ -2471,7 +2072,9 @@
         </w:tc>
       </w:tr>
       <w:tr>
-        <w:trPr/>
+        <w:trPr>
+          <w:cantSplit w:val="true"/>
+        </w:trPr>
         <w:tc>
           <w:tcPr>
             <w:tcW w:w="1682" w:type="dxa"/>
@@ -2486,7 +2089,7 @@
           <w:p>
             <w:pPr>
               <w:pStyle w:val="Normal"/>
-              <w:spacing w:lineRule="auto" w:line="252" w:before="0" w:after="0"/>
+              <w:spacing w:lineRule="exact" w:line="252" w:before="0" w:after="0"/>
               <w:jc w:val="start"/>
               <w:rPr/>
             </w:pPr>
@@ -2519,7 +2122,7 @@
           <w:p>
             <w:pPr>
               <w:pStyle w:val="Normal"/>
-              <w:spacing w:lineRule="auto" w:line="252" w:before="0" w:after="0"/>
+              <w:spacing w:lineRule="exact" w:line="252" w:before="0" w:after="0"/>
               <w:jc w:val="start"/>
               <w:rPr/>
             </w:pPr>
@@ -2552,7 +2155,7 @@
           <w:p>
             <w:pPr>
               <w:pStyle w:val="Normal"/>
-              <w:spacing w:lineRule="auto" w:line="252" w:before="0" w:after="0"/>
+              <w:spacing w:lineRule="exact" w:line="252" w:before="0" w:after="0"/>
               <w:jc w:val="start"/>
               <w:rPr/>
             </w:pPr>
@@ -2585,7 +2188,7 @@
           <w:p>
             <w:pPr>
               <w:pStyle w:val="Normal"/>
-              <w:spacing w:lineRule="auto" w:line="252" w:before="0" w:after="0"/>
+              <w:spacing w:lineRule="exact" w:line="252" w:before="0" w:after="0"/>
               <w:jc w:val="start"/>
               <w:rPr/>
             </w:pPr>
@@ -2606,7 +2209,9 @@
         </w:tc>
       </w:tr>
       <w:tr>
-        <w:trPr/>
+        <w:trPr>
+          <w:cantSplit w:val="true"/>
+        </w:trPr>
         <w:tc>
           <w:tcPr>
             <w:tcW w:w="1682" w:type="dxa"/>
@@ -2622,7 +2227,7 @@
           <w:p>
             <w:pPr>
               <w:pStyle w:val="Normal"/>
-              <w:spacing w:lineRule="auto" w:line="252" w:before="0" w:after="0"/>
+              <w:spacing w:lineRule="exact" w:line="252" w:before="0" w:after="0"/>
               <w:jc w:val="start"/>
               <w:rPr/>
             </w:pPr>
@@ -2656,7 +2261,7 @@
           <w:p>
             <w:pPr>
               <w:pStyle w:val="Normal"/>
-              <w:spacing w:lineRule="auto" w:line="252" w:before="0" w:after="0"/>
+              <w:spacing w:lineRule="exact" w:line="252" w:before="0" w:after="0"/>
               <w:jc w:val="start"/>
               <w:rPr/>
             </w:pPr>
@@ -2690,7 +2295,7 @@
           <w:p>
             <w:pPr>
               <w:pStyle w:val="Normal"/>
-              <w:spacing w:lineRule="auto" w:line="252" w:before="0" w:after="0"/>
+              <w:spacing w:lineRule="exact" w:line="252" w:before="0" w:after="0"/>
               <w:jc w:val="start"/>
               <w:rPr/>
             </w:pPr>
@@ -2724,7 +2329,7 @@
           <w:p>
             <w:pPr>
               <w:pStyle w:val="Normal"/>
-              <w:spacing w:lineRule="auto" w:line="252" w:before="0" w:after="0"/>
+              <w:spacing w:lineRule="exact" w:line="252" w:before="0" w:after="0"/>
               <w:jc w:val="start"/>
               <w:rPr/>
             </w:pPr>
@@ -2745,7 +2350,9 @@
         </w:tc>
       </w:tr>
       <w:tr>
-        <w:trPr/>
+        <w:trPr>
+          <w:cantSplit w:val="true"/>
+        </w:trPr>
         <w:tc>
           <w:tcPr>
             <w:tcW w:w="1682" w:type="dxa"/>
@@ -2760,7 +2367,7 @@
           <w:p>
             <w:pPr>
               <w:pStyle w:val="Normal"/>
-              <w:spacing w:lineRule="auto" w:line="252" w:before="0" w:after="0"/>
+              <w:spacing w:lineRule="exact" w:line="252" w:before="0" w:after="0"/>
               <w:jc w:val="start"/>
               <w:rPr/>
             </w:pPr>
@@ -2793,7 +2400,7 @@
           <w:p>
             <w:pPr>
               <w:pStyle w:val="Normal"/>
-              <w:spacing w:lineRule="auto" w:line="252" w:before="0" w:after="0"/>
+              <w:spacing w:lineRule="exact" w:line="252" w:before="0" w:after="0"/>
               <w:jc w:val="start"/>
               <w:rPr/>
             </w:pPr>
@@ -2826,7 +2433,7 @@
           <w:p>
             <w:pPr>
               <w:pStyle w:val="Normal"/>
-              <w:spacing w:lineRule="auto" w:line="252" w:before="0" w:after="0"/>
+              <w:spacing w:lineRule="exact" w:line="252" w:before="0" w:after="0"/>
               <w:jc w:val="start"/>
               <w:rPr/>
             </w:pPr>
@@ -2859,7 +2466,7 @@
           <w:p>
             <w:pPr>
               <w:pStyle w:val="Normal"/>
-              <w:spacing w:lineRule="auto" w:line="252" w:before="0" w:after="0"/>
+              <w:spacing w:lineRule="exact" w:line="252" w:before="0" w:after="0"/>
               <w:jc w:val="start"/>
               <w:rPr/>
             </w:pPr>
@@ -2883,7 +2490,7 @@
     <w:p>
       <w:pPr>
         <w:pStyle w:val="Normal"/>
-        <w:spacing w:lineRule="auto" w:line="276" w:before="0" w:after="120"/>
+        <w:spacing w:lineRule="exact" w:line="276" w:before="0" w:after="120"/>
         <w:jc w:val="both"/>
         <w:rPr/>
       </w:pPr>
@@ -2923,7 +2530,7 @@
         <w:spacing w:before="320" w:after="120"/>
         <w:rPr/>
       </w:pPr>
-      <w:bookmarkStart w:id="7" w:name="__RefHeading___Toc760_AgriContract"/>
+      <w:bookmarkStart w:id="7" w:name="__RefHeading___Toc732_AgriContract"/>
       <w:bookmarkEnd w:id="7"/>
       <w:r>
         <w:rPr>
@@ -2940,7 +2547,7 @@
     <w:p>
       <w:pPr>
         <w:pStyle w:val="Normal"/>
-        <w:spacing w:lineRule="auto" w:line="276" w:before="0" w:after="120"/>
+        <w:spacing w:lineRule="exact" w:line="276" w:before="0" w:after="120"/>
         <w:jc w:val="both"/>
         <w:rPr/>
       </w:pPr>
@@ -2955,7 +2562,7 @@
           <w:sz w:val="21"/>
           <w:szCs w:val="21"/>
         </w:rPr>
-        <w:t>Các ngành hàng trên có quy mô xuất khẩu lớn nhưng cơ sở hạ tầng giao dịch B2B vẫn hoạt động theo cơ chế thủ công, phụ thuộc vào niềm tin cá nhân và chịu rủi ro tập trung cao. Ba đặc thù cấu trúc sau đây tạo ra môi trường mà chi phí phá vỡ hợp đồng thường thấp hơn lợi ích thu được — đây là gốc rễ của vấn đề, không phải triệu chứng.</w:t>
+        <w:t>Các nghiên cứu cho thấy contract farming có thể tạo lợi ích nhưng kết quả không đồng nhất; side-selling/default có liên hệ với incentive, chênh lệch giá, chậm thanh toán và quyền định giá. Mức độ của các cơ chế này trong bốn ngành hàng tại Việt Nam cần được đo riêng. [1], [4], [6]–[8]</w:t>
       </w:r>
     </w:p>
     <w:p>
@@ -2964,7 +2571,7 @@
         <w:spacing w:before="240" w:after="80"/>
         <w:rPr/>
       </w:pPr>
-      <w:bookmarkStart w:id="8" w:name="__RefHeading___Toc762_AgriContract"/>
+      <w:bookmarkStart w:id="8" w:name="__RefHeading___Toc734_AgriContract"/>
       <w:bookmarkEnd w:id="8"/>
       <w:r>
         <w:rPr>
@@ -2975,13 +2582,13 @@
           <w:sz w:val="25"/>
           <w:szCs w:val="25"/>
         </w:rPr>
-        <w:t>2.1 Tính mùa vụ — phá vỡ hợp đồng là quyết định kinh tế hợp lý</w:t>
+        <w:t>2.1 Tính mùa vụ — chênh lệch giá làm tăng động cơ không thực hiện hợp đồng</w:t>
       </w:r>
     </w:p>
     <w:p>
       <w:pPr>
         <w:pStyle w:val="Normal"/>
-        <w:spacing w:lineRule="auto" w:line="276" w:before="0" w:after="120"/>
+        <w:spacing w:lineRule="exact" w:line="276" w:before="0" w:after="120"/>
         <w:jc w:val="both"/>
         <w:rPr/>
       </w:pPr>
@@ -2996,75 +2603,13 @@
           <w:sz w:val="21"/>
           <w:szCs w:val="21"/>
         </w:rPr>
-        <w:t>Hợp đồng nông sản thường ký trước thu hoạch 3–6 tháng. Trong khoảng thời gian đó, nếu giá thị trường tăng mạnh, bên bán có thể thu được khoản chênh lệch lớn hơn bất kỳ khoản phạt nào — đặc biệt khi hợp đồng không có cơ chế ràng buộc tài chính nào ngoài lời hứa. Đây không phải vấn đề đạo đức mà là một incentive có thật, cần được giải quyết ở tầng thiết kế cơ chế.</w:t>
+        <w:t>Contract farming được thoả thuận trước khi sản xuất bắt đầu; thời lượng cụ thể phụ thuộc commodity và hợp đồng, nên corpus hiện tại không giữ con số phổ quát 3–6 tháng. Khi giá ngoài hợp đồng tăng hoặc thanh toán bị chậm, incentive tuân thủ có thể suy giảm; đây là mechanism claim, không phải kết luận rằng mọi hợp đồng đều vỡ. [1], [6]–[8]</w:t>
       </w:r>
     </w:p>
     <w:p>
       <w:pPr>
         <w:pStyle w:val="Normal"/>
-        <w:pBdr>
-          <w:left w:val="single" w:sz="18" w:space="12" w:color="9CA3AF"/>
-        </w:pBdr>
-        <w:spacing w:lineRule="auto" w:line="276" w:before="120" w:after="40"/>
-        <w:ind w:start="360"/>
-        <w:rPr/>
-      </w:pPr>
-      <w:r>
-        <w:rPr>
-          <w:rFonts w:eastAsia="Calibri" w:cs="Calibri"/>
-          <w:i/>
-          <w:iCs/>
-          <w:color w:val="374151"/>
-          <w:sz w:val="21"/>
-          <w:szCs w:val="21"/>
-        </w:rPr>
-        <w:t>“</w:t>
-      </w:r>
-      <w:r>
-        <w:rPr>
-          <w:rFonts w:eastAsia="Calibri" w:cs="Calibri"/>
-          <w:i/>
-          <w:iCs/>
-          <w:color w:val="374151"/>
-          <w:sz w:val="21"/>
-          <w:szCs w:val="21"/>
-        </w:rPr>
-        <w:t>Khi doanh nghiệp ký hợp đồng thu mua với nông dân ở mức 7.000 đồng/kg, nhưng đến thời điểm thu mua giá tăng lên 10.000 đồng/kg, doanh nghiệp chỉ trả đúng giá hợp đồng. Nông dân bẻ kèo là phản ứng tất yếu.”</w:t>
-      </w:r>
-    </w:p>
-    <w:p>
-      <w:pPr>
-        <w:pStyle w:val="Normal"/>
-        <w:pBdr>
-          <w:left w:val="single" w:sz="18" w:space="12" w:color="9CA3AF"/>
-        </w:pBdr>
-        <w:spacing w:lineRule="auto" w:line="240" w:before="0" w:after="140"/>
-        <w:ind w:start="360"/>
-        <w:rPr/>
-      </w:pPr>
-      <w:r>
-        <w:rPr>
-          <w:rFonts w:eastAsia="Calibri" w:cs="Calibri"/>
-          <w:color w:val="6B7280"/>
-          <w:sz w:val="19"/>
-          <w:szCs w:val="19"/>
-        </w:rPr>
-        <w:t xml:space="preserve">— </w:t>
-      </w:r>
-      <w:r>
-        <w:rPr>
-          <w:rFonts w:eastAsia="Calibri" w:cs="Calibri"/>
-          <w:color w:val="6B7280"/>
-          <w:sz w:val="19"/>
-          <w:szCs w:val="19"/>
-        </w:rPr>
-        <w:t>GS.TS Trần Đức Viên, nguyên Giám đốc Học viện Nông nghiệp Việt Nam</w:t>
-      </w:r>
-    </w:p>
-    <w:p>
-      <w:pPr>
-        <w:pStyle w:val="Normal"/>
-        <w:spacing w:lineRule="auto" w:line="276" w:before="0" w:after="120"/>
+        <w:spacing w:lineRule="exact" w:line="276" w:before="0" w:after="120"/>
         <w:jc w:val="both"/>
         <w:rPr/>
       </w:pPr>
@@ -3079,93 +2624,13 @@
           <w:sz w:val="21"/>
           <w:szCs w:val="21"/>
         </w:rPr>
-        <w:t>Theo đánh giá tại Diễn đàn Thúc đẩy hợp tác liên kết chuỗi giá trị nông nghiệp (tháng 8/2024), chỉ khoảng 30% liên kết đạt mức bền chắc. Phần còn lại là liên kết lỏng lẻo, không có cơ chế thực thi.</w:t>
+        <w:t>Chưa có dữ liệu đại diện đủ mạnh để khẳng định tỷ lệ liên kết bền chắc trên toàn quốc. Bằng chứng hiện có hỗ trợ nhận định hẹp hơn: cả farmer và processor đều có thể reneging khi incentive và quyền định giá không phù hợp. [4]</w:t>
       </w:r>
     </w:p>
     <w:p>
       <w:pPr>
         <w:pStyle w:val="Normal"/>
-        <w:pBdr>
-          <w:left w:val="single" w:sz="18" w:space="12" w:color="9CA3AF"/>
-        </w:pBdr>
-        <w:spacing w:lineRule="auto" w:line="276" w:before="120" w:after="40"/>
-        <w:ind w:start="360"/>
-        <w:rPr/>
-      </w:pPr>
-      <w:r>
-        <w:rPr>
-          <w:rFonts w:eastAsia="Calibri" w:cs="Calibri"/>
-          <w:i/>
-          <w:iCs/>
-          <w:color w:val="374151"/>
-          <w:sz w:val="21"/>
-          <w:szCs w:val="21"/>
-        </w:rPr>
-        <w:t>“</w:t>
-      </w:r>
-      <w:r>
-        <w:rPr>
-          <w:rFonts w:eastAsia="Calibri" w:cs="Calibri"/>
-          <w:i/>
-          <w:iCs/>
-          <w:color w:val="374151"/>
-          <w:sz w:val="21"/>
-          <w:szCs w:val="21"/>
-        </w:rPr>
-        <w:t>Mô hình liên kết “4 nhà” đang đứt gãy vì nạn bẻ kèo. Cần lập các hợp đồng chuỗi ràng buộc trách nhiệm để ngân hàng tự tin giải ngân, thay vì chỉ chăm chăm đếm tài sản thế chấp.”</w:t>
-      </w:r>
-    </w:p>
-    <w:p>
-      <w:pPr>
-        <w:pStyle w:val="Normal"/>
-        <w:pBdr>
-          <w:left w:val="single" w:sz="18" w:space="12" w:color="9CA3AF"/>
-        </w:pBdr>
-        <w:spacing w:lineRule="auto" w:line="240" w:before="0" w:after="140"/>
-        <w:ind w:start="360"/>
-        <w:rPr/>
-      </w:pPr>
-      <w:r>
-        <w:rPr>
-          <w:rFonts w:eastAsia="Calibri" w:cs="Calibri"/>
-          <w:color w:val="6B7280"/>
-          <w:sz w:val="19"/>
-          <w:szCs w:val="19"/>
-        </w:rPr>
-        <w:t xml:space="preserve">— </w:t>
-      </w:r>
-      <w:r>
-        <w:rPr>
-          <w:rFonts w:eastAsia="Calibri" w:cs="Calibri"/>
-          <w:color w:val="6B7280"/>
-          <w:sz w:val="19"/>
-          <w:szCs w:val="19"/>
-        </w:rPr>
-        <w:t>Bà Cao Xuân Thu Vân, Chủ tịch Liên minh Hợp tác xã Việt Nam</w:t>
-      </w:r>
-    </w:p>
-    <w:p>
-      <w:pPr>
-        <w:pStyle w:val="Normal"/>
-        <w:spacing w:lineRule="auto" w:line="240" w:before="0" w:after="140"/>
-        <w:rPr/>
-      </w:pPr>
-      <w:r>
-        <w:rPr>
-          <w:rFonts w:eastAsia="Calibri" w:cs="Calibri"/>
-          <w:i/>
-          <w:iCs/>
-          <w:color w:val="6B7280"/>
-          <w:sz w:val="17"/>
-          <w:szCs w:val="17"/>
-        </w:rPr>
-        <w:t>Nguồn: Vietnamnet — 3 chiêu để hạn chế doanh nghiệp bẻ kèo, nông dân chạy làng (30/8/2024); Báo Pháp Luật TP.HCM — Nghịch lý xuất khẩu cà phê Việt (4/4/2026).</w:t>
-      </w:r>
-    </w:p>
-    <w:p>
-      <w:pPr>
-        <w:pStyle w:val="Normal"/>
-        <w:spacing w:lineRule="auto" w:line="276" w:before="0" w:after="120"/>
+        <w:spacing w:lineRule="exact" w:line="276" w:before="0" w:after="120"/>
         <w:jc w:val="both"/>
         <w:rPr/>
       </w:pPr>
@@ -3180,7 +2645,7 @@
           <w:sz w:val="21"/>
           <w:szCs w:val="21"/>
         </w:rPr>
-        <w:t>Phá hợp đồng không phải giả định của nhóm — báo chí và cơ quan quản lý gọi thẳng tên (“bẻ kèo”) trong năm 2026.</w:t>
+        <w:t>Vi phạm có thể phát sinh từ cả hai phía.</w:t>
       </w:r>
       <w:r>
         <w:rPr>
@@ -3193,13 +2658,13 @@
           <w:sz w:val="21"/>
           <w:szCs w:val="21"/>
         </w:rPr>
-        <w:t xml:space="preserve"> Đài Tiếng nói Việt Nam (06/2026) mô tả tình trạng nông dân rũ bỏ cam kết đã ký khi thương lái đẩy giá, và nhấn mạnh rằng khi phá hợp đồng xảy ra thì gần như không tồn tại cơ chế pháp lý đủ mạnh để bảo vệ quyền lợi — đây chính là khoảng trống mà AgriContract lấp. Báo Đắk Lắk (2024) ghi nhận điệp khúc “chặt–trồng, bẻ cọc, bẻ kèo” phá vỡ liên kết ngay tại vùng cà phê Tây Nguyên, thị trường lõi của hệ thống.</w:t>
+        <w:t xml:space="preserve"> Thí nghiệm double moral hazard cho thấy cả farmer và processor đều có cơ hội reneging; tại Việt Nam, các báo cáo cà phê và vụ đu đủ chỉ cung cấp case evidence rằng đứt gãy cam kết có thể xảy ra ở cả nhánh bán ngoài và không thu mua. Các case này không được dùng làm prevalence statistic. [4], [36]–[38]</w:t>
       </w:r>
     </w:p>
     <w:p>
       <w:pPr>
         <w:pStyle w:val="Normal"/>
-        <w:spacing w:lineRule="auto" w:line="276" w:before="0" w:after="120"/>
+        <w:spacing w:lineRule="exact" w:line="276" w:before="0" w:after="120"/>
         <w:jc w:val="both"/>
         <w:rPr/>
       </w:pPr>
@@ -3214,7 +2679,7 @@
           <w:sz w:val="21"/>
           <w:szCs w:val="21"/>
         </w:rPr>
-        <w:t>Hiện tượng xảy ra theo cả hai chiều — nền tảng cho thiết kế đối xứng.</w:t>
+        <w:t>Benchmark quốc tế xác nhận side-selling là rủi ro có thể đo được, nhưng không được dùng thay cho số liệu Việt Nam.</w:t>
       </w:r>
       <w:r>
         <w:rPr>
@@ -3227,77 +2692,7 @@
           <w:sz w:val="21"/>
           <w:szCs w:val="21"/>
         </w:rPr>
-        <w:t xml:space="preserve"> Tạp chí Kinh tế Môi trường (VFC, 06/2026) xác nhận hợp đồng bao tiêu bị phá vỡ ở cả hai phía: khi giá thị trường vượt giá hợp đồng, một bộ phận nông dân bán ra ngoài; khi giá xuống dưới giá đã ký, một số doanh nghiệp từ chối thu mua hoặc ép giá lại. Vụ doanh nghiệp viện “bất khả kháng” không thu mua khoảng 2.000 tấn đu đủ như cam kết là ví dụ cụ thể cho nhánh doanh nghiệp phá hợp đồng. Đây là căn cứ thực tế cho cơ chế penalty/lock đối xứng của AgriContract — cả bên mua lẫn bên bán đều chịu ràng buộc, không phải chỉ bảo vệ một phía.</w:t>
-      </w:r>
-    </w:p>
-    <w:p>
-      <w:pPr>
-        <w:pStyle w:val="Normal"/>
-        <w:spacing w:lineRule="auto" w:line="276" w:before="0" w:after="120"/>
-        <w:jc w:val="both"/>
-        <w:rPr/>
-      </w:pPr>
-      <w:r>
-        <w:rPr>
-          <w:rFonts w:eastAsia="Calibri" w:cs="Calibri"/>
-          <w:b/>
-          <w:bCs/>
-          <w:i w:val="false"/>
-          <w:iCs w:val="false"/>
-          <w:color w:val="111827"/>
-          <w:sz w:val="21"/>
-          <w:szCs w:val="21"/>
-        </w:rPr>
-        <w:t>Benchmark quốc tế xác nhận side-selling là rủi ro có thể đo được, nhưng không được dùng thay cho số liệu Việt Nam.</w:t>
-      </w:r>
-      <w:r>
-        <w:rPr>
-          <w:rFonts w:eastAsia="Calibri" w:cs="Calibri"/>
-          <w:b w:val="false"/>
-          <w:bCs w:val="false"/>
-          <w:i w:val="false"/>
-          <w:iCs w:val="false"/>
-          <w:color w:val="111827"/>
-          <w:sz w:val="21"/>
-          <w:szCs w:val="21"/>
-        </w:rPr>
-        <w:t xml:space="preserve"> Nghiên cứu chuỗi malt barley tại Ethiopia ước tính khoảng 30% sản lượng bị side-selling; nghiên cứu trên 370 hộ cao su tại Ghana ghi nhận 20% nông hộ tham gia contract farming có side-selling. Các nghiên cứu đồng thời chỉ ra nguyên nhân không chỉ là đạo đức cá nhân mà gồm giá spot vượt giá hợp đồng, chậm thanh toán, thiết kế hợp đồng thiếu linh hoạt và giá trị quan hệ tương lai chưa đủ lớn. Đây là bằng chứng hỗ trợ hướng thiết kế incentive của AgriContract, không phải bằng chứng rằng tỷ lệ vi phạm tại Việt Nam cũng là 20–30%.</w:t>
-      </w:r>
-    </w:p>
-    <w:p>
-      <w:pPr>
-        <w:pStyle w:val="Normal"/>
-        <w:spacing w:lineRule="auto" w:line="240" w:before="0" w:after="140"/>
-        <w:rPr/>
-      </w:pPr>
-      <w:r>
-        <w:rPr>
-          <w:rFonts w:eastAsia="Calibri" w:cs="Calibri"/>
-          <w:i/>
-          <w:iCs/>
-          <w:color w:val="6B7280"/>
-          <w:sz w:val="17"/>
-          <w:szCs w:val="17"/>
-        </w:rPr>
-        <w:t>Nguồn: Alemu, Guinan &amp; Hermanson (2021), DOI 10.1080/09614524.2020.1860194; Ewusi Koomson et al. (2022), DOI 10.1080/14728028.2022.2079007; Macchiavello (2022), DOI 10.1146/annurev-economics-051420-110722.</w:t>
-      </w:r>
-    </w:p>
-    <w:p>
-      <w:pPr>
-        <w:pStyle w:val="Normal"/>
-        <w:spacing w:lineRule="auto" w:line="240" w:before="0" w:after="140"/>
-        <w:rPr/>
-      </w:pPr>
-      <w:r>
-        <w:rPr>
-          <w:rFonts w:eastAsia="Calibri" w:cs="Calibri"/>
-          <w:i/>
-          <w:iCs/>
-          <w:color w:val="6B7280"/>
-          <w:sz w:val="17"/>
-          <w:szCs w:val="17"/>
-        </w:rPr>
-        <w:t>Nguồn: VOV — Nạn bẻ kèo trong nông nghiệp (06/2026); Báo Đắk Lắk — Cái bẫy từ giá nông sản tăng đột biến (2024); Tạp chí Kinh tế Môi trường/VFC (06/2026); VnBusiness — liên kết đầu ra nông sản.</w:t>
+        <w:t xml:space="preserve"> Nghiên cứu chuỗi malt barley tại Ethiopia ước tính khoảng 30% sản lượng bị side-selling; nghiên cứu trên 370 hộ cao su tại Ghana ghi nhận 20% nông hộ tham gia contract farming có side-selling. Các nghiên cứu đồng thời chỉ ra nguyên nhân không chỉ là đạo đức cá nhân mà gồm giá spot vượt giá hợp đồng, chậm thanh toán, thiết kế hợp đồng thiếu linh hoạt và giá trị quan hệ tương lai chưa đủ lớn. Đây là bằng chứng hỗ trợ hướng thiết kế incentive của AgriContract, không phải bằng chứng rằng tỷ lệ vi phạm tại Việt Nam cũng là 20–30%. [5], [6]</w:t>
       </w:r>
     </w:p>
     <w:p>
@@ -3310,7 +2705,7 @@
           <w:right w:val="single" w:sz="2" w:space="6" w:color="D1D5DB"/>
         </w:pBdr>
         <w:shd w:val="clear" w:color="auto" w:fill="F3F4F6"/>
-        <w:spacing w:lineRule="auto" w:line="264" w:before="120" w:after="140"/>
+        <w:spacing w:lineRule="exact" w:line="264" w:before="120" w:after="140"/>
         <w:ind w:start="60" w:end="60"/>
         <w:rPr/>
       </w:pPr>
@@ -3323,7 +2718,7 @@
           <w:sz w:val="20"/>
           <w:szCs w:val="20"/>
         </w:rPr>
-        <w:t xml:space="preserve">Căn cứ pháp lý — Nghị định 98/2018/NĐ-CP, Điều 4 và Điều 15. </w:t>
+        <w:t xml:space="preserve">Căn cứ pháp lý — Nghị định 98/2018/NĐ-CP. </w:t>
       </w:r>
       <w:r>
         <w:rPr>
@@ -3332,7 +2727,7 @@
           <w:sz w:val="20"/>
           <w:szCs w:val="20"/>
         </w:rPr>
-        <w:t>Hợp đồng liên kết sản xuất và tiêu thụ nông sản phải được lập thành văn bản (Điều 4). Các bên được lựa chọn phương thức phù hợp — thương lượng, hoà giải, hoặc trọng tài — mà không bắt buộc qua toà án (Điều 15).</w:t>
+        <w:t>Nghị định ghi nhận hợp đồng liên kết nông nghiệp, nghĩa vụ thực hiện cam kết và các phương thức giải quyết tranh chấp theo pháp luật. [26]</w:t>
       </w:r>
     </w:p>
     <w:p>
@@ -3341,7 +2736,7 @@
         <w:spacing w:before="240" w:after="80"/>
         <w:rPr/>
       </w:pPr>
-      <w:bookmarkStart w:id="9" w:name="__RefHeading___Toc764_AgriContract"/>
+      <w:bookmarkStart w:id="9" w:name="__RefHeading___Toc736_AgriContract"/>
       <w:bookmarkEnd w:id="9"/>
       <w:r>
         <w:rPr>
@@ -3352,13 +2747,13 @@
           <w:sz w:val="25"/>
           <w:szCs w:val="25"/>
         </w:rPr>
-        <w:t>2.2 Hàng dễ hỏng — mỗi ngày tranh chấp là thiệt hại không thu hồi được</w:t>
+        <w:t>2.2 Hàng dễ hỏng — trì hoãn tranh chấp làm tăng chi phí tuỳ commodity</w:t>
       </w:r>
     </w:p>
     <w:p>
       <w:pPr>
         <w:pStyle w:val="Normal"/>
-        <w:spacing w:lineRule="auto" w:line="276" w:before="0" w:after="120"/>
+        <w:spacing w:lineRule="exact" w:line="276" w:before="0" w:after="120"/>
         <w:jc w:val="both"/>
         <w:rPr/>
       </w:pPr>
@@ -3373,25 +2768,7 @@
           <w:sz w:val="21"/>
           <w:szCs w:val="21"/>
         </w:rPr>
-        <w:t>Khác với hàng công nghiệp, nông sản không thể chờ. Thủ tục tố tụng tại toà án thương mại Việt Nam trung bình kéo dài 1–3 năm — đủ thời gian để toàn bộ hàng hoá mất giá trị hoàn toàn. Năm 2024, Trung tâm Trọng tài Quốc tế Việt Nam (VIAC) ghi nhận 475 vụ tranh chấp thương mại, cao nhất kể từ khi thành lập, trong đó tranh chấp mua bán hàng hoá chiếm tỷ lệ lớn nhất (25%).</w:t>
-      </w:r>
-    </w:p>
-    <w:p>
-      <w:pPr>
-        <w:pStyle w:val="Normal"/>
-        <w:spacing w:lineRule="auto" w:line="240" w:before="0" w:after="140"/>
-        <w:rPr/>
-      </w:pPr>
-      <w:r>
-        <w:rPr>
-          <w:rFonts w:eastAsia="Calibri" w:cs="Calibri"/>
-          <w:i/>
-          <w:iCs/>
-          <w:color w:val="6B7280"/>
-          <w:sz w:val="17"/>
-          <w:szCs w:val="17"/>
-        </w:rPr>
-        <w:t>Nguồn: VIAC — Thống kê hoạt động giải quyết tranh chấp năm 2024.</w:t>
+        <w:t>Tính dễ hỏng làm tăng chi phí của trì hoãn trong các tranh chấp về vận chuyển, chất lượng và thanh toán; mức độ cụ thể phụ thuộc commodity và cần được đo trong pilot. Corpus chưa có thống kê chính thức đủ mạnh về thời lượng xử lý tại tòa án. VIAC công bố nhận 478 yêu cầu và thụ lý 475 vụ năm 2024, trong đó tranh chấp mua bán hàng hoá chiếm 25%; đây không phải tổng số tranh chấp của Việt Nam hoặc riêng nông nghiệp. [25]</w:t>
       </w:r>
     </w:p>
     <w:p>
@@ -3404,7 +2781,7 @@
           <w:right w:val="single" w:sz="2" w:space="6" w:color="D1D5DB"/>
         </w:pBdr>
         <w:shd w:val="clear" w:color="auto" w:fill="F3F4F6"/>
-        <w:spacing w:lineRule="auto" w:line="264" w:before="120" w:after="140"/>
+        <w:spacing w:lineRule="exact" w:line="264" w:before="120" w:after="140"/>
         <w:ind w:start="60" w:end="60"/>
         <w:rPr/>
       </w:pPr>
@@ -3426,7 +2803,7 @@
           <w:sz w:val="20"/>
           <w:szCs w:val="20"/>
         </w:rPr>
-        <w:t>Các bên có quyền thoả thuận chọn trọng tài làm phương thức giải quyết tranh chấp trước hoặc sau khi tranh chấp phát sinh. Phán quyết trọng tài là chung thẩm, không bị kháng cáo — nhanh hơn toà án và phù hợp với đặc thù hàng hoá dễ hỏng.</w:t>
+        <w:t>Các bên có quyền thoả thuận chọn trọng tài làm phương thức giải quyết tranh chấp trước hoặc sau khi tranh chấp phát sinh. Phán quyết trọng tài là chung thẩm, không bị kháng cáo (Điều 68 vẫn có căn cứ huỷ trong phạm vi hẹp); tính chung thẩm này phù hợp với đặc thù hàng hoá dễ hỏng, dù thời gian và chi phí thực tế phụ thuộc quy tắc và từng vụ việc.</w:t>
       </w:r>
     </w:p>
     <w:p>
@@ -3435,7 +2812,7 @@
         <w:spacing w:before="240" w:after="80"/>
         <w:rPr/>
       </w:pPr>
-      <w:bookmarkStart w:id="10" w:name="__RefHeading___Toc766_AgriContract"/>
+      <w:bookmarkStart w:id="10" w:name="__RefHeading___Toc738_AgriContract"/>
       <w:bookmarkEnd w:id="10"/>
       <w:r>
         <w:rPr>
@@ -3446,13 +2823,13 @@
           <w:sz w:val="25"/>
           <w:szCs w:val="25"/>
         </w:rPr>
-        <w:t>2.3 Bất đối xứng quyền lực — HTX không có công cụ tự bảo vệ</w:t>
+        <w:t>2.3 Bất đối xứng quyền lực — HTX nhỏ thường thiếu công cụ chuẩn hoá bằng chứng</w:t>
       </w:r>
     </w:p>
     <w:p>
       <w:pPr>
         <w:pStyle w:val="Normal"/>
-        <w:spacing w:lineRule="auto" w:line="276" w:before="0" w:after="120"/>
+        <w:spacing w:lineRule="exact" w:line="276" w:before="0" w:after="120"/>
         <w:jc w:val="both"/>
         <w:rPr/>
       </w:pPr>
@@ -3467,7 +2844,7 @@
           <w:sz w:val="21"/>
           <w:szCs w:val="21"/>
         </w:rPr>
-        <w:t>Tại Đồng bằng sông Cửu Long, 90% sản lượng lúa vẫn tiêu thụ qua kênh thương lái, doanh nghiệp thu mua trực tiếp từ nông dân chỉ chiếm khoảng 10%. Bất đối xứng thông tin và quyền lực khiến HTX nhỏ không có khả năng đàm phán thực chất, càng không có nguồn lực pháp lý để tự bảo vệ khi bị vi phạm hợp đồng. Hệ quả kéo dài sang tận khả năng tiếp cận vốn:</w:t>
+        <w:t>Nghiên cứu gạo đặc sản ở Đồng bằng sông Hồng cho thấy farmers thường nhận thông tin qua láng giềng và thương lái, trong khi collectors/wholesalers là kênh phổ biến. Kết quả này hỗ trợ rủi ro bất đối xứng thông tin trong một sample cụ thể; khả năng đàm phán và nguồn lực pháp lý của HTX nhỏ vẫn phải được khảo sát riêng. [13]</w:t>
       </w:r>
     </w:p>
     <w:p>
@@ -3477,7 +2854,7 @@
           <w:ilvl w:val="0"/>
           <w:numId w:val="3"/>
         </w:numPr>
-        <w:spacing w:lineRule="auto" w:line="276" w:before="0" w:after="60"/>
+        <w:spacing w:lineRule="exact" w:line="276" w:before="0" w:after="60"/>
         <w:rPr/>
       </w:pPr>
       <w:r>
@@ -3491,7 +2868,7 @@
           <w:sz w:val="21"/>
           <w:szCs w:val="21"/>
         </w:rPr>
-        <w:t>75,5% doanh nghiệp không thể tiếp cận tín dụng nếu thiếu tài sản thế chấp (VCCI — Báo cáo Kinh tế tư nhân 2025).</w:t>
+        <w:t>75,5% doanh nghiệp trong khảo sát được VCCI dẫn lại cho biết không thể vay nếu thiếu tài sản thế chấp; đây là bối cảnh doanh nghiệp rộng, không phải ước lượng riêng cho HTX nông nghiệp. [33]</w:t>
       </w:r>
     </w:p>
     <w:p>
@@ -3501,7 +2878,7 @@
           <w:ilvl w:val="0"/>
           <w:numId w:val="1"/>
         </w:numPr>
-        <w:spacing w:lineRule="auto" w:line="276" w:before="0" w:after="60"/>
+        <w:spacing w:lineRule="exact" w:line="276" w:before="0" w:after="60"/>
         <w:rPr/>
       </w:pPr>
       <w:r>
@@ -3515,7 +2892,7 @@
           <w:sz w:val="21"/>
           <w:szCs w:val="21"/>
         </w:rPr>
-        <w:t>Dư nợ tín dụng nông nghiệp nông thôn khoảng 4,2 triệu tỷ đồng (đầu 2026), chiếm hơn 22% tổng dư nợ nền kinh tế — quy mô lớn nhưng dòng vốn chưa chạm được doanh nghiệp vì phụ thuộc tài sản thế chấp.</w:t>
+        <w:t>Dư nợ tín dụng nông nghiệp nông thôn khoảng 4,2 triệu tỷ đồng (đầu 2026), chiếm hơn 22% tổng dư nợ nền kinh tế — quy mô lớn nhưng dòng vốn tới doanh nghiệp còn hạn chế, trong đó phụ thuộc tài sản thế chấp là một rào cản được ghi nhận.</w:t>
       </w:r>
     </w:p>
     <w:p>
@@ -3525,7 +2902,7 @@
           <w:ilvl w:val="0"/>
           <w:numId w:val="1"/>
         </w:numPr>
-        <w:spacing w:lineRule="auto" w:line="276" w:before="0" w:after="60"/>
+        <w:spacing w:lineRule="exact" w:line="276" w:before="0" w:after="60"/>
         <w:rPr/>
       </w:pPr>
       <w:r>
@@ -3539,25 +2916,7 @@
           <w:sz w:val="21"/>
           <w:szCs w:val="21"/>
         </w:rPr>
-        <w:t>Nguyên nhân chính: thiếu tài sản thế chấp và không có lịch sử tín dụng chính thức có thể xác minh — đúng khoảng trống dữ liệu dòng tiền mà AgriContract sinh ra.</w:t>
-      </w:r>
-    </w:p>
-    <w:p>
-      <w:pPr>
-        <w:pStyle w:val="Normal"/>
-        <w:spacing w:lineRule="auto" w:line="240" w:before="0" w:after="140"/>
-        <w:rPr/>
-      </w:pPr>
-      <w:r>
-        <w:rPr>
-          <w:rFonts w:eastAsia="Calibri" w:cs="Calibri"/>
-          <w:i/>
-          <w:iCs/>
-          <w:color w:val="6B7280"/>
-          <w:sz w:val="17"/>
-          <w:szCs w:val="17"/>
-        </w:rPr>
-        <w:t>Nguồn: VCCI — Báo cáo Kinh tế tư nhân 2025; VnEconomy, Báo Đầu Tư — khơi thông dòng vốn tín dụng nông nghiệp xanh và số (2026).</w:t>
+        <w:t>Thiếu tài sản thế chấp là một rào cản được ghi nhận; tuy nhiên transaction history chỉ là nguồn dữ liệu bổ sung tiềm năng, chưa được chứng minh có thể thay thế collateral trong quyết định cấp tín dụng. [17], [33], [34]</w:t>
       </w:r>
     </w:p>
     <w:p>
@@ -3569,7 +2928,7 @@
         <w:spacing w:before="320" w:after="120"/>
         <w:rPr/>
       </w:pPr>
-      <w:bookmarkStart w:id="11" w:name="__RefHeading___Toc768_AgriContract"/>
+      <w:bookmarkStart w:id="11" w:name="__RefHeading___Toc740_AgriContract"/>
       <w:bookmarkEnd w:id="11"/>
       <w:r>
         <w:rPr>
@@ -3586,7 +2945,7 @@
     <w:p>
       <w:pPr>
         <w:pStyle w:val="Normal"/>
-        <w:spacing w:lineRule="auto" w:line="276" w:before="0" w:after="120"/>
+        <w:spacing w:lineRule="exact" w:line="276" w:before="0" w:after="120"/>
         <w:jc w:val="both"/>
         <w:rPr/>
       </w:pPr>
@@ -3610,7 +2969,7 @@
         <w:spacing w:before="240" w:after="80"/>
         <w:rPr/>
       </w:pPr>
-      <w:bookmarkStart w:id="12" w:name="__RefHeading___Toc770_AgriContract"/>
+      <w:bookmarkStart w:id="12" w:name="__RefHeading___Toc742_AgriContract"/>
       <w:bookmarkEnd w:id="12"/>
       <w:r>
         <w:rPr>
@@ -3627,7 +2986,7 @@
     <w:p>
       <w:pPr>
         <w:pStyle w:val="Normal"/>
-        <w:spacing w:lineRule="auto" w:line="276" w:before="0" w:after="120"/>
+        <w:spacing w:lineRule="exact" w:line="276" w:before="0" w:after="120"/>
         <w:jc w:val="both"/>
         <w:rPr/>
       </w:pPr>
@@ -3642,7 +3001,7 @@
           <w:sz w:val="21"/>
           <w:szCs w:val="21"/>
         </w:rPr>
-        <w:t>Quy định EU 2023/1115 (sửa đổi bởi 2025/2650) yêu cầu toàn bộ lô hàng cà phê, cao su, gỗ, ca cao nhập khẩu vào EU phải kèm bằng chứng deforestation-free và audit trail truy xuất đến toạ độ GPS từng mảnh đất trồng, chứng minh không có phá rừng sau 31/12/2020. Deadline ràng buộc pháp lý: 30/12/2026 đối với doanh nghiệp lớn và vừa; 30/6/2027 đối với phần lớn doanh nghiệp nhỏ và siêu nhỏ. Nhóm nhỏ/siêu nhỏ đã thuộc EUTR vẫn theo mốc 30/12/2026.</w:t>
+        <w:t>Quy định EU 2023/1115 áp dụng cho cà phê và cao su trong các commodity liên quan, yêu cầu dữ liệu nguồn và geolocation của các plot đóng góp. Mốc áp dụng thông thường là 30/12/2026; một số micro/small primary operators áp dụng từ 30/6/2027. [30]</w:t>
       </w:r>
     </w:p>
     <w:tbl>
@@ -3666,6 +3025,7 @@
       <w:tr>
         <w:trPr>
           <w:tblHeader w:val="true"/>
+          <w:cantSplit w:val="true"/>
         </w:trPr>
         <w:tc>
           <w:tcPr>
@@ -3682,7 +3042,7 @@
           <w:p>
             <w:pPr>
               <w:pStyle w:val="Normal"/>
-              <w:spacing w:lineRule="auto" w:line="252" w:before="0" w:after="0"/>
+              <w:spacing w:lineRule="exact" w:line="252" w:before="0" w:after="0"/>
               <w:jc w:val="start"/>
               <w:rPr/>
             </w:pPr>
@@ -3716,7 +3076,7 @@
           <w:p>
             <w:pPr>
               <w:pStyle w:val="Normal"/>
-              <w:spacing w:lineRule="auto" w:line="252" w:before="0" w:after="0"/>
+              <w:spacing w:lineRule="exact" w:line="252" w:before="0" w:after="0"/>
               <w:jc w:val="start"/>
               <w:rPr/>
             </w:pPr>
@@ -3750,7 +3110,7 @@
           <w:p>
             <w:pPr>
               <w:pStyle w:val="Normal"/>
-              <w:spacing w:lineRule="auto" w:line="252" w:before="0" w:after="0"/>
+              <w:spacing w:lineRule="exact" w:line="252" w:before="0" w:after="0"/>
               <w:jc w:val="start"/>
               <w:rPr/>
             </w:pPr>
@@ -3771,7 +3131,9 @@
         </w:tc>
       </w:tr>
       <w:tr>
-        <w:trPr/>
+        <w:trPr>
+          <w:cantSplit w:val="true"/>
+        </w:trPr>
         <w:tc>
           <w:tcPr>
             <w:tcW w:w="2494" w:type="dxa"/>
@@ -3786,7 +3148,7 @@
           <w:p>
             <w:pPr>
               <w:pStyle w:val="Normal"/>
-              <w:spacing w:lineRule="auto" w:line="252" w:before="0" w:after="0"/>
+              <w:spacing w:lineRule="exact" w:line="252" w:before="0" w:after="0"/>
               <w:jc w:val="start"/>
               <w:rPr/>
             </w:pPr>
@@ -3819,7 +3181,7 @@
           <w:p>
             <w:pPr>
               <w:pStyle w:val="Normal"/>
-              <w:spacing w:lineRule="auto" w:line="252" w:before="0" w:after="0"/>
+              <w:spacing w:lineRule="exact" w:line="252" w:before="0" w:after="0"/>
               <w:jc w:val="start"/>
               <w:rPr/>
             </w:pPr>
@@ -3852,7 +3214,7 @@
           <w:p>
             <w:pPr>
               <w:pStyle w:val="Normal"/>
-              <w:spacing w:lineRule="auto" w:line="252" w:before="0" w:after="0"/>
+              <w:spacing w:lineRule="exact" w:line="252" w:before="0" w:after="0"/>
               <w:jc w:val="start"/>
               <w:rPr/>
             </w:pPr>
@@ -3873,7 +3235,9 @@
         </w:tc>
       </w:tr>
       <w:tr>
-        <w:trPr/>
+        <w:trPr>
+          <w:cantSplit w:val="true"/>
+        </w:trPr>
         <w:tc>
           <w:tcPr>
             <w:tcW w:w="2494" w:type="dxa"/>
@@ -3889,7 +3253,7 @@
           <w:p>
             <w:pPr>
               <w:pStyle w:val="Normal"/>
-              <w:spacing w:lineRule="auto" w:line="252" w:before="0" w:after="0"/>
+              <w:spacing w:lineRule="exact" w:line="252" w:before="0" w:after="0"/>
               <w:jc w:val="start"/>
               <w:rPr/>
             </w:pPr>
@@ -3923,7 +3287,7 @@
           <w:p>
             <w:pPr>
               <w:pStyle w:val="Normal"/>
-              <w:spacing w:lineRule="auto" w:line="252" w:before="0" w:after="0"/>
+              <w:spacing w:lineRule="exact" w:line="252" w:before="0" w:after="0"/>
               <w:jc w:val="start"/>
               <w:rPr/>
             </w:pPr>
@@ -3957,7 +3321,7 @@
           <w:p>
             <w:pPr>
               <w:pStyle w:val="Normal"/>
-              <w:spacing w:lineRule="auto" w:line="252" w:before="0" w:after="0"/>
+              <w:spacing w:lineRule="exact" w:line="252" w:before="0" w:after="0"/>
               <w:jc w:val="start"/>
               <w:rPr/>
             </w:pPr>
@@ -3981,7 +3345,7 @@
     <w:p>
       <w:pPr>
         <w:pStyle w:val="Normal"/>
-        <w:spacing w:lineRule="auto" w:line="276" w:before="0" w:after="120"/>
+        <w:spacing w:lineRule="exact" w:line="276" w:before="0" w:after="120"/>
         <w:jc w:val="both"/>
         <w:rPr/>
       </w:pPr>
@@ -4028,7 +3392,7 @@
     <w:p>
       <w:pPr>
         <w:pStyle w:val="Normal"/>
-        <w:spacing w:lineRule="auto" w:line="276" w:before="0" w:after="120"/>
+        <w:spacing w:lineRule="exact" w:line="276" w:before="0" w:after="120"/>
         <w:jc w:val="both"/>
         <w:rPr/>
       </w:pPr>
@@ -4043,25 +3407,7 @@
           <w:sz w:val="21"/>
           <w:szCs w:val="21"/>
         </w:rPr>
-        <w:t>Việt Nam được phân loại “low-risk” trong EUDR benchmarking, tạo lợi thế cạnh tranh so với các nguồn cung “high-risk”. Để tận dụng lợi thế này, doanh nghiệp cần chứng minh audit trail đầy đủ tại tầng thu mua từ HTX — chính là layer AgriContract xử lý. EUDR không bắt buộc sử dụng AgriContract; nó tạo ra yêu cầu pháp lý về audit trail số hoá, và AgriContract giải quyết một mắt xích cụ thể trong bức tranh compliance đó, không phải toàn bộ giải pháp.</w:t>
-      </w:r>
-    </w:p>
-    <w:p>
-      <w:pPr>
-        <w:pStyle w:val="Normal"/>
-        <w:spacing w:lineRule="auto" w:line="240" w:before="0" w:after="140"/>
-        <w:rPr/>
-      </w:pPr>
-      <w:r>
-        <w:rPr>
-          <w:rFonts w:eastAsia="Calibri" w:cs="Calibri"/>
-          <w:i/>
-          <w:iCs/>
-          <w:color w:val="6B7280"/>
-          <w:sz w:val="17"/>
-          <w:szCs w:val="17"/>
-        </w:rPr>
-        <w:t>Nguồn: EC Regulation (EU) 2025/2650 — Official Journal (23/12/2025); World Resources Institute — What Is the EUDR? (cập nhật 5/2026).</w:t>
+        <w:t>Việt Nam được liệt kê trong nhóm low-risk theo danh sách 2025, nhưng phân loại này không loại bỏ các nghĩa vụ dữ liệu áp dụng. AgriContract chỉ hỗ trợ thu thập và truy hồi một phần evidence; nó không tự tạo due-diligence statement hoặc bảo đảm market access. [30], [31]</w:t>
       </w:r>
     </w:p>
     <w:p>
@@ -4070,7 +3416,7 @@
         <w:spacing w:before="240" w:after="80"/>
         <w:rPr/>
       </w:pPr>
-      <w:bookmarkStart w:id="13" w:name="__RefHeading___Toc772_AgriContract"/>
+      <w:bookmarkStart w:id="13" w:name="__RefHeading___Toc744_AgriContract"/>
       <w:bookmarkEnd w:id="13"/>
       <w:r>
         <w:rPr>
@@ -4087,7 +3433,7 @@
     <w:p>
       <w:pPr>
         <w:pStyle w:val="Normal"/>
-        <w:spacing w:lineRule="auto" w:line="276" w:before="0" w:after="120"/>
+        <w:spacing w:lineRule="exact" w:line="276" w:before="0" w:after="120"/>
         <w:jc w:val="both"/>
         <w:rPr/>
       </w:pPr>
@@ -4102,25 +3448,7 @@
           <w:sz w:val="21"/>
           <w:szCs w:val="21"/>
         </w:rPr>
-        <w:t>Với 70 tỷ USD xuất khẩu năm 2025, chuẩn hoá quy trình giao dịch không còn là lựa chọn tối ưu mà là điều kiện duy trì khả năng tiếp cận thị trường quốc tế. BIDV và Techcombank đã tham gia nền tảng truy xuất blockchain Agrichain (Exabyte) với vai trò xác thực dữ liệu — tín hiệu rõ ràng rằng các định chế tài chính đang dịch chuyển từ vai trò tài trợ vốn sang vai trò xác thực thông tin trong chuỗi nông sản.</w:t>
-      </w:r>
-    </w:p>
-    <w:p>
-      <w:pPr>
-        <w:pStyle w:val="Normal"/>
-        <w:spacing w:lineRule="auto" w:line="240" w:before="0" w:after="140"/>
-        <w:rPr/>
-      </w:pPr>
-      <w:r>
-        <w:rPr>
-          <w:rFonts w:eastAsia="Calibri" w:cs="Calibri"/>
-          <w:i/>
-          <w:iCs/>
-          <w:color w:val="6B7280"/>
-          <w:sz w:val="17"/>
-          <w:szCs w:val="17"/>
-        </w:rPr>
-        <w:t>Nguồn: Vietnam.vn — Banks partner with the digital agricultural supply chain (1/4/2026).</w:t>
+        <w:t>Quy mô xuất khẩu là bối cảnh cho nhu cầu chuẩn hoá dữ liệu, không chứng minh rằng ngân hàng sẽ chuyển từ collateral sang vai trò “validator”. Transaction history có thể cung cấp thêm dữ liệu cho đánh giá dòng tiền; utility và tác động đến quyết định tín dụng phải được kiểm chứng với ngân hàng. [17], [33]</w:t>
       </w:r>
     </w:p>
     <w:p>
@@ -4129,7 +3457,7 @@
         <w:spacing w:before="240" w:after="80"/>
         <w:rPr/>
       </w:pPr>
-      <w:bookmarkStart w:id="14" w:name="__RefHeading___Toc774_AgriContract"/>
+      <w:bookmarkStart w:id="14" w:name="__RefHeading___Toc746_AgriContract"/>
       <w:bookmarkEnd w:id="14"/>
       <w:r>
         <w:rPr>
@@ -4146,7 +3474,7 @@
     <w:p>
       <w:pPr>
         <w:pStyle w:val="Normal"/>
-        <w:spacing w:lineRule="auto" w:line="276" w:before="0" w:after="120"/>
+        <w:spacing w:lineRule="exact" w:line="276" w:before="0" w:after="120"/>
         <w:jc w:val="both"/>
         <w:rPr/>
       </w:pPr>
@@ -4161,25 +3489,7 @@
           <w:sz w:val="21"/>
           <w:szCs w:val="21"/>
         </w:rPr>
-        <w:t>Quyết định 749/QĐ-TTg (3/6/2020) xác định nông nghiệp là một trong tám lĩnh vực ưu tiên chuyển đổi số quốc gia, với mục tiêu 50% doanh nghiệp nông nghiệp ứng dụng công nghệ số vào năm 2025. Thực tế đạt được chỉ khoảng 30% — khoảng cách 20 điểm phần trăm là dư địa thị trường cụ thể, không phải ước tính.</w:t>
-      </w:r>
-    </w:p>
-    <w:p>
-      <w:pPr>
-        <w:pStyle w:val="Normal"/>
-        <w:spacing w:lineRule="auto" w:line="240" w:before="0" w:after="140"/>
-        <w:rPr/>
-      </w:pPr>
-      <w:r>
-        <w:rPr>
-          <w:rFonts w:eastAsia="Calibri" w:cs="Calibri"/>
-          <w:i/>
-          <w:iCs/>
-          <w:color w:val="6B7280"/>
-          <w:sz w:val="17"/>
-          <w:szCs w:val="17"/>
-        </w:rPr>
-        <w:t>Nguồn: PSAV — Viet Nam prioritizes digitalization of agriculture sector; Tạp chí Kinh tế và Dự báo (28/2/2025).</w:t>
+        <w:t>Chính sách quốc gia xác định nông nghiệp là lĩnh vực ưu tiên chuyển đổi số và đặt các mục tiêu về kinh tế số, tài khoản thương mại điện tử và số hoá dữ liệu hộ. Một khảo sát 455 hộ ở Quảng Trị cho thấy adoption phân hoá theo giáo dục, quy mô, kinh nghiệm số, trao đổi thông tin và chi phí internet. Corpus không hỗ trợ một tỷ lệ adoption quốc gia hoặc một “khoảng trống” định lượng. [14], [40], [41]</w:t>
       </w:r>
     </w:p>
     <w:p>
@@ -4191,7 +3501,7 @@
         <w:spacing w:before="320" w:after="120"/>
         <w:rPr/>
       </w:pPr>
-      <w:bookmarkStart w:id="15" w:name="__RefHeading___Toc776_AgriContract"/>
+      <w:bookmarkStart w:id="15" w:name="__RefHeading___Toc748_AgriContract"/>
       <w:bookmarkEnd w:id="15"/>
       <w:r>
         <w:rPr>
@@ -4211,7 +3521,7 @@
         <w:spacing w:before="240" w:after="80"/>
         <w:rPr/>
       </w:pPr>
-      <w:bookmarkStart w:id="16" w:name="__RefHeading___Toc778_AgriContract"/>
+      <w:bookmarkStart w:id="16" w:name="__RefHeading___Toc750_AgriContract"/>
       <w:bookmarkEnd w:id="16"/>
       <w:r>
         <w:rPr>
@@ -4247,6 +3557,7 @@
       <w:tr>
         <w:trPr>
           <w:tblHeader w:val="true"/>
+          <w:cantSplit w:val="true"/>
         </w:trPr>
         <w:tc>
           <w:tcPr>
@@ -4263,7 +3574,7 @@
           <w:p>
             <w:pPr>
               <w:pStyle w:val="Normal"/>
-              <w:spacing w:lineRule="auto" w:line="252" w:before="0" w:after="0"/>
+              <w:spacing w:lineRule="exact" w:line="252" w:before="0" w:after="0"/>
               <w:jc w:val="start"/>
               <w:rPr/>
             </w:pPr>
@@ -4297,7 +3608,7 @@
           <w:p>
             <w:pPr>
               <w:pStyle w:val="Normal"/>
-              <w:spacing w:lineRule="auto" w:line="252" w:before="0" w:after="0"/>
+              <w:spacing w:lineRule="exact" w:line="252" w:before="0" w:after="0"/>
               <w:jc w:val="start"/>
               <w:rPr/>
             </w:pPr>
@@ -4331,7 +3642,7 @@
           <w:p>
             <w:pPr>
               <w:pStyle w:val="Normal"/>
-              <w:spacing w:lineRule="auto" w:line="252" w:before="0" w:after="0"/>
+              <w:spacing w:lineRule="exact" w:line="252" w:before="0" w:after="0"/>
               <w:jc w:val="start"/>
               <w:rPr/>
             </w:pPr>
@@ -4365,7 +3676,7 @@
           <w:p>
             <w:pPr>
               <w:pStyle w:val="Normal"/>
-              <w:spacing w:lineRule="auto" w:line="252" w:before="0" w:after="0"/>
+              <w:spacing w:lineRule="exact" w:line="252" w:before="0" w:after="0"/>
               <w:jc w:val="start"/>
               <w:rPr/>
             </w:pPr>
@@ -4386,7 +3697,9 @@
         </w:tc>
       </w:tr>
       <w:tr>
-        <w:trPr/>
+        <w:trPr>
+          <w:cantSplit w:val="true"/>
+        </w:trPr>
         <w:tc>
           <w:tcPr>
             <w:tcW w:w="2076" w:type="dxa"/>
@@ -4401,7 +3714,7 @@
           <w:p>
             <w:pPr>
               <w:pStyle w:val="Normal"/>
-              <w:spacing w:lineRule="auto" w:line="252" w:before="0" w:after="0"/>
+              <w:spacing w:lineRule="exact" w:line="252" w:before="0" w:after="0"/>
               <w:jc w:val="start"/>
               <w:rPr/>
             </w:pPr>
@@ -4434,7 +3747,7 @@
           <w:p>
             <w:pPr>
               <w:pStyle w:val="Normal"/>
-              <w:spacing w:lineRule="auto" w:line="252" w:before="0" w:after="0"/>
+              <w:spacing w:lineRule="exact" w:line="252" w:before="0" w:after="0"/>
               <w:jc w:val="start"/>
               <w:rPr/>
             </w:pPr>
@@ -4449,7 +3762,7 @@
                 <w:sz w:val="18"/>
                 <w:szCs w:val="18"/>
               </w:rPr>
-              <w:t>Có giá trị pháp lý theo BLDS 2015</w:t>
+              <w:t>Có thể ghi nhận cam kết theo pháp luật hợp đồng</w:t>
             </w:r>
           </w:p>
         </w:tc>
@@ -4467,7 +3780,7 @@
           <w:p>
             <w:pPr>
               <w:pStyle w:val="Normal"/>
-              <w:spacing w:lineRule="auto" w:line="252" w:before="0" w:after="0"/>
+              <w:spacing w:lineRule="exact" w:line="252" w:before="0" w:after="0"/>
               <w:jc w:val="start"/>
               <w:rPr/>
             </w:pPr>
@@ -4482,7 +3795,7 @@
                 <w:sz w:val="18"/>
                 <w:szCs w:val="18"/>
               </w:rPr>
-              <w:t>Không có ký quỹ; không audit trail số; không tự thực thi penalty</w:t>
+              <w:t>Không mặc nhiên có audit trail số hoặc workflow milestone</w:t>
             </w:r>
           </w:p>
         </w:tc>
@@ -4500,7 +3813,7 @@
           <w:p>
             <w:pPr>
               <w:pStyle w:val="Normal"/>
-              <w:spacing w:lineRule="auto" w:line="252" w:before="0" w:after="0"/>
+              <w:spacing w:lineRule="exact" w:line="252" w:before="0" w:after="0"/>
               <w:jc w:val="start"/>
               <w:rPr/>
             </w:pPr>
@@ -4515,13 +3828,15 @@
                 <w:sz w:val="18"/>
                 <w:szCs w:val="18"/>
               </w:rPr>
-              <w:t>Chiếm ~70% thị trường</w:t>
+              <w:t>Tỷ lệ paper contract chưa được xác minh</w:t>
             </w:r>
           </w:p>
         </w:tc>
       </w:tr>
       <w:tr>
-        <w:trPr/>
+        <w:trPr>
+          <w:cantSplit w:val="true"/>
+        </w:trPr>
         <w:tc>
           <w:tcPr>
             <w:tcW w:w="2076" w:type="dxa"/>
@@ -4537,7 +3852,7 @@
           <w:p>
             <w:pPr>
               <w:pStyle w:val="Normal"/>
-              <w:spacing w:lineRule="auto" w:line="252" w:before="0" w:after="0"/>
+              <w:spacing w:lineRule="exact" w:line="252" w:before="0" w:after="0"/>
               <w:jc w:val="start"/>
               <w:rPr/>
             </w:pPr>
@@ -4571,7 +3886,7 @@
           <w:p>
             <w:pPr>
               <w:pStyle w:val="Normal"/>
-              <w:spacing w:lineRule="auto" w:line="252" w:before="0" w:after="0"/>
+              <w:spacing w:lineRule="exact" w:line="252" w:before="0" w:after="0"/>
               <w:jc w:val="start"/>
               <w:rPr/>
             </w:pPr>
@@ -4605,7 +3920,7 @@
           <w:p>
             <w:pPr>
               <w:pStyle w:val="Normal"/>
-              <w:spacing w:lineRule="auto" w:line="252" w:before="0" w:after="0"/>
+              <w:spacing w:lineRule="exact" w:line="252" w:before="0" w:after="0"/>
               <w:jc w:val="start"/>
               <w:rPr/>
             </w:pPr>
@@ -4639,7 +3954,7 @@
           <w:p>
             <w:pPr>
               <w:pStyle w:val="Normal"/>
-              <w:spacing w:lineRule="auto" w:line="252" w:before="0" w:after="0"/>
+              <w:spacing w:lineRule="exact" w:line="252" w:before="0" w:after="0"/>
               <w:jc w:val="start"/>
               <w:rPr/>
             </w:pPr>
@@ -4660,7 +3975,9 @@
         </w:tc>
       </w:tr>
       <w:tr>
-        <w:trPr/>
+        <w:trPr>
+          <w:cantSplit w:val="true"/>
+        </w:trPr>
         <w:tc>
           <w:tcPr>
             <w:tcW w:w="2076" w:type="dxa"/>
@@ -4675,7 +3992,7 @@
           <w:p>
             <w:pPr>
               <w:pStyle w:val="Normal"/>
-              <w:spacing w:lineRule="auto" w:line="252" w:before="0" w:after="0"/>
+              <w:spacing w:lineRule="exact" w:line="252" w:before="0" w:after="0"/>
               <w:jc w:val="start"/>
               <w:rPr/>
             </w:pPr>
@@ -4708,7 +4025,7 @@
           <w:p>
             <w:pPr>
               <w:pStyle w:val="Normal"/>
-              <w:spacing w:lineRule="auto" w:line="252" w:before="0" w:after="0"/>
+              <w:spacing w:lineRule="exact" w:line="252" w:before="0" w:after="0"/>
               <w:jc w:val="start"/>
               <w:rPr/>
             </w:pPr>
@@ -4741,7 +4058,7 @@
           <w:p>
             <w:pPr>
               <w:pStyle w:val="Normal"/>
-              <w:spacing w:lineRule="auto" w:line="252" w:before="0" w:after="0"/>
+              <w:spacing w:lineRule="exact" w:line="252" w:before="0" w:after="0"/>
               <w:jc w:val="start"/>
               <w:rPr/>
             </w:pPr>
@@ -4774,7 +4091,7 @@
           <w:p>
             <w:pPr>
               <w:pStyle w:val="Normal"/>
-              <w:spacing w:lineRule="auto" w:line="252" w:before="0" w:after="0"/>
+              <w:spacing w:lineRule="exact" w:line="252" w:before="0" w:after="0"/>
               <w:jc w:val="start"/>
               <w:rPr/>
             </w:pPr>
@@ -4795,7 +4112,9 @@
         </w:tc>
       </w:tr>
       <w:tr>
-        <w:trPr/>
+        <w:trPr>
+          <w:cantSplit w:val="true"/>
+        </w:trPr>
         <w:tc>
           <w:tcPr>
             <w:tcW w:w="2076" w:type="dxa"/>
@@ -4811,7 +4130,7 @@
           <w:p>
             <w:pPr>
               <w:pStyle w:val="Normal"/>
-              <w:spacing w:lineRule="auto" w:line="252" w:before="0" w:after="0"/>
+              <w:spacing w:lineRule="exact" w:line="252" w:before="0" w:after="0"/>
               <w:jc w:val="start"/>
               <w:rPr/>
             </w:pPr>
@@ -4845,7 +4164,7 @@
           <w:p>
             <w:pPr>
               <w:pStyle w:val="Normal"/>
-              <w:spacing w:lineRule="auto" w:line="252" w:before="0" w:after="0"/>
+              <w:spacing w:lineRule="exact" w:line="252" w:before="0" w:after="0"/>
               <w:jc w:val="start"/>
               <w:rPr/>
             </w:pPr>
@@ -4879,7 +4198,7 @@
           <w:p>
             <w:pPr>
               <w:pStyle w:val="Normal"/>
-              <w:spacing w:lineRule="auto" w:line="252" w:before="0" w:after="0"/>
+              <w:spacing w:lineRule="exact" w:line="252" w:before="0" w:after="0"/>
               <w:jc w:val="start"/>
               <w:rPr/>
             </w:pPr>
@@ -4913,7 +4232,7 @@
           <w:p>
             <w:pPr>
               <w:pStyle w:val="Normal"/>
-              <w:spacing w:lineRule="auto" w:line="252" w:before="0" w:after="0"/>
+              <w:spacing w:lineRule="exact" w:line="252" w:before="0" w:after="0"/>
               <w:jc w:val="start"/>
               <w:rPr/>
             </w:pPr>
@@ -4934,7 +4253,9 @@
         </w:tc>
       </w:tr>
       <w:tr>
-        <w:trPr/>
+        <w:trPr>
+          <w:cantSplit w:val="true"/>
+        </w:trPr>
         <w:tc>
           <w:tcPr>
             <w:tcW w:w="2076" w:type="dxa"/>
@@ -4949,7 +4270,7 @@
           <w:p>
             <w:pPr>
               <w:pStyle w:val="Normal"/>
-              <w:spacing w:lineRule="auto" w:line="252" w:before="0" w:after="0"/>
+              <w:spacing w:lineRule="exact" w:line="252" w:before="0" w:after="0"/>
               <w:jc w:val="start"/>
               <w:rPr/>
             </w:pPr>
@@ -4982,7 +4303,7 @@
           <w:p>
             <w:pPr>
               <w:pStyle w:val="Normal"/>
-              <w:spacing w:lineRule="auto" w:line="252" w:before="0" w:after="0"/>
+              <w:spacing w:lineRule="exact" w:line="252" w:before="0" w:after="0"/>
               <w:jc w:val="start"/>
               <w:rPr/>
             </w:pPr>
@@ -5015,7 +4336,7 @@
           <w:p>
             <w:pPr>
               <w:pStyle w:val="Normal"/>
-              <w:spacing w:lineRule="auto" w:line="252" w:before="0" w:after="0"/>
+              <w:spacing w:lineRule="exact" w:line="252" w:before="0" w:after="0"/>
               <w:jc w:val="start"/>
               <w:rPr/>
             </w:pPr>
@@ -5048,7 +4369,7 @@
           <w:p>
             <w:pPr>
               <w:pStyle w:val="Normal"/>
-              <w:spacing w:lineRule="auto" w:line="252" w:before="0" w:after="0"/>
+              <w:spacing w:lineRule="exact" w:line="252" w:before="0" w:after="0"/>
               <w:jc w:val="start"/>
               <w:rPr/>
             </w:pPr>
@@ -5069,7 +4390,9 @@
         </w:tc>
       </w:tr>
       <w:tr>
-        <w:trPr/>
+        <w:trPr>
+          <w:cantSplit w:val="true"/>
+        </w:trPr>
         <w:tc>
           <w:tcPr>
             <w:tcW w:w="2076" w:type="dxa"/>
@@ -5085,7 +4408,7 @@
           <w:p>
             <w:pPr>
               <w:pStyle w:val="Normal"/>
-              <w:spacing w:lineRule="auto" w:line="252" w:before="0" w:after="0"/>
+              <w:spacing w:lineRule="exact" w:line="252" w:before="0" w:after="0"/>
               <w:jc w:val="start"/>
               <w:rPr/>
             </w:pPr>
@@ -5119,7 +4442,7 @@
           <w:p>
             <w:pPr>
               <w:pStyle w:val="Normal"/>
-              <w:spacing w:lineRule="auto" w:line="252" w:before="0" w:after="0"/>
+              <w:spacing w:lineRule="exact" w:line="252" w:before="0" w:after="0"/>
               <w:jc w:val="start"/>
               <w:rPr/>
             </w:pPr>
@@ -5153,7 +4476,7 @@
           <w:p>
             <w:pPr>
               <w:pStyle w:val="Normal"/>
-              <w:spacing w:lineRule="auto" w:line="252" w:before="0" w:after="0"/>
+              <w:spacing w:lineRule="exact" w:line="252" w:before="0" w:after="0"/>
               <w:jc w:val="start"/>
               <w:rPr/>
             </w:pPr>
@@ -5187,7 +4510,7 @@
           <w:p>
             <w:pPr>
               <w:pStyle w:val="Normal"/>
-              <w:spacing w:lineRule="auto" w:line="252" w:before="0" w:after="0"/>
+              <w:spacing w:lineRule="exact" w:line="252" w:before="0" w:after="0"/>
               <w:jc w:val="start"/>
               <w:rPr/>
             </w:pPr>
@@ -5211,7 +4534,7 @@
     <w:p>
       <w:pPr>
         <w:pStyle w:val="Normal"/>
-        <w:spacing w:lineRule="auto" w:line="240" w:before="0" w:after="140"/>
+        <w:spacing w:lineRule="exact" w:line="240" w:before="0" w:after="140"/>
         <w:rPr/>
       </w:pPr>
       <w:r>
@@ -5229,7 +4552,7 @@
     <w:p>
       <w:pPr>
         <w:pStyle w:val="Normal"/>
-        <w:spacing w:lineRule="auto" w:line="276" w:before="0" w:after="120"/>
+        <w:spacing w:lineRule="exact" w:line="276" w:before="0" w:after="120"/>
         <w:jc w:val="both"/>
         <w:rPr/>
       </w:pPr>
@@ -5261,19 +4584,20 @@
         </w:tblCellMar>
       </w:tblPr>
       <w:tblGrid>
-        <w:gridCol w:w="2040"/>
-        <w:gridCol w:w="2039"/>
-        <w:gridCol w:w="1714"/>
-        <w:gridCol w:w="1951"/>
-        <w:gridCol w:w="1894"/>
+        <w:gridCol w:w="2003"/>
+        <w:gridCol w:w="2005"/>
+        <w:gridCol w:w="1689"/>
+        <w:gridCol w:w="1917"/>
+        <w:gridCol w:w="2024"/>
       </w:tblGrid>
       <w:tr>
         <w:trPr>
           <w:tblHeader w:val="true"/>
+          <w:cantSplit w:val="true"/>
         </w:trPr>
         <w:tc>
           <w:tcPr>
-            <w:tcW w:w="2040" w:type="dxa"/>
+            <w:tcW w:w="2003" w:type="dxa"/>
             <w:tcBorders>
               <w:top w:val="single" w:sz="4" w:space="0" w:color="D1D5DB"/>
               <w:start w:val="single" w:sz="4" w:space="0" w:color="D1D5DB"/>
@@ -5286,7 +4610,7 @@
           <w:p>
             <w:pPr>
               <w:pStyle w:val="Normal"/>
-              <w:spacing w:lineRule="auto" w:line="252" w:before="0" w:after="0"/>
+              <w:spacing w:lineRule="exact" w:line="252" w:before="0" w:after="0"/>
               <w:jc w:val="start"/>
               <w:rPr/>
             </w:pPr>
@@ -5307,7 +4631,7 @@
         </w:tc>
         <w:tc>
           <w:tcPr>
-            <w:tcW w:w="2039" w:type="dxa"/>
+            <w:tcW w:w="2005" w:type="dxa"/>
             <w:tcBorders>
               <w:top w:val="single" w:sz="4" w:space="0" w:color="D1D5DB"/>
               <w:start w:val="single" w:sz="4" w:space="0" w:color="D1D5DB"/>
@@ -5320,7 +4644,7 @@
           <w:p>
             <w:pPr>
               <w:pStyle w:val="Normal"/>
-              <w:spacing w:lineRule="auto" w:line="252" w:before="0" w:after="0"/>
+              <w:spacing w:lineRule="exact" w:line="252" w:before="0" w:after="0"/>
               <w:jc w:val="start"/>
               <w:rPr/>
             </w:pPr>
@@ -5341,7 +4665,7 @@
         </w:tc>
         <w:tc>
           <w:tcPr>
-            <w:tcW w:w="1714" w:type="dxa"/>
+            <w:tcW w:w="1689" w:type="dxa"/>
             <w:tcBorders>
               <w:top w:val="single" w:sz="4" w:space="0" w:color="D1D5DB"/>
               <w:start w:val="single" w:sz="4" w:space="0" w:color="D1D5DB"/>
@@ -5354,7 +4678,7 @@
           <w:p>
             <w:pPr>
               <w:pStyle w:val="Normal"/>
-              <w:spacing w:lineRule="auto" w:line="252" w:before="0" w:after="0"/>
+              <w:spacing w:lineRule="exact" w:line="252" w:before="0" w:after="0"/>
               <w:jc w:val="start"/>
               <w:rPr/>
             </w:pPr>
@@ -5375,7 +4699,7 @@
         </w:tc>
         <w:tc>
           <w:tcPr>
-            <w:tcW w:w="1951" w:type="dxa"/>
+            <w:tcW w:w="1917" w:type="dxa"/>
             <w:tcBorders>
               <w:top w:val="single" w:sz="4" w:space="0" w:color="D1D5DB"/>
               <w:start w:val="single" w:sz="4" w:space="0" w:color="D1D5DB"/>
@@ -5388,7 +4712,7 @@
           <w:p>
             <w:pPr>
               <w:pStyle w:val="Normal"/>
-              <w:spacing w:lineRule="auto" w:line="252" w:before="0" w:after="0"/>
+              <w:spacing w:lineRule="exact" w:line="252" w:before="0" w:after="0"/>
               <w:jc w:val="start"/>
               <w:rPr/>
             </w:pPr>
@@ -5409,7 +4733,7 @@
         </w:tc>
         <w:tc>
           <w:tcPr>
-            <w:tcW w:w="1894" w:type="dxa"/>
+            <w:tcW w:w="2024" w:type="dxa"/>
             <w:tcBorders>
               <w:top w:val="single" w:sz="4" w:space="0" w:color="D1D5DB"/>
               <w:start w:val="single" w:sz="4" w:space="0" w:color="D1D5DB"/>
@@ -5422,7 +4746,7 @@
           <w:p>
             <w:pPr>
               <w:pStyle w:val="Normal"/>
-              <w:spacing w:lineRule="auto" w:line="252" w:before="0" w:after="0"/>
+              <w:spacing w:lineRule="exact" w:line="252" w:before="0" w:after="0"/>
               <w:jc w:val="start"/>
               <w:rPr/>
             </w:pPr>
@@ -5443,22 +4767,24 @@
         </w:tc>
       </w:tr>
       <w:tr>
-        <w:trPr/>
-        <w:tc>
-          <w:tcPr>
-            <w:tcW w:w="2040" w:type="dxa"/>
-            <w:tcBorders>
-              <w:top w:val="single" w:sz="4" w:space="0" w:color="D1D5DB"/>
-              <w:start w:val="single" w:sz="4" w:space="0" w:color="D1D5DB"/>
-              <w:bottom w:val="single" w:sz="4" w:space="0" w:color="D1D5DB"/>
-              <w:end w:val="single" w:sz="4" w:space="0" w:color="D1D5DB"/>
-            </w:tcBorders>
-            <w:vAlign w:val="center"/>
-          </w:tcPr>
-          <w:p>
-            <w:pPr>
-              <w:pStyle w:val="Normal"/>
-              <w:spacing w:lineRule="auto" w:line="252" w:before="0" w:after="0"/>
+        <w:trPr>
+          <w:cantSplit w:val="true"/>
+        </w:trPr>
+        <w:tc>
+          <w:tcPr>
+            <w:tcW w:w="2003" w:type="dxa"/>
+            <w:tcBorders>
+              <w:top w:val="single" w:sz="4" w:space="0" w:color="D1D5DB"/>
+              <w:start w:val="single" w:sz="4" w:space="0" w:color="D1D5DB"/>
+              <w:bottom w:val="single" w:sz="4" w:space="0" w:color="D1D5DB"/>
+              <w:end w:val="single" w:sz="4" w:space="0" w:color="D1D5DB"/>
+            </w:tcBorders>
+            <w:vAlign w:val="center"/>
+          </w:tcPr>
+          <w:p>
+            <w:pPr>
+              <w:pStyle w:val="Normal"/>
+              <w:spacing w:lineRule="exact" w:line="252" w:before="0" w:after="0"/>
               <w:jc w:val="start"/>
               <w:rPr/>
             </w:pPr>
@@ -5479,19 +4805,19 @@
         </w:tc>
         <w:tc>
           <w:tcPr>
-            <w:tcW w:w="2039" w:type="dxa"/>
-            <w:tcBorders>
-              <w:top w:val="single" w:sz="4" w:space="0" w:color="D1D5DB"/>
-              <w:start w:val="single" w:sz="4" w:space="0" w:color="D1D5DB"/>
-              <w:bottom w:val="single" w:sz="4" w:space="0" w:color="D1D5DB"/>
-              <w:end w:val="single" w:sz="4" w:space="0" w:color="D1D5DB"/>
-            </w:tcBorders>
-            <w:vAlign w:val="center"/>
-          </w:tcPr>
-          <w:p>
-            <w:pPr>
-              <w:pStyle w:val="Normal"/>
-              <w:spacing w:lineRule="auto" w:line="252" w:before="0" w:after="0"/>
+            <w:tcW w:w="2005" w:type="dxa"/>
+            <w:tcBorders>
+              <w:top w:val="single" w:sz="4" w:space="0" w:color="D1D5DB"/>
+              <w:start w:val="single" w:sz="4" w:space="0" w:color="D1D5DB"/>
+              <w:bottom w:val="single" w:sz="4" w:space="0" w:color="D1D5DB"/>
+              <w:end w:val="single" w:sz="4" w:space="0" w:color="D1D5DB"/>
+            </w:tcBorders>
+            <w:vAlign w:val="center"/>
+          </w:tcPr>
+          <w:p>
+            <w:pPr>
+              <w:pStyle w:val="Normal"/>
+              <w:spacing w:lineRule="exact" w:line="252" w:before="0" w:after="0"/>
               <w:jc w:val="start"/>
               <w:rPr/>
             </w:pPr>
@@ -5512,19 +4838,19 @@
         </w:tc>
         <w:tc>
           <w:tcPr>
-            <w:tcW w:w="1714" w:type="dxa"/>
-            <w:tcBorders>
-              <w:top w:val="single" w:sz="4" w:space="0" w:color="D1D5DB"/>
-              <w:start w:val="single" w:sz="4" w:space="0" w:color="D1D5DB"/>
-              <w:bottom w:val="single" w:sz="4" w:space="0" w:color="D1D5DB"/>
-              <w:end w:val="single" w:sz="4" w:space="0" w:color="D1D5DB"/>
-            </w:tcBorders>
-            <w:vAlign w:val="center"/>
-          </w:tcPr>
-          <w:p>
-            <w:pPr>
-              <w:pStyle w:val="Normal"/>
-              <w:spacing w:lineRule="auto" w:line="252" w:before="0" w:after="0"/>
+            <w:tcW w:w="1689" w:type="dxa"/>
+            <w:tcBorders>
+              <w:top w:val="single" w:sz="4" w:space="0" w:color="D1D5DB"/>
+              <w:start w:val="single" w:sz="4" w:space="0" w:color="D1D5DB"/>
+              <w:bottom w:val="single" w:sz="4" w:space="0" w:color="D1D5DB"/>
+              <w:end w:val="single" w:sz="4" w:space="0" w:color="D1D5DB"/>
+            </w:tcBorders>
+            <w:vAlign w:val="center"/>
+          </w:tcPr>
+          <w:p>
+            <w:pPr>
+              <w:pStyle w:val="Normal"/>
+              <w:spacing w:lineRule="exact" w:line="252" w:before="0" w:after="0"/>
               <w:jc w:val="start"/>
               <w:rPr/>
             </w:pPr>
@@ -5545,19 +4871,19 @@
         </w:tc>
         <w:tc>
           <w:tcPr>
-            <w:tcW w:w="1951" w:type="dxa"/>
-            <w:tcBorders>
-              <w:top w:val="single" w:sz="4" w:space="0" w:color="D1D5DB"/>
-              <w:start w:val="single" w:sz="4" w:space="0" w:color="D1D5DB"/>
-              <w:bottom w:val="single" w:sz="4" w:space="0" w:color="D1D5DB"/>
-              <w:end w:val="single" w:sz="4" w:space="0" w:color="D1D5DB"/>
-            </w:tcBorders>
-            <w:vAlign w:val="center"/>
-          </w:tcPr>
-          <w:p>
-            <w:pPr>
-              <w:pStyle w:val="Normal"/>
-              <w:spacing w:lineRule="auto" w:line="252" w:before="0" w:after="0"/>
+            <w:tcW w:w="1917" w:type="dxa"/>
+            <w:tcBorders>
+              <w:top w:val="single" w:sz="4" w:space="0" w:color="D1D5DB"/>
+              <w:start w:val="single" w:sz="4" w:space="0" w:color="D1D5DB"/>
+              <w:bottom w:val="single" w:sz="4" w:space="0" w:color="D1D5DB"/>
+              <w:end w:val="single" w:sz="4" w:space="0" w:color="D1D5DB"/>
+            </w:tcBorders>
+            <w:vAlign w:val="center"/>
+          </w:tcPr>
+          <w:p>
+            <w:pPr>
+              <w:pStyle w:val="Normal"/>
+              <w:spacing w:lineRule="exact" w:line="252" w:before="0" w:after="0"/>
               <w:jc w:val="start"/>
               <w:rPr/>
             </w:pPr>
@@ -5578,19 +4904,19 @@
         </w:tc>
         <w:tc>
           <w:tcPr>
-            <w:tcW w:w="1894" w:type="dxa"/>
-            <w:tcBorders>
-              <w:top w:val="single" w:sz="4" w:space="0" w:color="D1D5DB"/>
-              <w:start w:val="single" w:sz="4" w:space="0" w:color="D1D5DB"/>
-              <w:bottom w:val="single" w:sz="4" w:space="0" w:color="D1D5DB"/>
-              <w:end w:val="single" w:sz="4" w:space="0" w:color="D1D5DB"/>
-            </w:tcBorders>
-            <w:vAlign w:val="center"/>
-          </w:tcPr>
-          <w:p>
-            <w:pPr>
-              <w:pStyle w:val="Normal"/>
-              <w:spacing w:lineRule="auto" w:line="252" w:before="0" w:after="0"/>
+            <w:tcW w:w="2024" w:type="dxa"/>
+            <w:tcBorders>
+              <w:top w:val="single" w:sz="4" w:space="0" w:color="D1D5DB"/>
+              <w:start w:val="single" w:sz="4" w:space="0" w:color="D1D5DB"/>
+              <w:bottom w:val="single" w:sz="4" w:space="0" w:color="D1D5DB"/>
+              <w:end w:val="single" w:sz="4" w:space="0" w:color="D1D5DB"/>
+            </w:tcBorders>
+            <w:vAlign w:val="center"/>
+          </w:tcPr>
+          <w:p>
+            <w:pPr>
+              <w:pStyle w:val="Normal"/>
+              <w:spacing w:lineRule="exact" w:line="252" w:before="0" w:after="0"/>
               <w:jc w:val="start"/>
               <w:rPr/>
             </w:pPr>
@@ -5611,10 +4937,12 @@
         </w:tc>
       </w:tr>
       <w:tr>
-        <w:trPr/>
-        <w:tc>
-          <w:tcPr>
-            <w:tcW w:w="2040" w:type="dxa"/>
+        <w:trPr>
+          <w:cantSplit w:val="true"/>
+        </w:trPr>
+        <w:tc>
+          <w:tcPr>
+            <w:tcW w:w="2003" w:type="dxa"/>
             <w:tcBorders>
               <w:top w:val="single" w:sz="4" w:space="0" w:color="D1D5DB"/>
               <w:start w:val="single" w:sz="4" w:space="0" w:color="D1D5DB"/>
@@ -5627,7 +4955,7 @@
           <w:p>
             <w:pPr>
               <w:pStyle w:val="Normal"/>
-              <w:spacing w:lineRule="auto" w:line="252" w:before="0" w:after="0"/>
+              <w:spacing w:lineRule="exact" w:line="252" w:before="0" w:after="0"/>
               <w:jc w:val="start"/>
               <w:rPr/>
             </w:pPr>
@@ -5648,7 +4976,7 @@
         </w:tc>
         <w:tc>
           <w:tcPr>
-            <w:tcW w:w="2039" w:type="dxa"/>
+            <w:tcW w:w="2005" w:type="dxa"/>
             <w:tcBorders>
               <w:top w:val="single" w:sz="4" w:space="0" w:color="D1D5DB"/>
               <w:start w:val="single" w:sz="4" w:space="0" w:color="D1D5DB"/>
@@ -5661,7 +4989,7 @@
           <w:p>
             <w:pPr>
               <w:pStyle w:val="Normal"/>
-              <w:spacing w:lineRule="auto" w:line="252" w:before="0" w:after="0"/>
+              <w:spacing w:lineRule="exact" w:line="252" w:before="0" w:after="0"/>
               <w:jc w:val="start"/>
               <w:rPr/>
             </w:pPr>
@@ -5682,7 +5010,7 @@
         </w:tc>
         <w:tc>
           <w:tcPr>
-            <w:tcW w:w="1714" w:type="dxa"/>
+            <w:tcW w:w="1689" w:type="dxa"/>
             <w:tcBorders>
               <w:top w:val="single" w:sz="4" w:space="0" w:color="D1D5DB"/>
               <w:start w:val="single" w:sz="4" w:space="0" w:color="D1D5DB"/>
@@ -5695,7 +5023,7 @@
           <w:p>
             <w:pPr>
               <w:pStyle w:val="Normal"/>
-              <w:spacing w:lineRule="auto" w:line="252" w:before="0" w:after="0"/>
+              <w:spacing w:lineRule="exact" w:line="252" w:before="0" w:after="0"/>
               <w:jc w:val="start"/>
               <w:rPr/>
             </w:pPr>
@@ -5716,7 +5044,7 @@
         </w:tc>
         <w:tc>
           <w:tcPr>
-            <w:tcW w:w="1951" w:type="dxa"/>
+            <w:tcW w:w="1917" w:type="dxa"/>
             <w:tcBorders>
               <w:top w:val="single" w:sz="4" w:space="0" w:color="D1D5DB"/>
               <w:start w:val="single" w:sz="4" w:space="0" w:color="D1D5DB"/>
@@ -5729,7 +5057,7 @@
           <w:p>
             <w:pPr>
               <w:pStyle w:val="Normal"/>
-              <w:spacing w:lineRule="auto" w:line="252" w:before="0" w:after="0"/>
+              <w:spacing w:lineRule="exact" w:line="252" w:before="0" w:after="0"/>
               <w:jc w:val="start"/>
               <w:rPr/>
             </w:pPr>
@@ -5750,7 +5078,7 @@
         </w:tc>
         <w:tc>
           <w:tcPr>
-            <w:tcW w:w="1894" w:type="dxa"/>
+            <w:tcW w:w="2024" w:type="dxa"/>
             <w:tcBorders>
               <w:top w:val="single" w:sz="4" w:space="0" w:color="D1D5DB"/>
               <w:start w:val="single" w:sz="4" w:space="0" w:color="D1D5DB"/>
@@ -5763,7 +5091,7 @@
           <w:p>
             <w:pPr>
               <w:pStyle w:val="Normal"/>
-              <w:spacing w:lineRule="auto" w:line="252" w:before="0" w:after="0"/>
+              <w:spacing w:lineRule="exact" w:line="252" w:before="0" w:after="0"/>
               <w:jc w:val="start"/>
               <w:rPr/>
             </w:pPr>
@@ -5784,22 +5112,24 @@
         </w:tc>
       </w:tr>
       <w:tr>
-        <w:trPr/>
-        <w:tc>
-          <w:tcPr>
-            <w:tcW w:w="2040" w:type="dxa"/>
-            <w:tcBorders>
-              <w:top w:val="single" w:sz="4" w:space="0" w:color="D1D5DB"/>
-              <w:start w:val="single" w:sz="4" w:space="0" w:color="D1D5DB"/>
-              <w:bottom w:val="single" w:sz="4" w:space="0" w:color="D1D5DB"/>
-              <w:end w:val="single" w:sz="4" w:space="0" w:color="D1D5DB"/>
-            </w:tcBorders>
-            <w:vAlign w:val="center"/>
-          </w:tcPr>
-          <w:p>
-            <w:pPr>
-              <w:pStyle w:val="Normal"/>
-              <w:spacing w:lineRule="auto" w:line="252" w:before="0" w:after="0"/>
+        <w:trPr>
+          <w:cantSplit w:val="true"/>
+        </w:trPr>
+        <w:tc>
+          <w:tcPr>
+            <w:tcW w:w="2003" w:type="dxa"/>
+            <w:tcBorders>
+              <w:top w:val="single" w:sz="4" w:space="0" w:color="D1D5DB"/>
+              <w:start w:val="single" w:sz="4" w:space="0" w:color="D1D5DB"/>
+              <w:bottom w:val="single" w:sz="4" w:space="0" w:color="D1D5DB"/>
+              <w:end w:val="single" w:sz="4" w:space="0" w:color="D1D5DB"/>
+            </w:tcBorders>
+            <w:vAlign w:val="center"/>
+          </w:tcPr>
+          <w:p>
+            <w:pPr>
+              <w:pStyle w:val="Normal"/>
+              <w:spacing w:lineRule="exact" w:line="252" w:before="0" w:after="0"/>
               <w:jc w:val="start"/>
               <w:rPr/>
             </w:pPr>
@@ -5820,19 +5150,19 @@
         </w:tc>
         <w:tc>
           <w:tcPr>
-            <w:tcW w:w="2039" w:type="dxa"/>
-            <w:tcBorders>
-              <w:top w:val="single" w:sz="4" w:space="0" w:color="D1D5DB"/>
-              <w:start w:val="single" w:sz="4" w:space="0" w:color="D1D5DB"/>
-              <w:bottom w:val="single" w:sz="4" w:space="0" w:color="D1D5DB"/>
-              <w:end w:val="single" w:sz="4" w:space="0" w:color="D1D5DB"/>
-            </w:tcBorders>
-            <w:vAlign w:val="center"/>
-          </w:tcPr>
-          <w:p>
-            <w:pPr>
-              <w:pStyle w:val="Normal"/>
-              <w:spacing w:lineRule="auto" w:line="252" w:before="0" w:after="0"/>
+            <w:tcW w:w="2005" w:type="dxa"/>
+            <w:tcBorders>
+              <w:top w:val="single" w:sz="4" w:space="0" w:color="D1D5DB"/>
+              <w:start w:val="single" w:sz="4" w:space="0" w:color="D1D5DB"/>
+              <w:bottom w:val="single" w:sz="4" w:space="0" w:color="D1D5DB"/>
+              <w:end w:val="single" w:sz="4" w:space="0" w:color="D1D5DB"/>
+            </w:tcBorders>
+            <w:vAlign w:val="center"/>
+          </w:tcPr>
+          <w:p>
+            <w:pPr>
+              <w:pStyle w:val="Normal"/>
+              <w:spacing w:lineRule="exact" w:line="252" w:before="0" w:after="0"/>
               <w:jc w:val="start"/>
               <w:rPr/>
             </w:pPr>
@@ -5853,19 +5183,19 @@
         </w:tc>
         <w:tc>
           <w:tcPr>
-            <w:tcW w:w="1714" w:type="dxa"/>
-            <w:tcBorders>
-              <w:top w:val="single" w:sz="4" w:space="0" w:color="D1D5DB"/>
-              <w:start w:val="single" w:sz="4" w:space="0" w:color="D1D5DB"/>
-              <w:bottom w:val="single" w:sz="4" w:space="0" w:color="D1D5DB"/>
-              <w:end w:val="single" w:sz="4" w:space="0" w:color="D1D5DB"/>
-            </w:tcBorders>
-            <w:vAlign w:val="center"/>
-          </w:tcPr>
-          <w:p>
-            <w:pPr>
-              <w:pStyle w:val="Normal"/>
-              <w:spacing w:lineRule="auto" w:line="252" w:before="0" w:after="0"/>
+            <w:tcW w:w="1689" w:type="dxa"/>
+            <w:tcBorders>
+              <w:top w:val="single" w:sz="4" w:space="0" w:color="D1D5DB"/>
+              <w:start w:val="single" w:sz="4" w:space="0" w:color="D1D5DB"/>
+              <w:bottom w:val="single" w:sz="4" w:space="0" w:color="D1D5DB"/>
+              <w:end w:val="single" w:sz="4" w:space="0" w:color="D1D5DB"/>
+            </w:tcBorders>
+            <w:vAlign w:val="center"/>
+          </w:tcPr>
+          <w:p>
+            <w:pPr>
+              <w:pStyle w:val="Normal"/>
+              <w:spacing w:lineRule="exact" w:line="252" w:before="0" w:after="0"/>
               <w:jc w:val="start"/>
               <w:rPr/>
             </w:pPr>
@@ -5886,19 +5216,19 @@
         </w:tc>
         <w:tc>
           <w:tcPr>
-            <w:tcW w:w="1951" w:type="dxa"/>
-            <w:tcBorders>
-              <w:top w:val="single" w:sz="4" w:space="0" w:color="D1D5DB"/>
-              <w:start w:val="single" w:sz="4" w:space="0" w:color="D1D5DB"/>
-              <w:bottom w:val="single" w:sz="4" w:space="0" w:color="D1D5DB"/>
-              <w:end w:val="single" w:sz="4" w:space="0" w:color="D1D5DB"/>
-            </w:tcBorders>
-            <w:vAlign w:val="center"/>
-          </w:tcPr>
-          <w:p>
-            <w:pPr>
-              <w:pStyle w:val="Normal"/>
-              <w:spacing w:lineRule="auto" w:line="252" w:before="0" w:after="0"/>
+            <w:tcW w:w="1917" w:type="dxa"/>
+            <w:tcBorders>
+              <w:top w:val="single" w:sz="4" w:space="0" w:color="D1D5DB"/>
+              <w:start w:val="single" w:sz="4" w:space="0" w:color="D1D5DB"/>
+              <w:bottom w:val="single" w:sz="4" w:space="0" w:color="D1D5DB"/>
+              <w:end w:val="single" w:sz="4" w:space="0" w:color="D1D5DB"/>
+            </w:tcBorders>
+            <w:vAlign w:val="center"/>
+          </w:tcPr>
+          <w:p>
+            <w:pPr>
+              <w:pStyle w:val="Normal"/>
+              <w:spacing w:lineRule="exact" w:line="252" w:before="0" w:after="0"/>
               <w:jc w:val="start"/>
               <w:rPr/>
             </w:pPr>
@@ -5919,19 +5249,19 @@
         </w:tc>
         <w:tc>
           <w:tcPr>
-            <w:tcW w:w="1894" w:type="dxa"/>
-            <w:tcBorders>
-              <w:top w:val="single" w:sz="4" w:space="0" w:color="D1D5DB"/>
-              <w:start w:val="single" w:sz="4" w:space="0" w:color="D1D5DB"/>
-              <w:bottom w:val="single" w:sz="4" w:space="0" w:color="D1D5DB"/>
-              <w:end w:val="single" w:sz="4" w:space="0" w:color="D1D5DB"/>
-            </w:tcBorders>
-            <w:vAlign w:val="center"/>
-          </w:tcPr>
-          <w:p>
-            <w:pPr>
-              <w:pStyle w:val="Normal"/>
-              <w:spacing w:lineRule="auto" w:line="252" w:before="0" w:after="0"/>
+            <w:tcW w:w="2024" w:type="dxa"/>
+            <w:tcBorders>
+              <w:top w:val="single" w:sz="4" w:space="0" w:color="D1D5DB"/>
+              <w:start w:val="single" w:sz="4" w:space="0" w:color="D1D5DB"/>
+              <w:bottom w:val="single" w:sz="4" w:space="0" w:color="D1D5DB"/>
+              <w:end w:val="single" w:sz="4" w:space="0" w:color="D1D5DB"/>
+            </w:tcBorders>
+            <w:vAlign w:val="center"/>
+          </w:tcPr>
+          <w:p>
+            <w:pPr>
+              <w:pStyle w:val="Normal"/>
+              <w:spacing w:lineRule="exact" w:line="252" w:before="0" w:after="0"/>
               <w:jc w:val="start"/>
               <w:rPr/>
             </w:pPr>
@@ -5952,10 +5282,12 @@
         </w:tc>
       </w:tr>
       <w:tr>
-        <w:trPr/>
-        <w:tc>
-          <w:tcPr>
-            <w:tcW w:w="2040" w:type="dxa"/>
+        <w:trPr>
+          <w:cantSplit w:val="true"/>
+        </w:trPr>
+        <w:tc>
+          <w:tcPr>
+            <w:tcW w:w="2003" w:type="dxa"/>
             <w:tcBorders>
               <w:top w:val="single" w:sz="4" w:space="0" w:color="D1D5DB"/>
               <w:start w:val="single" w:sz="4" w:space="0" w:color="D1D5DB"/>
@@ -5968,7 +5300,7 @@
           <w:p>
             <w:pPr>
               <w:pStyle w:val="Normal"/>
-              <w:spacing w:lineRule="auto" w:line="252" w:before="0" w:after="0"/>
+              <w:spacing w:lineRule="exact" w:line="252" w:before="0" w:after="0"/>
               <w:jc w:val="start"/>
               <w:rPr/>
             </w:pPr>
@@ -5989,7 +5321,7 @@
         </w:tc>
         <w:tc>
           <w:tcPr>
-            <w:tcW w:w="2039" w:type="dxa"/>
+            <w:tcW w:w="2005" w:type="dxa"/>
             <w:tcBorders>
               <w:top w:val="single" w:sz="4" w:space="0" w:color="D1D5DB"/>
               <w:start w:val="single" w:sz="4" w:space="0" w:color="D1D5DB"/>
@@ -6002,7 +5334,7 @@
           <w:p>
             <w:pPr>
               <w:pStyle w:val="Normal"/>
-              <w:spacing w:lineRule="auto" w:line="252" w:before="0" w:after="0"/>
+              <w:spacing w:lineRule="exact" w:line="252" w:before="0" w:after="0"/>
               <w:jc w:val="start"/>
               <w:rPr/>
             </w:pPr>
@@ -6023,7 +5355,7 @@
         </w:tc>
         <w:tc>
           <w:tcPr>
-            <w:tcW w:w="1714" w:type="dxa"/>
+            <w:tcW w:w="1689" w:type="dxa"/>
             <w:tcBorders>
               <w:top w:val="single" w:sz="4" w:space="0" w:color="D1D5DB"/>
               <w:start w:val="single" w:sz="4" w:space="0" w:color="D1D5DB"/>
@@ -6036,7 +5368,7 @@
           <w:p>
             <w:pPr>
               <w:pStyle w:val="Normal"/>
-              <w:spacing w:lineRule="auto" w:line="252" w:before="0" w:after="0"/>
+              <w:spacing w:lineRule="exact" w:line="252" w:before="0" w:after="0"/>
               <w:jc w:val="start"/>
               <w:rPr/>
             </w:pPr>
@@ -6057,7 +5389,7 @@
         </w:tc>
         <w:tc>
           <w:tcPr>
-            <w:tcW w:w="1951" w:type="dxa"/>
+            <w:tcW w:w="1917" w:type="dxa"/>
             <w:tcBorders>
               <w:top w:val="single" w:sz="4" w:space="0" w:color="D1D5DB"/>
               <w:start w:val="single" w:sz="4" w:space="0" w:color="D1D5DB"/>
@@ -6070,7 +5402,7 @@
           <w:p>
             <w:pPr>
               <w:pStyle w:val="Normal"/>
-              <w:spacing w:lineRule="auto" w:line="252" w:before="0" w:after="0"/>
+              <w:spacing w:lineRule="exact" w:line="252" w:before="0" w:after="0"/>
               <w:jc w:val="start"/>
               <w:rPr/>
             </w:pPr>
@@ -6091,7 +5423,7 @@
         </w:tc>
         <w:tc>
           <w:tcPr>
-            <w:tcW w:w="1894" w:type="dxa"/>
+            <w:tcW w:w="2024" w:type="dxa"/>
             <w:tcBorders>
               <w:top w:val="single" w:sz="4" w:space="0" w:color="D1D5DB"/>
               <w:start w:val="single" w:sz="4" w:space="0" w:color="D1D5DB"/>
@@ -6104,7 +5436,7 @@
           <w:p>
             <w:pPr>
               <w:pStyle w:val="Normal"/>
-              <w:spacing w:lineRule="auto" w:line="252" w:before="0" w:after="0"/>
+              <w:spacing w:lineRule="exact" w:line="252" w:before="0" w:after="0"/>
               <w:jc w:val="start"/>
               <w:rPr/>
             </w:pPr>
@@ -6125,22 +5457,24 @@
         </w:tc>
       </w:tr>
       <w:tr>
-        <w:trPr/>
-        <w:tc>
-          <w:tcPr>
-            <w:tcW w:w="2040" w:type="dxa"/>
-            <w:tcBorders>
-              <w:top w:val="single" w:sz="4" w:space="0" w:color="D1D5DB"/>
-              <w:start w:val="single" w:sz="4" w:space="0" w:color="D1D5DB"/>
-              <w:bottom w:val="single" w:sz="4" w:space="0" w:color="D1D5DB"/>
-              <w:end w:val="single" w:sz="4" w:space="0" w:color="D1D5DB"/>
-            </w:tcBorders>
-            <w:vAlign w:val="center"/>
-          </w:tcPr>
-          <w:p>
-            <w:pPr>
-              <w:pStyle w:val="Normal"/>
-              <w:spacing w:lineRule="auto" w:line="252" w:before="0" w:after="0"/>
+        <w:trPr>
+          <w:cantSplit w:val="true"/>
+        </w:trPr>
+        <w:tc>
+          <w:tcPr>
+            <w:tcW w:w="2003" w:type="dxa"/>
+            <w:tcBorders>
+              <w:top w:val="single" w:sz="4" w:space="0" w:color="D1D5DB"/>
+              <w:start w:val="single" w:sz="4" w:space="0" w:color="D1D5DB"/>
+              <w:bottom w:val="single" w:sz="4" w:space="0" w:color="D1D5DB"/>
+              <w:end w:val="single" w:sz="4" w:space="0" w:color="D1D5DB"/>
+            </w:tcBorders>
+            <w:vAlign w:val="center"/>
+          </w:tcPr>
+          <w:p>
+            <w:pPr>
+              <w:pStyle w:val="Normal"/>
+              <w:spacing w:lineRule="exact" w:line="252" w:before="0" w:after="0"/>
               <w:jc w:val="start"/>
               <w:rPr/>
             </w:pPr>
@@ -6161,19 +5495,19 @@
         </w:tc>
         <w:tc>
           <w:tcPr>
-            <w:tcW w:w="2039" w:type="dxa"/>
-            <w:tcBorders>
-              <w:top w:val="single" w:sz="4" w:space="0" w:color="D1D5DB"/>
-              <w:start w:val="single" w:sz="4" w:space="0" w:color="D1D5DB"/>
-              <w:bottom w:val="single" w:sz="4" w:space="0" w:color="D1D5DB"/>
-              <w:end w:val="single" w:sz="4" w:space="0" w:color="D1D5DB"/>
-            </w:tcBorders>
-            <w:vAlign w:val="center"/>
-          </w:tcPr>
-          <w:p>
-            <w:pPr>
-              <w:pStyle w:val="Normal"/>
-              <w:spacing w:lineRule="auto" w:line="252" w:before="0" w:after="0"/>
+            <w:tcW w:w="2005" w:type="dxa"/>
+            <w:tcBorders>
+              <w:top w:val="single" w:sz="4" w:space="0" w:color="D1D5DB"/>
+              <w:start w:val="single" w:sz="4" w:space="0" w:color="D1D5DB"/>
+              <w:bottom w:val="single" w:sz="4" w:space="0" w:color="D1D5DB"/>
+              <w:end w:val="single" w:sz="4" w:space="0" w:color="D1D5DB"/>
+            </w:tcBorders>
+            <w:vAlign w:val="center"/>
+          </w:tcPr>
+          <w:p>
+            <w:pPr>
+              <w:pStyle w:val="Normal"/>
+              <w:spacing w:lineRule="exact" w:line="252" w:before="0" w:after="0"/>
               <w:jc w:val="start"/>
               <w:rPr/>
             </w:pPr>
@@ -6194,19 +5528,19 @@
         </w:tc>
         <w:tc>
           <w:tcPr>
-            <w:tcW w:w="1714" w:type="dxa"/>
-            <w:tcBorders>
-              <w:top w:val="single" w:sz="4" w:space="0" w:color="D1D5DB"/>
-              <w:start w:val="single" w:sz="4" w:space="0" w:color="D1D5DB"/>
-              <w:bottom w:val="single" w:sz="4" w:space="0" w:color="D1D5DB"/>
-              <w:end w:val="single" w:sz="4" w:space="0" w:color="D1D5DB"/>
-            </w:tcBorders>
-            <w:vAlign w:val="center"/>
-          </w:tcPr>
-          <w:p>
-            <w:pPr>
-              <w:pStyle w:val="Normal"/>
-              <w:spacing w:lineRule="auto" w:line="252" w:before="0" w:after="0"/>
+            <w:tcW w:w="1689" w:type="dxa"/>
+            <w:tcBorders>
+              <w:top w:val="single" w:sz="4" w:space="0" w:color="D1D5DB"/>
+              <w:start w:val="single" w:sz="4" w:space="0" w:color="D1D5DB"/>
+              <w:bottom w:val="single" w:sz="4" w:space="0" w:color="D1D5DB"/>
+              <w:end w:val="single" w:sz="4" w:space="0" w:color="D1D5DB"/>
+            </w:tcBorders>
+            <w:vAlign w:val="center"/>
+          </w:tcPr>
+          <w:p>
+            <w:pPr>
+              <w:pStyle w:val="Normal"/>
+              <w:spacing w:lineRule="exact" w:line="252" w:before="0" w:after="0"/>
               <w:jc w:val="start"/>
               <w:rPr/>
             </w:pPr>
@@ -6227,19 +5561,19 @@
         </w:tc>
         <w:tc>
           <w:tcPr>
-            <w:tcW w:w="1951" w:type="dxa"/>
-            <w:tcBorders>
-              <w:top w:val="single" w:sz="4" w:space="0" w:color="D1D5DB"/>
-              <w:start w:val="single" w:sz="4" w:space="0" w:color="D1D5DB"/>
-              <w:bottom w:val="single" w:sz="4" w:space="0" w:color="D1D5DB"/>
-              <w:end w:val="single" w:sz="4" w:space="0" w:color="D1D5DB"/>
-            </w:tcBorders>
-            <w:vAlign w:val="center"/>
-          </w:tcPr>
-          <w:p>
-            <w:pPr>
-              <w:pStyle w:val="Normal"/>
-              <w:spacing w:lineRule="auto" w:line="252" w:before="0" w:after="0"/>
+            <w:tcW w:w="1917" w:type="dxa"/>
+            <w:tcBorders>
+              <w:top w:val="single" w:sz="4" w:space="0" w:color="D1D5DB"/>
+              <w:start w:val="single" w:sz="4" w:space="0" w:color="D1D5DB"/>
+              <w:bottom w:val="single" w:sz="4" w:space="0" w:color="D1D5DB"/>
+              <w:end w:val="single" w:sz="4" w:space="0" w:color="D1D5DB"/>
+            </w:tcBorders>
+            <w:vAlign w:val="center"/>
+          </w:tcPr>
+          <w:p>
+            <w:pPr>
+              <w:pStyle w:val="Normal"/>
+              <w:spacing w:lineRule="exact" w:line="252" w:before="0" w:after="0"/>
               <w:jc w:val="start"/>
               <w:rPr/>
             </w:pPr>
@@ -6260,19 +5594,19 @@
         </w:tc>
         <w:tc>
           <w:tcPr>
-            <w:tcW w:w="1894" w:type="dxa"/>
-            <w:tcBorders>
-              <w:top w:val="single" w:sz="4" w:space="0" w:color="D1D5DB"/>
-              <w:start w:val="single" w:sz="4" w:space="0" w:color="D1D5DB"/>
-              <w:bottom w:val="single" w:sz="4" w:space="0" w:color="D1D5DB"/>
-              <w:end w:val="single" w:sz="4" w:space="0" w:color="D1D5DB"/>
-            </w:tcBorders>
-            <w:vAlign w:val="center"/>
-          </w:tcPr>
-          <w:p>
-            <w:pPr>
-              <w:pStyle w:val="Normal"/>
-              <w:spacing w:lineRule="auto" w:line="252" w:before="0" w:after="0"/>
+            <w:tcW w:w="2024" w:type="dxa"/>
+            <w:tcBorders>
+              <w:top w:val="single" w:sz="4" w:space="0" w:color="D1D5DB"/>
+              <w:start w:val="single" w:sz="4" w:space="0" w:color="D1D5DB"/>
+              <w:bottom w:val="single" w:sz="4" w:space="0" w:color="D1D5DB"/>
+              <w:end w:val="single" w:sz="4" w:space="0" w:color="D1D5DB"/>
+            </w:tcBorders>
+            <w:vAlign w:val="center"/>
+          </w:tcPr>
+          <w:p>
+            <w:pPr>
+              <w:pStyle w:val="Normal"/>
+              <w:spacing w:lineRule="exact" w:line="252" w:before="0" w:after="0"/>
               <w:jc w:val="start"/>
               <w:rPr/>
             </w:pPr>
@@ -6293,10 +5627,12 @@
         </w:tc>
       </w:tr>
       <w:tr>
-        <w:trPr/>
-        <w:tc>
-          <w:tcPr>
-            <w:tcW w:w="2040" w:type="dxa"/>
+        <w:trPr>
+          <w:cantSplit w:val="true"/>
+        </w:trPr>
+        <w:tc>
+          <w:tcPr>
+            <w:tcW w:w="2003" w:type="dxa"/>
             <w:tcBorders>
               <w:top w:val="single" w:sz="4" w:space="0" w:color="D1D5DB"/>
               <w:start w:val="single" w:sz="4" w:space="0" w:color="D1D5DB"/>
@@ -6309,7 +5645,7 @@
           <w:p>
             <w:pPr>
               <w:pStyle w:val="Normal"/>
-              <w:spacing w:lineRule="auto" w:line="252" w:before="0" w:after="0"/>
+              <w:spacing w:lineRule="exact" w:line="252" w:before="0" w:after="0"/>
               <w:jc w:val="start"/>
               <w:rPr/>
             </w:pPr>
@@ -6330,7 +5666,7 @@
         </w:tc>
         <w:tc>
           <w:tcPr>
-            <w:tcW w:w="2039" w:type="dxa"/>
+            <w:tcW w:w="2005" w:type="dxa"/>
             <w:tcBorders>
               <w:top w:val="single" w:sz="4" w:space="0" w:color="D1D5DB"/>
               <w:start w:val="single" w:sz="4" w:space="0" w:color="D1D5DB"/>
@@ -6343,7 +5679,7 @@
           <w:p>
             <w:pPr>
               <w:pStyle w:val="Normal"/>
-              <w:spacing w:lineRule="auto" w:line="252" w:before="0" w:after="0"/>
+              <w:spacing w:lineRule="exact" w:line="252" w:before="0" w:after="0"/>
               <w:jc w:val="start"/>
               <w:rPr/>
             </w:pPr>
@@ -6364,7 +5700,7 @@
         </w:tc>
         <w:tc>
           <w:tcPr>
-            <w:tcW w:w="1714" w:type="dxa"/>
+            <w:tcW w:w="1689" w:type="dxa"/>
             <w:tcBorders>
               <w:top w:val="single" w:sz="4" w:space="0" w:color="D1D5DB"/>
               <w:start w:val="single" w:sz="4" w:space="0" w:color="D1D5DB"/>
@@ -6377,7 +5713,7 @@
           <w:p>
             <w:pPr>
               <w:pStyle w:val="Normal"/>
-              <w:spacing w:lineRule="auto" w:line="252" w:before="0" w:after="0"/>
+              <w:spacing w:lineRule="exact" w:line="252" w:before="0" w:after="0"/>
               <w:jc w:val="start"/>
               <w:rPr/>
             </w:pPr>
@@ -6392,13 +5728,13 @@
                 <w:sz w:val="17"/>
                 <w:szCs w:val="17"/>
               </w:rPr>
-              <w:t>Có (số hoá)</w:t>
-            </w:r>
-          </w:p>
-        </w:tc>
-        <w:tc>
-          <w:tcPr>
-            <w:tcW w:w="1951" w:type="dxa"/>
+              <w:t>Có (thiết kế)</w:t>
+            </w:r>
+          </w:p>
+        </w:tc>
+        <w:tc>
+          <w:tcPr>
+            <w:tcW w:w="1917" w:type="dxa"/>
             <w:tcBorders>
               <w:top w:val="single" w:sz="4" w:space="0" w:color="D1D5DB"/>
               <w:start w:val="single" w:sz="4" w:space="0" w:color="D1D5DB"/>
@@ -6411,7 +5747,7 @@
           <w:p>
             <w:pPr>
               <w:pStyle w:val="Normal"/>
-              <w:spacing w:lineRule="auto" w:line="252" w:before="0" w:after="0"/>
+              <w:spacing w:lineRule="exact" w:line="252" w:before="0" w:after="0"/>
               <w:jc w:val="start"/>
               <w:rPr/>
             </w:pPr>
@@ -6432,7 +5768,7 @@
         </w:tc>
         <w:tc>
           <w:tcPr>
-            <w:tcW w:w="1894" w:type="dxa"/>
+            <w:tcW w:w="2024" w:type="dxa"/>
             <w:tcBorders>
               <w:top w:val="single" w:sz="4" w:space="0" w:color="D1D5DB"/>
               <w:start w:val="single" w:sz="4" w:space="0" w:color="D1D5DB"/>
@@ -6445,7 +5781,7 @@
           <w:p>
             <w:pPr>
               <w:pStyle w:val="Normal"/>
-              <w:spacing w:lineRule="auto" w:line="252" w:before="0" w:after="0"/>
+              <w:spacing w:lineRule="exact" w:line="252" w:before="0" w:after="0"/>
               <w:jc w:val="start"/>
               <w:rPr/>
             </w:pPr>
@@ -6460,7 +5796,7 @@
                 <w:sz w:val="17"/>
                 <w:szCs w:val="17"/>
               </w:rPr>
-              <w:t>Có (INSPECTOR 3-tier)</w:t>
+              <w:t>Có (thiết kế INSPECTOR 3-tier)</w:t>
             </w:r>
           </w:p>
         </w:tc>
@@ -6469,7 +5805,7 @@
     <w:p>
       <w:pPr>
         <w:pStyle w:val="Normal"/>
-        <w:spacing w:lineRule="auto" w:line="276" w:before="0" w:after="120"/>
+        <w:spacing w:lineRule="exact" w:line="276" w:before="0" w:after="120"/>
         <w:jc w:val="both"/>
         <w:rPr/>
       </w:pPr>
@@ -6503,7 +5839,7 @@
     <w:p>
       <w:pPr>
         <w:pStyle w:val="Normal"/>
-        <w:spacing w:lineRule="auto" w:line="240" w:before="0" w:after="140"/>
+        <w:spacing w:lineRule="exact" w:line="240" w:before="0" w:after="140"/>
         <w:rPr/>
       </w:pPr>
       <w:r>
@@ -6524,7 +5860,7 @@
         <w:spacing w:before="240" w:after="80"/>
         <w:rPr/>
       </w:pPr>
-      <w:bookmarkStart w:id="17" w:name="__RefHeading___Toc780_AgriContract"/>
+      <w:bookmarkStart w:id="17" w:name="__RefHeading___Toc752_AgriContract"/>
       <w:bookmarkEnd w:id="17"/>
       <w:r>
         <w:rPr>
@@ -6541,7 +5877,7 @@
     <w:p>
       <w:pPr>
         <w:pStyle w:val="Normal"/>
-        <w:spacing w:lineRule="auto" w:line="276" w:before="0" w:after="120"/>
+        <w:spacing w:lineRule="exact" w:line="276" w:before="0" w:after="120"/>
         <w:jc w:val="both"/>
         <w:rPr/>
       </w:pPr>
@@ -6575,7 +5911,7 @@
     <w:p>
       <w:pPr>
         <w:pStyle w:val="Normal"/>
-        <w:spacing w:lineRule="auto" w:line="276" w:before="0" w:after="120"/>
+        <w:spacing w:lineRule="exact" w:line="276" w:before="0" w:after="120"/>
         <w:jc w:val="both"/>
         <w:rPr/>
       </w:pPr>
@@ -6603,7 +5939,7 @@
           <w:sz w:val="21"/>
           <w:szCs w:val="21"/>
         </w:rPr>
-        <w:t xml:space="preserve"> Giữ tiền của người khác mà không có giấy phép trung gian thanh toán từ Ngân hàng Nhà nước là hành vi bị nghiêm cấm theo Nghị định 52/2024 — mức phạt hành chính 100–200 triệu đồng và có thể truy cứu trách nhiệm hình sự theo Nghị định 88/2019. Yêu cầu tích hợp ngân hàng ngay từ đầu là rào cản đáng kể đối với startup ở giai đoạn sớm.</w:t>
+        <w:t xml:space="preserve"> Khung thanh toán không dùng tiền mặt và chế tài cấp phép phải được đánh giá theo hoạt động thực tế, quyền kiểm soát tiền và vai trò của custodian. Từ ngày 09/02/2026, NĐ340/2025 quy định phạt 150–250 triệu đồng đối với hành vi cung ứng dịch vụ trung gian thanh toán không có giấy phép. Không được đồng nhất mọi mô hình escrow/custody với hành vi này khi chưa có legal opinion cho wire flow cụ thể. [28], [29]</w:t>
       </w:r>
     </w:p>
     <w:p>
@@ -6616,7 +5952,7 @@
           <w:right w:val="single" w:sz="2" w:space="6" w:color="D1D5DB"/>
         </w:pBdr>
         <w:shd w:val="clear" w:color="auto" w:fill="F3F4F6"/>
-        <w:spacing w:lineRule="auto" w:line="264" w:before="120" w:after="140"/>
+        <w:spacing w:lineRule="exact" w:line="264" w:before="120" w:after="140"/>
         <w:ind w:start="60" w:end="60"/>
         <w:rPr/>
       </w:pPr>
@@ -6629,7 +5965,7 @@
           <w:sz w:val="20"/>
           <w:szCs w:val="20"/>
         </w:rPr>
-        <w:t xml:space="preserve">Căn cứ pháp lý — Nghị định 52/2024/NĐ-CP, Điều 8, Khoản 7 và Nghị định 88/2019/NĐ-CP. </w:t>
+        <w:t xml:space="preserve">Căn cứ pháp lý — NĐ52/2024/NĐ-CP và NĐ340/2025/NĐ-CP. </w:t>
       </w:r>
       <w:r>
         <w:rPr>
@@ -6638,13 +5974,13 @@
           <w:sz w:val="20"/>
           <w:szCs w:val="20"/>
         </w:rPr>
-        <w:t>Nghiêm cấm cung ứng dịch vụ trung gian thanh toán khi chưa được NHNN cấp Giấy phép hoạt động. Mức phạt 100–200 triệu đồng đối với hành vi vi phạm và buộc chấm dứt hoạt động.</w:t>
+        <w:t>Tài liệu chỉ dùng các văn bản này để xác định licensing boundary; kết luận mô hình AgriContract có thuộc dịch vụ trung gian thanh toán hay không phải dựa trên legal review của implementation thực tế. [28], [29]</w:t>
       </w:r>
     </w:p>
     <w:p>
       <w:pPr>
         <w:pStyle w:val="Normal"/>
-        <w:spacing w:lineRule="auto" w:line="276" w:before="0" w:after="120"/>
+        <w:spacing w:lineRule="exact" w:line="276" w:before="0" w:after="120"/>
         <w:jc w:val="both"/>
         <w:rPr/>
       </w:pPr>
@@ -6672,7 +6008,7 @@
           <w:sz w:val="21"/>
           <w:szCs w:val="21"/>
         </w:rPr>
-        <w:t xml:space="preserve"> Trước khi EUDR có deadline pháp lý cứng, không có áp lực bên ngoài nào buộc doanh nghiệp xuất khẩu phải số hoá tầng thu mua — Excel và hợp đồng giấy vẫn đủ để vận hành. Các mốc 30/12/2026 và 30/6/2027 biến việc chuẩn hoá dữ liệu truy xuất và due diligence đối với hàng thuộc phạm vi EUDR thành nghĩa vụ cấp thiết; việc mua AgriContract vẫn là lựa chọn thương mại cần chứng minh.</w:t>
+        <w:t xml:space="preserve"> Trước khi EUDR có deadline pháp lý cứng, ít có áp lực bên ngoài đủ mạnh và có thời hạn cụ thể buộc doanh nghiệp xuất khẩu phải số hoá tầng thu mua — dù các yêu cầu về chứng nhận, an toàn thực phẩm và truy xuất theo khách hàng đã tồn tại, Excel và hợp đồng giấy vẫn đủ để vận hành. Các mốc 30/12/2026 và 30/6/2027 biến việc chuẩn hoá dữ liệu truy xuất và due diligence đối với hàng thuộc phạm vi EUDR thành nghĩa vụ cấp thiết; việc mua AgriContract vẫn là lựa chọn thương mại cần chứng minh.</w:t>
       </w:r>
     </w:p>
     <w:p>
@@ -6681,7 +6017,7 @@
         <w:spacing w:before="240" w:after="80"/>
         <w:rPr/>
       </w:pPr>
-      <w:bookmarkStart w:id="18" w:name="__RefHeading___Toc782_AgriContract"/>
+      <w:bookmarkStart w:id="18" w:name="__RefHeading___Toc754_AgriContract"/>
       <w:bookmarkEnd w:id="18"/>
       <w:r>
         <w:rPr>
@@ -6698,7 +6034,7 @@
     <w:p>
       <w:pPr>
         <w:pStyle w:val="Normal"/>
-        <w:spacing w:lineRule="auto" w:line="276" w:before="0" w:after="120"/>
+        <w:spacing w:lineRule="exact" w:line="276" w:before="0" w:after="120"/>
         <w:jc w:val="both"/>
         <w:rPr/>
       </w:pPr>
@@ -6713,7 +6049,7 @@
           <w:sz w:val="21"/>
           <w:szCs w:val="21"/>
         </w:rPr>
-        <w:t>Bốn ngành hàng mục tiêu không đồng nhất về yêu cầu: EUDR chỉ áp cà phê và cao su (không áp gạo và điều); nguồn giá tự động chỉ có cho cà phê/gạo (VNSAT) và cao su (quốc tế); geolocation chỉ bắt buộc cho ngành thuộc EUDR. AgriContract xử lý sự khác biệt này bằng thiết kế module hoá — bật/tắt tầng geolocation và giá tham chiếu theo commodity — thay vì ép một cấu hình chung cho mọi ngành.</w:t>
+        <w:t>Bốn ngành hàng mục tiêu không đồng nhất về yêu cầu: EUDR chỉ áp cà phê và cao su (không áp gạo và điều); nguồn giá tự động chỉ có cho cà phê/gạo (VNSAT); cao su có nguồn quốc tế nhưng Phase 2 vẫn nhập tay để tránh chuẩn hoá đơn vị/tỷ giá ngoài phạm vi; geolocation chỉ bắt buộc cho ngành thuộc EUDR. AgriContract xử lý sự khác biệt này bằng thiết kế module hoá — bật/tắt tầng geolocation và giá tham chiếu theo commodity — thay vì ép một cấu hình chung cho mọi ngành.</w:t>
       </w:r>
     </w:p>
     <w:tbl>
@@ -6730,19 +6066,20 @@
         </w:tblCellMar>
       </w:tblPr>
       <w:tblGrid>
-        <w:gridCol w:w="1590"/>
-        <w:gridCol w:w="1874"/>
-        <w:gridCol w:w="1845"/>
-        <w:gridCol w:w="1815"/>
-        <w:gridCol w:w="2514"/>
+        <w:gridCol w:w="1562"/>
+        <w:gridCol w:w="1831"/>
+        <w:gridCol w:w="2032"/>
+        <w:gridCol w:w="1773"/>
+        <w:gridCol w:w="2440"/>
       </w:tblGrid>
       <w:tr>
         <w:trPr>
           <w:tblHeader w:val="true"/>
+          <w:cantSplit w:val="true"/>
         </w:trPr>
         <w:tc>
           <w:tcPr>
-            <w:tcW w:w="1590" w:type="dxa"/>
+            <w:tcW w:w="1562" w:type="dxa"/>
             <w:tcBorders>
               <w:top w:val="single" w:sz="4" w:space="0" w:color="D1D5DB"/>
               <w:start w:val="single" w:sz="4" w:space="0" w:color="D1D5DB"/>
@@ -6755,7 +6092,7 @@
           <w:p>
             <w:pPr>
               <w:pStyle w:val="Normal"/>
-              <w:spacing w:lineRule="auto" w:line="252" w:before="0" w:after="0"/>
+              <w:spacing w:lineRule="exact" w:line="252" w:before="0" w:after="0"/>
               <w:jc w:val="start"/>
               <w:rPr/>
             </w:pPr>
@@ -6776,7 +6113,7 @@
         </w:tc>
         <w:tc>
           <w:tcPr>
-            <w:tcW w:w="1874" w:type="dxa"/>
+            <w:tcW w:w="1831" w:type="dxa"/>
             <w:tcBorders>
               <w:top w:val="single" w:sz="4" w:space="0" w:color="D1D5DB"/>
               <w:start w:val="single" w:sz="4" w:space="0" w:color="D1D5DB"/>
@@ -6789,7 +6126,7 @@
           <w:p>
             <w:pPr>
               <w:pStyle w:val="Normal"/>
-              <w:spacing w:lineRule="auto" w:line="252" w:before="0" w:after="0"/>
+              <w:spacing w:lineRule="exact" w:line="252" w:before="0" w:after="0"/>
               <w:jc w:val="start"/>
               <w:rPr/>
             </w:pPr>
@@ -6810,7 +6147,7 @@
         </w:tc>
         <w:tc>
           <w:tcPr>
-            <w:tcW w:w="1845" w:type="dxa"/>
+            <w:tcW w:w="2032" w:type="dxa"/>
             <w:tcBorders>
               <w:top w:val="single" w:sz="4" w:space="0" w:color="D1D5DB"/>
               <w:start w:val="single" w:sz="4" w:space="0" w:color="D1D5DB"/>
@@ -6823,7 +6160,7 @@
           <w:p>
             <w:pPr>
               <w:pStyle w:val="Normal"/>
-              <w:spacing w:lineRule="auto" w:line="252" w:before="0" w:after="0"/>
+              <w:spacing w:lineRule="exact" w:line="252" w:before="0" w:after="0"/>
               <w:jc w:val="start"/>
               <w:rPr/>
             </w:pPr>
@@ -6844,7 +6181,7 @@
         </w:tc>
         <w:tc>
           <w:tcPr>
-            <w:tcW w:w="1815" w:type="dxa"/>
+            <w:tcW w:w="1773" w:type="dxa"/>
             <w:tcBorders>
               <w:top w:val="single" w:sz="4" w:space="0" w:color="D1D5DB"/>
               <w:start w:val="single" w:sz="4" w:space="0" w:color="D1D5DB"/>
@@ -6857,7 +6194,7 @@
           <w:p>
             <w:pPr>
               <w:pStyle w:val="Normal"/>
-              <w:spacing w:lineRule="auto" w:line="252" w:before="0" w:after="0"/>
+              <w:spacing w:lineRule="exact" w:line="252" w:before="0" w:after="0"/>
               <w:jc w:val="start"/>
               <w:rPr/>
             </w:pPr>
@@ -6878,7 +6215,7 @@
         </w:tc>
         <w:tc>
           <w:tcPr>
-            <w:tcW w:w="2514" w:type="dxa"/>
+            <w:tcW w:w="2440" w:type="dxa"/>
             <w:tcBorders>
               <w:top w:val="single" w:sz="4" w:space="0" w:color="D1D5DB"/>
               <w:start w:val="single" w:sz="4" w:space="0" w:color="D1D5DB"/>
@@ -6891,7 +6228,7 @@
           <w:p>
             <w:pPr>
               <w:pStyle w:val="Normal"/>
-              <w:spacing w:lineRule="auto" w:line="252" w:before="0" w:after="0"/>
+              <w:spacing w:lineRule="exact" w:line="252" w:before="0" w:after="0"/>
               <w:jc w:val="start"/>
               <w:rPr/>
             </w:pPr>
@@ -6912,22 +6249,24 @@
         </w:tc>
       </w:tr>
       <w:tr>
-        <w:trPr/>
-        <w:tc>
-          <w:tcPr>
-            <w:tcW w:w="1590" w:type="dxa"/>
-            <w:tcBorders>
-              <w:top w:val="single" w:sz="4" w:space="0" w:color="D1D5DB"/>
-              <w:start w:val="single" w:sz="4" w:space="0" w:color="D1D5DB"/>
-              <w:bottom w:val="single" w:sz="4" w:space="0" w:color="D1D5DB"/>
-              <w:end w:val="single" w:sz="4" w:space="0" w:color="D1D5DB"/>
-            </w:tcBorders>
-            <w:vAlign w:val="center"/>
-          </w:tcPr>
-          <w:p>
-            <w:pPr>
-              <w:pStyle w:val="Normal"/>
-              <w:spacing w:lineRule="auto" w:line="252" w:before="0" w:after="0"/>
+        <w:trPr>
+          <w:cantSplit w:val="true"/>
+        </w:trPr>
+        <w:tc>
+          <w:tcPr>
+            <w:tcW w:w="1562" w:type="dxa"/>
+            <w:tcBorders>
+              <w:top w:val="single" w:sz="4" w:space="0" w:color="D1D5DB"/>
+              <w:start w:val="single" w:sz="4" w:space="0" w:color="D1D5DB"/>
+              <w:bottom w:val="single" w:sz="4" w:space="0" w:color="D1D5DB"/>
+              <w:end w:val="single" w:sz="4" w:space="0" w:color="D1D5DB"/>
+            </w:tcBorders>
+            <w:vAlign w:val="center"/>
+          </w:tcPr>
+          <w:p>
+            <w:pPr>
+              <w:pStyle w:val="Normal"/>
+              <w:spacing w:lineRule="exact" w:line="252" w:before="0" w:after="0"/>
               <w:jc w:val="start"/>
               <w:rPr/>
             </w:pPr>
@@ -6948,19 +6287,19 @@
         </w:tc>
         <w:tc>
           <w:tcPr>
-            <w:tcW w:w="1874" w:type="dxa"/>
-            <w:tcBorders>
-              <w:top w:val="single" w:sz="4" w:space="0" w:color="D1D5DB"/>
-              <w:start w:val="single" w:sz="4" w:space="0" w:color="D1D5DB"/>
-              <w:bottom w:val="single" w:sz="4" w:space="0" w:color="D1D5DB"/>
-              <w:end w:val="single" w:sz="4" w:space="0" w:color="D1D5DB"/>
-            </w:tcBorders>
-            <w:vAlign w:val="center"/>
-          </w:tcPr>
-          <w:p>
-            <w:pPr>
-              <w:pStyle w:val="Normal"/>
-              <w:spacing w:lineRule="auto" w:line="252" w:before="0" w:after="0"/>
+            <w:tcW w:w="1831" w:type="dxa"/>
+            <w:tcBorders>
+              <w:top w:val="single" w:sz="4" w:space="0" w:color="D1D5DB"/>
+              <w:start w:val="single" w:sz="4" w:space="0" w:color="D1D5DB"/>
+              <w:bottom w:val="single" w:sz="4" w:space="0" w:color="D1D5DB"/>
+              <w:end w:val="single" w:sz="4" w:space="0" w:color="D1D5DB"/>
+            </w:tcBorders>
+            <w:vAlign w:val="center"/>
+          </w:tcPr>
+          <w:p>
+            <w:pPr>
+              <w:pStyle w:val="Normal"/>
+              <w:spacing w:lineRule="exact" w:line="252" w:before="0" w:after="0"/>
               <w:jc w:val="start"/>
               <w:rPr/>
             </w:pPr>
@@ -6981,19 +6320,19 @@
         </w:tc>
         <w:tc>
           <w:tcPr>
-            <w:tcW w:w="1845" w:type="dxa"/>
-            <w:tcBorders>
-              <w:top w:val="single" w:sz="4" w:space="0" w:color="D1D5DB"/>
-              <w:start w:val="single" w:sz="4" w:space="0" w:color="D1D5DB"/>
-              <w:bottom w:val="single" w:sz="4" w:space="0" w:color="D1D5DB"/>
-              <w:end w:val="single" w:sz="4" w:space="0" w:color="D1D5DB"/>
-            </w:tcBorders>
-            <w:vAlign w:val="center"/>
-          </w:tcPr>
-          <w:p>
-            <w:pPr>
-              <w:pStyle w:val="Normal"/>
-              <w:spacing w:lineRule="auto" w:line="252" w:before="0" w:after="0"/>
+            <w:tcW w:w="2032" w:type="dxa"/>
+            <w:tcBorders>
+              <w:top w:val="single" w:sz="4" w:space="0" w:color="D1D5DB"/>
+              <w:start w:val="single" w:sz="4" w:space="0" w:color="D1D5DB"/>
+              <w:bottom w:val="single" w:sz="4" w:space="0" w:color="D1D5DB"/>
+              <w:end w:val="single" w:sz="4" w:space="0" w:color="D1D5DB"/>
+            </w:tcBorders>
+            <w:vAlign w:val="center"/>
+          </w:tcPr>
+          <w:p>
+            <w:pPr>
+              <w:pStyle w:val="Normal"/>
+              <w:spacing w:lineRule="exact" w:line="252" w:before="0" w:after="0"/>
               <w:jc w:val="start"/>
               <w:rPr/>
             </w:pPr>
@@ -7014,19 +6353,19 @@
         </w:tc>
         <w:tc>
           <w:tcPr>
-            <w:tcW w:w="1815" w:type="dxa"/>
-            <w:tcBorders>
-              <w:top w:val="single" w:sz="4" w:space="0" w:color="D1D5DB"/>
-              <w:start w:val="single" w:sz="4" w:space="0" w:color="D1D5DB"/>
-              <w:bottom w:val="single" w:sz="4" w:space="0" w:color="D1D5DB"/>
-              <w:end w:val="single" w:sz="4" w:space="0" w:color="D1D5DB"/>
-            </w:tcBorders>
-            <w:vAlign w:val="center"/>
-          </w:tcPr>
-          <w:p>
-            <w:pPr>
-              <w:pStyle w:val="Normal"/>
-              <w:spacing w:lineRule="auto" w:line="252" w:before="0" w:after="0"/>
+            <w:tcW w:w="1773" w:type="dxa"/>
+            <w:tcBorders>
+              <w:top w:val="single" w:sz="4" w:space="0" w:color="D1D5DB"/>
+              <w:start w:val="single" w:sz="4" w:space="0" w:color="D1D5DB"/>
+              <w:bottom w:val="single" w:sz="4" w:space="0" w:color="D1D5DB"/>
+              <w:end w:val="single" w:sz="4" w:space="0" w:color="D1D5DB"/>
+            </w:tcBorders>
+            <w:vAlign w:val="center"/>
+          </w:tcPr>
+          <w:p>
+            <w:pPr>
+              <w:pStyle w:val="Normal"/>
+              <w:spacing w:lineRule="exact" w:line="252" w:before="0" w:after="0"/>
               <w:jc w:val="start"/>
               <w:rPr/>
             </w:pPr>
@@ -7047,19 +6386,19 @@
         </w:tc>
         <w:tc>
           <w:tcPr>
-            <w:tcW w:w="2514" w:type="dxa"/>
-            <w:tcBorders>
-              <w:top w:val="single" w:sz="4" w:space="0" w:color="D1D5DB"/>
-              <w:start w:val="single" w:sz="4" w:space="0" w:color="D1D5DB"/>
-              <w:bottom w:val="single" w:sz="4" w:space="0" w:color="D1D5DB"/>
-              <w:end w:val="single" w:sz="4" w:space="0" w:color="D1D5DB"/>
-            </w:tcBorders>
-            <w:vAlign w:val="center"/>
-          </w:tcPr>
-          <w:p>
-            <w:pPr>
-              <w:pStyle w:val="Normal"/>
-              <w:spacing w:lineRule="auto" w:line="252" w:before="0" w:after="0"/>
+            <w:tcW w:w="2440" w:type="dxa"/>
+            <w:tcBorders>
+              <w:top w:val="single" w:sz="4" w:space="0" w:color="D1D5DB"/>
+              <w:start w:val="single" w:sz="4" w:space="0" w:color="D1D5DB"/>
+              <w:bottom w:val="single" w:sz="4" w:space="0" w:color="D1D5DB"/>
+              <w:end w:val="single" w:sz="4" w:space="0" w:color="D1D5DB"/>
+            </w:tcBorders>
+            <w:vAlign w:val="center"/>
+          </w:tcPr>
+          <w:p>
+            <w:pPr>
+              <w:pStyle w:val="Normal"/>
+              <w:spacing w:lineRule="exact" w:line="252" w:before="0" w:after="0"/>
               <w:jc w:val="start"/>
               <w:rPr/>
             </w:pPr>
@@ -7080,10 +6419,12 @@
         </w:tc>
       </w:tr>
       <w:tr>
-        <w:trPr/>
-        <w:tc>
-          <w:tcPr>
-            <w:tcW w:w="1590" w:type="dxa"/>
+        <w:trPr>
+          <w:cantSplit w:val="true"/>
+        </w:trPr>
+        <w:tc>
+          <w:tcPr>
+            <w:tcW w:w="1562" w:type="dxa"/>
             <w:tcBorders>
               <w:top w:val="single" w:sz="4" w:space="0" w:color="D1D5DB"/>
               <w:start w:val="single" w:sz="4" w:space="0" w:color="D1D5DB"/>
@@ -7096,7 +6437,7 @@
           <w:p>
             <w:pPr>
               <w:pStyle w:val="Normal"/>
-              <w:spacing w:lineRule="auto" w:line="252" w:before="0" w:after="0"/>
+              <w:spacing w:lineRule="exact" w:line="252" w:before="0" w:after="0"/>
               <w:jc w:val="start"/>
               <w:rPr/>
             </w:pPr>
@@ -7117,7 +6458,7 @@
         </w:tc>
         <w:tc>
           <w:tcPr>
-            <w:tcW w:w="1874" w:type="dxa"/>
+            <w:tcW w:w="1831" w:type="dxa"/>
             <w:tcBorders>
               <w:top w:val="single" w:sz="4" w:space="0" w:color="D1D5DB"/>
               <w:start w:val="single" w:sz="4" w:space="0" w:color="D1D5DB"/>
@@ -7130,7 +6471,7 @@
           <w:p>
             <w:pPr>
               <w:pStyle w:val="Normal"/>
-              <w:spacing w:lineRule="auto" w:line="252" w:before="0" w:after="0"/>
+              <w:spacing w:lineRule="exact" w:line="252" w:before="0" w:after="0"/>
               <w:jc w:val="start"/>
               <w:rPr/>
             </w:pPr>
@@ -7151,7 +6492,7 @@
         </w:tc>
         <w:tc>
           <w:tcPr>
-            <w:tcW w:w="1845" w:type="dxa"/>
+            <w:tcW w:w="2032" w:type="dxa"/>
             <w:tcBorders>
               <w:top w:val="single" w:sz="4" w:space="0" w:color="D1D5DB"/>
               <w:start w:val="single" w:sz="4" w:space="0" w:color="D1D5DB"/>
@@ -7164,7 +6505,7 @@
           <w:p>
             <w:pPr>
               <w:pStyle w:val="Normal"/>
-              <w:spacing w:lineRule="auto" w:line="252" w:before="0" w:after="0"/>
+              <w:spacing w:lineRule="exact" w:line="252" w:before="0" w:after="0"/>
               <w:jc w:val="start"/>
               <w:rPr/>
             </w:pPr>
@@ -7185,7 +6526,7 @@
         </w:tc>
         <w:tc>
           <w:tcPr>
-            <w:tcW w:w="1815" w:type="dxa"/>
+            <w:tcW w:w="1773" w:type="dxa"/>
             <w:tcBorders>
               <w:top w:val="single" w:sz="4" w:space="0" w:color="D1D5DB"/>
               <w:start w:val="single" w:sz="4" w:space="0" w:color="D1D5DB"/>
@@ -7198,7 +6539,7 @@
           <w:p>
             <w:pPr>
               <w:pStyle w:val="Normal"/>
-              <w:spacing w:lineRule="auto" w:line="252" w:before="0" w:after="0"/>
+              <w:spacing w:lineRule="exact" w:line="252" w:before="0" w:after="0"/>
               <w:jc w:val="start"/>
               <w:rPr/>
             </w:pPr>
@@ -7219,7 +6560,7 @@
         </w:tc>
         <w:tc>
           <w:tcPr>
-            <w:tcW w:w="2514" w:type="dxa"/>
+            <w:tcW w:w="2440" w:type="dxa"/>
             <w:tcBorders>
               <w:top w:val="single" w:sz="4" w:space="0" w:color="D1D5DB"/>
               <w:start w:val="single" w:sz="4" w:space="0" w:color="D1D5DB"/>
@@ -7232,7 +6573,7 @@
           <w:p>
             <w:pPr>
               <w:pStyle w:val="Normal"/>
-              <w:spacing w:lineRule="auto" w:line="252" w:before="0" w:after="0"/>
+              <w:spacing w:lineRule="exact" w:line="252" w:before="0" w:after="0"/>
               <w:jc w:val="start"/>
               <w:rPr/>
             </w:pPr>
@@ -7253,22 +6594,24 @@
         </w:tc>
       </w:tr>
       <w:tr>
-        <w:trPr/>
-        <w:tc>
-          <w:tcPr>
-            <w:tcW w:w="1590" w:type="dxa"/>
-            <w:tcBorders>
-              <w:top w:val="single" w:sz="4" w:space="0" w:color="D1D5DB"/>
-              <w:start w:val="single" w:sz="4" w:space="0" w:color="D1D5DB"/>
-              <w:bottom w:val="single" w:sz="4" w:space="0" w:color="D1D5DB"/>
-              <w:end w:val="single" w:sz="4" w:space="0" w:color="D1D5DB"/>
-            </w:tcBorders>
-            <w:vAlign w:val="center"/>
-          </w:tcPr>
-          <w:p>
-            <w:pPr>
-              <w:pStyle w:val="Normal"/>
-              <w:spacing w:lineRule="auto" w:line="252" w:before="0" w:after="0"/>
+        <w:trPr>
+          <w:cantSplit w:val="true"/>
+        </w:trPr>
+        <w:tc>
+          <w:tcPr>
+            <w:tcW w:w="1562" w:type="dxa"/>
+            <w:tcBorders>
+              <w:top w:val="single" w:sz="4" w:space="0" w:color="D1D5DB"/>
+              <w:start w:val="single" w:sz="4" w:space="0" w:color="D1D5DB"/>
+              <w:bottom w:val="single" w:sz="4" w:space="0" w:color="D1D5DB"/>
+              <w:end w:val="single" w:sz="4" w:space="0" w:color="D1D5DB"/>
+            </w:tcBorders>
+            <w:vAlign w:val="center"/>
+          </w:tcPr>
+          <w:p>
+            <w:pPr>
+              <w:pStyle w:val="Normal"/>
+              <w:spacing w:lineRule="exact" w:line="252" w:before="0" w:after="0"/>
               <w:jc w:val="start"/>
               <w:rPr/>
             </w:pPr>
@@ -7289,19 +6632,19 @@
         </w:tc>
         <w:tc>
           <w:tcPr>
-            <w:tcW w:w="1874" w:type="dxa"/>
-            <w:tcBorders>
-              <w:top w:val="single" w:sz="4" w:space="0" w:color="D1D5DB"/>
-              <w:start w:val="single" w:sz="4" w:space="0" w:color="D1D5DB"/>
-              <w:bottom w:val="single" w:sz="4" w:space="0" w:color="D1D5DB"/>
-              <w:end w:val="single" w:sz="4" w:space="0" w:color="D1D5DB"/>
-            </w:tcBorders>
-            <w:vAlign w:val="center"/>
-          </w:tcPr>
-          <w:p>
-            <w:pPr>
-              <w:pStyle w:val="Normal"/>
-              <w:spacing w:lineRule="auto" w:line="252" w:before="0" w:after="0"/>
+            <w:tcW w:w="1831" w:type="dxa"/>
+            <w:tcBorders>
+              <w:top w:val="single" w:sz="4" w:space="0" w:color="D1D5DB"/>
+              <w:start w:val="single" w:sz="4" w:space="0" w:color="D1D5DB"/>
+              <w:bottom w:val="single" w:sz="4" w:space="0" w:color="D1D5DB"/>
+              <w:end w:val="single" w:sz="4" w:space="0" w:color="D1D5DB"/>
+            </w:tcBorders>
+            <w:vAlign w:val="center"/>
+          </w:tcPr>
+          <w:p>
+            <w:pPr>
+              <w:pStyle w:val="Normal"/>
+              <w:spacing w:lineRule="exact" w:line="252" w:before="0" w:after="0"/>
               <w:jc w:val="start"/>
               <w:rPr/>
             </w:pPr>
@@ -7322,19 +6665,19 @@
         </w:tc>
         <w:tc>
           <w:tcPr>
-            <w:tcW w:w="1845" w:type="dxa"/>
-            <w:tcBorders>
-              <w:top w:val="single" w:sz="4" w:space="0" w:color="D1D5DB"/>
-              <w:start w:val="single" w:sz="4" w:space="0" w:color="D1D5DB"/>
-              <w:bottom w:val="single" w:sz="4" w:space="0" w:color="D1D5DB"/>
-              <w:end w:val="single" w:sz="4" w:space="0" w:color="D1D5DB"/>
-            </w:tcBorders>
-            <w:vAlign w:val="center"/>
-          </w:tcPr>
-          <w:p>
-            <w:pPr>
-              <w:pStyle w:val="Normal"/>
-              <w:spacing w:lineRule="auto" w:line="252" w:before="0" w:after="0"/>
+            <w:tcW w:w="2032" w:type="dxa"/>
+            <w:tcBorders>
+              <w:top w:val="single" w:sz="4" w:space="0" w:color="D1D5DB"/>
+              <w:start w:val="single" w:sz="4" w:space="0" w:color="D1D5DB"/>
+              <w:bottom w:val="single" w:sz="4" w:space="0" w:color="D1D5DB"/>
+              <w:end w:val="single" w:sz="4" w:space="0" w:color="D1D5DB"/>
+            </w:tcBorders>
+            <w:vAlign w:val="center"/>
+          </w:tcPr>
+          <w:p>
+            <w:pPr>
+              <w:pStyle w:val="Normal"/>
+              <w:spacing w:lineRule="exact" w:line="252" w:before="0" w:after="0"/>
               <w:jc w:val="start"/>
               <w:rPr/>
             </w:pPr>
@@ -7349,25 +6692,25 @@
                 <w:sz w:val="17"/>
                 <w:szCs w:val="17"/>
               </w:rPr>
-              <w:t>Có (quốc tế)</w:t>
-            </w:r>
-          </w:p>
-        </w:tc>
-        <w:tc>
-          <w:tcPr>
-            <w:tcW w:w="1815" w:type="dxa"/>
-            <w:tcBorders>
-              <w:top w:val="single" w:sz="4" w:space="0" w:color="D1D5DB"/>
-              <w:start w:val="single" w:sz="4" w:space="0" w:color="D1D5DB"/>
-              <w:bottom w:val="single" w:sz="4" w:space="0" w:color="D1D5DB"/>
-              <w:end w:val="single" w:sz="4" w:space="0" w:color="D1D5DB"/>
-            </w:tcBorders>
-            <w:vAlign w:val="center"/>
-          </w:tcPr>
-          <w:p>
-            <w:pPr>
-              <w:pStyle w:val="Normal"/>
-              <w:spacing w:lineRule="auto" w:line="252" w:before="0" w:after="0"/>
+              <w:t>Không — Admin nhập tay</w:t>
+            </w:r>
+          </w:p>
+        </w:tc>
+        <w:tc>
+          <w:tcPr>
+            <w:tcW w:w="1773" w:type="dxa"/>
+            <w:tcBorders>
+              <w:top w:val="single" w:sz="4" w:space="0" w:color="D1D5DB"/>
+              <w:start w:val="single" w:sz="4" w:space="0" w:color="D1D5DB"/>
+              <w:bottom w:val="single" w:sz="4" w:space="0" w:color="D1D5DB"/>
+              <w:end w:val="single" w:sz="4" w:space="0" w:color="D1D5DB"/>
+            </w:tcBorders>
+            <w:vAlign w:val="center"/>
+          </w:tcPr>
+          <w:p>
+            <w:pPr>
+              <w:pStyle w:val="Normal"/>
+              <w:spacing w:lineRule="exact" w:line="252" w:before="0" w:after="0"/>
               <w:jc w:val="start"/>
               <w:rPr/>
             </w:pPr>
@@ -7388,19 +6731,19 @@
         </w:tc>
         <w:tc>
           <w:tcPr>
-            <w:tcW w:w="2514" w:type="dxa"/>
-            <w:tcBorders>
-              <w:top w:val="single" w:sz="4" w:space="0" w:color="D1D5DB"/>
-              <w:start w:val="single" w:sz="4" w:space="0" w:color="D1D5DB"/>
-              <w:bottom w:val="single" w:sz="4" w:space="0" w:color="D1D5DB"/>
-              <w:end w:val="single" w:sz="4" w:space="0" w:color="D1D5DB"/>
-            </w:tcBorders>
-            <w:vAlign w:val="center"/>
-          </w:tcPr>
-          <w:p>
-            <w:pPr>
-              <w:pStyle w:val="Normal"/>
-              <w:spacing w:lineRule="auto" w:line="252" w:before="0" w:after="0"/>
+            <w:tcW w:w="2440" w:type="dxa"/>
+            <w:tcBorders>
+              <w:top w:val="single" w:sz="4" w:space="0" w:color="D1D5DB"/>
+              <w:start w:val="single" w:sz="4" w:space="0" w:color="D1D5DB"/>
+              <w:bottom w:val="single" w:sz="4" w:space="0" w:color="D1D5DB"/>
+              <w:end w:val="single" w:sz="4" w:space="0" w:color="D1D5DB"/>
+            </w:tcBorders>
+            <w:vAlign w:val="center"/>
+          </w:tcPr>
+          <w:p>
+            <w:pPr>
+              <w:pStyle w:val="Normal"/>
+              <w:spacing w:lineRule="exact" w:line="252" w:before="0" w:after="0"/>
               <w:jc w:val="start"/>
               <w:rPr/>
             </w:pPr>
@@ -7421,10 +6764,12 @@
         </w:tc>
       </w:tr>
       <w:tr>
-        <w:trPr/>
-        <w:tc>
-          <w:tcPr>
-            <w:tcW w:w="1590" w:type="dxa"/>
+        <w:trPr>
+          <w:cantSplit w:val="true"/>
+        </w:trPr>
+        <w:tc>
+          <w:tcPr>
+            <w:tcW w:w="1562" w:type="dxa"/>
             <w:tcBorders>
               <w:top w:val="single" w:sz="4" w:space="0" w:color="D1D5DB"/>
               <w:start w:val="single" w:sz="4" w:space="0" w:color="D1D5DB"/>
@@ -7437,7 +6782,7 @@
           <w:p>
             <w:pPr>
               <w:pStyle w:val="Normal"/>
-              <w:spacing w:lineRule="auto" w:line="252" w:before="0" w:after="0"/>
+              <w:spacing w:lineRule="exact" w:line="252" w:before="0" w:after="0"/>
               <w:jc w:val="start"/>
               <w:rPr/>
             </w:pPr>
@@ -7458,7 +6803,7 @@
         </w:tc>
         <w:tc>
           <w:tcPr>
-            <w:tcW w:w="1874" w:type="dxa"/>
+            <w:tcW w:w="1831" w:type="dxa"/>
             <w:tcBorders>
               <w:top w:val="single" w:sz="4" w:space="0" w:color="D1D5DB"/>
               <w:start w:val="single" w:sz="4" w:space="0" w:color="D1D5DB"/>
@@ -7471,7 +6816,7 @@
           <w:p>
             <w:pPr>
               <w:pStyle w:val="Normal"/>
-              <w:spacing w:lineRule="auto" w:line="252" w:before="0" w:after="0"/>
+              <w:spacing w:lineRule="exact" w:line="252" w:before="0" w:after="0"/>
               <w:jc w:val="start"/>
               <w:rPr/>
             </w:pPr>
@@ -7492,7 +6837,7 @@
         </w:tc>
         <w:tc>
           <w:tcPr>
-            <w:tcW w:w="1845" w:type="dxa"/>
+            <w:tcW w:w="2032" w:type="dxa"/>
             <w:tcBorders>
               <w:top w:val="single" w:sz="4" w:space="0" w:color="D1D5DB"/>
               <w:start w:val="single" w:sz="4" w:space="0" w:color="D1D5DB"/>
@@ -7505,7 +6850,7 @@
           <w:p>
             <w:pPr>
               <w:pStyle w:val="Normal"/>
-              <w:spacing w:lineRule="auto" w:line="252" w:before="0" w:after="0"/>
+              <w:spacing w:lineRule="exact" w:line="252" w:before="0" w:after="0"/>
               <w:jc w:val="start"/>
               <w:rPr/>
             </w:pPr>
@@ -7526,7 +6871,7 @@
         </w:tc>
         <w:tc>
           <w:tcPr>
-            <w:tcW w:w="1815" w:type="dxa"/>
+            <w:tcW w:w="1773" w:type="dxa"/>
             <w:tcBorders>
               <w:top w:val="single" w:sz="4" w:space="0" w:color="D1D5DB"/>
               <w:start w:val="single" w:sz="4" w:space="0" w:color="D1D5DB"/>
@@ -7539,7 +6884,7 @@
           <w:p>
             <w:pPr>
               <w:pStyle w:val="Normal"/>
-              <w:spacing w:lineRule="auto" w:line="252" w:before="0" w:after="0"/>
+              <w:spacing w:lineRule="exact" w:line="252" w:before="0" w:after="0"/>
               <w:jc w:val="start"/>
               <w:rPr/>
             </w:pPr>
@@ -7560,7 +6905,7 @@
         </w:tc>
         <w:tc>
           <w:tcPr>
-            <w:tcW w:w="2514" w:type="dxa"/>
+            <w:tcW w:w="2440" w:type="dxa"/>
             <w:tcBorders>
               <w:top w:val="single" w:sz="4" w:space="0" w:color="D1D5DB"/>
               <w:start w:val="single" w:sz="4" w:space="0" w:color="D1D5DB"/>
@@ -7573,7 +6918,7 @@
           <w:p>
             <w:pPr>
               <w:pStyle w:val="Normal"/>
-              <w:spacing w:lineRule="auto" w:line="252" w:before="0" w:after="0"/>
+              <w:spacing w:lineRule="exact" w:line="252" w:before="0" w:after="0"/>
               <w:jc w:val="start"/>
               <w:rPr/>
             </w:pPr>
@@ -7597,7 +6942,7 @@
     <w:p>
       <w:pPr>
         <w:pStyle w:val="Normal"/>
-        <w:spacing w:lineRule="auto" w:line="276" w:before="0" w:after="120"/>
+        <w:spacing w:lineRule="exact" w:line="276" w:before="0" w:after="120"/>
         <w:jc w:val="both"/>
         <w:rPr/>
       </w:pPr>
@@ -7625,13 +6970,13 @@
           <w:sz w:val="21"/>
           <w:szCs w:val="21"/>
         </w:rPr>
-        <w:t xml:space="preserve"> bốn ngành cho bốn cấu hình khác nhau chứng minh geolocation/EUDR là module bật-tắt theo luật, không phải năng lực lõi phổ quát. Điều — không EUDR, không giá tự động — là ví dụ cho thấy giá trị cốt lõi (escrow + tranh chấp + uy tín) vận hành độc lập với EUDR; cà phê là ví dụ đầy đủ tính năng. Đây là câu trả lời sẵn cho câu hỏi “vì sao đầu tư nặng vào geolocation mà chỉ phục vụ 2/4 ngành”.</w:t>
+        <w:t xml:space="preserve"> bốn ngành cho bốn cấu hình khác nhau minh hoạ geolocation/EUDR là module bật-tắt theo luật, không phải năng lực lõi phổ quát. Điều — không EUDR, không giá tự động — là ví dụ cho thấy giá trị cốt lõi (escrow + tranh chấp + uy tín) vận hành độc lập với EUDR; cà phê là ví dụ đầy đủ tính năng. Đây là câu trả lời sẵn cho câu hỏi “vì sao đầu tư nặng vào geolocation mà chỉ phục vụ 2/4 ngành”.</w:t>
       </w:r>
     </w:p>
     <w:p>
       <w:pPr>
         <w:pStyle w:val="Normal"/>
-        <w:spacing w:lineRule="auto" w:line="240" w:before="0" w:after="140"/>
+        <w:spacing w:lineRule="exact" w:line="240" w:before="0" w:after="140"/>
         <w:rPr/>
       </w:pPr>
       <w:r>
@@ -7655,7 +7000,7 @@
         <w:spacing w:before="320" w:after="120"/>
         <w:rPr/>
       </w:pPr>
-      <w:bookmarkStart w:id="19" w:name="__RefHeading___Toc784_AgriContract"/>
+      <w:bookmarkStart w:id="19" w:name="__RefHeading___Toc756_AgriContract"/>
       <w:bookmarkEnd w:id="19"/>
       <w:r>
         <w:rPr>
@@ -7691,6 +7036,7 @@
       <w:tr>
         <w:trPr>
           <w:tblHeader w:val="true"/>
+          <w:cantSplit w:val="true"/>
         </w:trPr>
         <w:tc>
           <w:tcPr>
@@ -7707,7 +7053,7 @@
           <w:p>
             <w:pPr>
               <w:pStyle w:val="Normal"/>
-              <w:spacing w:lineRule="auto" w:line="252" w:before="0" w:after="0"/>
+              <w:spacing w:lineRule="exact" w:line="252" w:before="0" w:after="0"/>
               <w:jc w:val="start"/>
               <w:rPr/>
             </w:pPr>
@@ -7741,7 +7087,7 @@
           <w:p>
             <w:pPr>
               <w:pStyle w:val="Normal"/>
-              <w:spacing w:lineRule="auto" w:line="252" w:before="0" w:after="0"/>
+              <w:spacing w:lineRule="exact" w:line="252" w:before="0" w:after="0"/>
               <w:jc w:val="start"/>
               <w:rPr/>
             </w:pPr>
@@ -7775,7 +7121,7 @@
           <w:p>
             <w:pPr>
               <w:pStyle w:val="Normal"/>
-              <w:spacing w:lineRule="auto" w:line="252" w:before="0" w:after="0"/>
+              <w:spacing w:lineRule="exact" w:line="252" w:before="0" w:after="0"/>
               <w:jc w:val="start"/>
               <w:rPr/>
             </w:pPr>
@@ -7809,7 +7155,7 @@
           <w:p>
             <w:pPr>
               <w:pStyle w:val="Normal"/>
-              <w:spacing w:lineRule="auto" w:line="252" w:before="0" w:after="0"/>
+              <w:spacing w:lineRule="exact" w:line="252" w:before="0" w:after="0"/>
               <w:jc w:val="start"/>
               <w:rPr/>
             </w:pPr>
@@ -7830,7 +7176,9 @@
         </w:tc>
       </w:tr>
       <w:tr>
-        <w:trPr/>
+        <w:trPr>
+          <w:cantSplit w:val="true"/>
+        </w:trPr>
         <w:tc>
           <w:tcPr>
             <w:tcW w:w="2256" w:type="dxa"/>
@@ -7845,7 +7193,7 @@
           <w:p>
             <w:pPr>
               <w:pStyle w:val="Normal"/>
-              <w:spacing w:lineRule="auto" w:line="252" w:before="0" w:after="0"/>
+              <w:spacing w:lineRule="exact" w:line="252" w:before="0" w:after="0"/>
               <w:jc w:val="start"/>
               <w:rPr/>
             </w:pPr>
@@ -7878,7 +7226,7 @@
           <w:p>
             <w:pPr>
               <w:pStyle w:val="Normal"/>
-              <w:spacing w:lineRule="auto" w:line="252" w:before="0" w:after="0"/>
+              <w:spacing w:lineRule="exact" w:line="252" w:before="0" w:after="0"/>
               <w:jc w:val="start"/>
               <w:rPr/>
             </w:pPr>
@@ -7911,7 +7259,7 @@
           <w:p>
             <w:pPr>
               <w:pStyle w:val="Normal"/>
-              <w:spacing w:lineRule="auto" w:line="252" w:before="0" w:after="0"/>
+              <w:spacing w:lineRule="exact" w:line="252" w:before="0" w:after="0"/>
               <w:jc w:val="start"/>
               <w:rPr/>
             </w:pPr>
@@ -7983,7 +7331,7 @@
           <w:p>
             <w:pPr>
               <w:pStyle w:val="Normal"/>
-              <w:spacing w:lineRule="auto" w:line="252" w:before="0" w:after="0"/>
+              <w:spacing w:lineRule="exact" w:line="252" w:before="0" w:after="0"/>
               <w:jc w:val="start"/>
               <w:rPr/>
             </w:pPr>
@@ -8004,7 +7352,9 @@
         </w:tc>
       </w:tr>
       <w:tr>
-        <w:trPr/>
+        <w:trPr>
+          <w:cantSplit w:val="true"/>
+        </w:trPr>
         <w:tc>
           <w:tcPr>
             <w:tcW w:w="2256" w:type="dxa"/>
@@ -8020,7 +7370,7 @@
           <w:p>
             <w:pPr>
               <w:pStyle w:val="Normal"/>
-              <w:spacing w:lineRule="auto" w:line="252" w:before="0" w:after="0"/>
+              <w:spacing w:lineRule="exact" w:line="252" w:before="0" w:after="0"/>
               <w:jc w:val="start"/>
               <w:rPr/>
             </w:pPr>
@@ -8054,7 +7404,7 @@
           <w:p>
             <w:pPr>
               <w:pStyle w:val="Normal"/>
-              <w:spacing w:lineRule="auto" w:line="252" w:before="0" w:after="0"/>
+              <w:spacing w:lineRule="exact" w:line="252" w:before="0" w:after="0"/>
               <w:jc w:val="start"/>
               <w:rPr/>
             </w:pPr>
@@ -8088,7 +7438,7 @@
           <w:p>
             <w:pPr>
               <w:pStyle w:val="Normal"/>
-              <w:spacing w:lineRule="auto" w:line="252" w:before="0" w:after="0"/>
+              <w:spacing w:lineRule="exact" w:line="252" w:before="0" w:after="0"/>
               <w:jc w:val="start"/>
               <w:rPr/>
             </w:pPr>
@@ -8148,7 +7498,7 @@
           <w:p>
             <w:pPr>
               <w:pStyle w:val="Normal"/>
-              <w:spacing w:lineRule="auto" w:line="252" w:before="0" w:after="0"/>
+              <w:spacing w:lineRule="exact" w:line="252" w:before="0" w:after="0"/>
               <w:jc w:val="start"/>
               <w:rPr/>
             </w:pPr>
@@ -8169,7 +7519,9 @@
         </w:tc>
       </w:tr>
       <w:tr>
-        <w:trPr/>
+        <w:trPr>
+          <w:cantSplit w:val="true"/>
+        </w:trPr>
         <w:tc>
           <w:tcPr>
             <w:tcW w:w="2256" w:type="dxa"/>
@@ -8184,7 +7536,7 @@
           <w:p>
             <w:pPr>
               <w:pStyle w:val="Normal"/>
-              <w:spacing w:lineRule="auto" w:line="252" w:before="0" w:after="0"/>
+              <w:spacing w:lineRule="exact" w:line="252" w:before="0" w:after="0"/>
               <w:jc w:val="start"/>
               <w:rPr/>
             </w:pPr>
@@ -8217,7 +7569,7 @@
           <w:p>
             <w:pPr>
               <w:pStyle w:val="Normal"/>
-              <w:spacing w:lineRule="auto" w:line="252" w:before="0" w:after="0"/>
+              <w:spacing w:lineRule="exact" w:line="252" w:before="0" w:after="0"/>
               <w:jc w:val="start"/>
               <w:rPr/>
             </w:pPr>
@@ -8232,7 +7584,7 @@
                 <w:sz w:val="18"/>
                 <w:szCs w:val="18"/>
               </w:rPr>
-              <w:t>Người bấm nút chấm dứt dễ bị đánh đồng với bên vi phạm; allegation có thể gây phạt oan</w:t>
+              <w:t>Người bấm nút chấm dứt dễ bị đánh đồng với bên vi phạm; allegation có thể dẫn đến áp chế tài sai đối tượng</w:t>
             </w:r>
           </w:p>
         </w:tc>
@@ -8250,7 +7602,7 @@
           <w:p>
             <w:pPr>
               <w:pStyle w:val="Normal"/>
-              <w:spacing w:lineRule="auto" w:line="252" w:before="0" w:after="0"/>
+              <w:spacing w:lineRule="exact" w:line="252" w:before="0" w:after="0"/>
               <w:jc w:val="start"/>
               <w:rPr/>
             </w:pPr>
@@ -8387,7 +7739,7 @@
           <w:p>
             <w:pPr>
               <w:pStyle w:val="Normal"/>
-              <w:spacing w:lineRule="auto" w:line="252" w:before="0" w:after="0"/>
+              <w:spacing w:lineRule="exact" w:line="252" w:before="0" w:after="0"/>
               <w:jc w:val="start"/>
               <w:rPr/>
             </w:pPr>
@@ -8408,7 +7760,9 @@
         </w:tc>
       </w:tr>
       <w:tr>
-        <w:trPr/>
+        <w:trPr>
+          <w:cantSplit w:val="true"/>
+        </w:trPr>
         <w:tc>
           <w:tcPr>
             <w:tcW w:w="2256" w:type="dxa"/>
@@ -8424,7 +7778,7 @@
           <w:p>
             <w:pPr>
               <w:pStyle w:val="Normal"/>
-              <w:spacing w:lineRule="auto" w:line="252" w:before="0" w:after="0"/>
+              <w:spacing w:lineRule="exact" w:line="252" w:before="0" w:after="0"/>
               <w:jc w:val="start"/>
               <w:rPr/>
             </w:pPr>
@@ -8458,7 +7812,7 @@
           <w:p>
             <w:pPr>
               <w:pStyle w:val="Normal"/>
-              <w:spacing w:lineRule="auto" w:line="252" w:before="0" w:after="0"/>
+              <w:spacing w:lineRule="exact" w:line="252" w:before="0" w:after="0"/>
               <w:jc w:val="start"/>
               <w:rPr/>
             </w:pPr>
@@ -8473,7 +7827,7 @@
                 <w:sz w:val="18"/>
                 <w:szCs w:val="18"/>
               </w:rPr>
-              <w:t>Lịch sử hoàn thành, tranh chấp, giao hàng và thanh toán không được tổng hợp nhất quán</w:t>
+              <w:t>Lịch sử hoàn thành, tranh chấp, giao hàng và thanh toán có thể bị phân tán</w:t>
             </w:r>
           </w:p>
         </w:tc>
@@ -8492,7 +7846,7 @@
           <w:p>
             <w:pPr>
               <w:pStyle w:val="Normal"/>
-              <w:spacing w:lineRule="auto" w:line="252" w:before="0" w:after="0"/>
+              <w:spacing w:lineRule="exact" w:line="252" w:before="0" w:after="0"/>
               <w:jc w:val="start"/>
               <w:rPr/>
             </w:pPr>
@@ -8507,7 +7861,7 @@
                 <w:sz w:val="18"/>
                 <w:szCs w:val="18"/>
               </w:rPr>
-              <w:t>Lưu immutable facts và tính reputation tại thời điểm truy vấn; analytics tách loại chấm dứt, người yêu cầu và bên vi phạm cuối cùng</w:t>
+              <w:t>Lưu immutable facts theo nghĩa invariant thiết kế và tính reputation tại thời điểm truy vấn; analytics tách loại chấm dứt, người yêu cầu và bên vi phạm cuối cùng</w:t>
             </w:r>
           </w:p>
         </w:tc>
@@ -8526,7 +7880,7 @@
           <w:p>
             <w:pPr>
               <w:pStyle w:val="Normal"/>
-              <w:spacing w:lineRule="auto" w:line="252" w:before="0" w:after="0"/>
+              <w:spacing w:lineRule="exact" w:line="252" w:before="0" w:after="0"/>
               <w:jc w:val="start"/>
               <w:rPr/>
             </w:pPr>
@@ -8541,7 +7895,7 @@
                 <w:sz w:val="18"/>
                 <w:szCs w:val="18"/>
               </w:rPr>
-              <w:t>Dữ liệu tín dụng/AML chỉ là tín hiệu tham khảo; không tự động cấp tín dụng hoặc chặn settlement</w:t>
+              <w:t>Reputation chỉ là tín hiệu từ fact đã ghi nhận và có thể chịu bias/dispute; dữ liệu tín dụng/AML không tự động cấp tín dụng hoặc chặn settlement [18], [20]</w:t>
             </w:r>
           </w:p>
         </w:tc>
@@ -8556,7 +7910,7 @@
         <w:spacing w:before="320" w:after="120"/>
         <w:rPr/>
       </w:pPr>
-      <w:bookmarkStart w:id="20" w:name="__RefHeading___Toc786_AgriContract"/>
+      <w:bookmarkStart w:id="20" w:name="__RefHeading___Toc758_AgriContract"/>
       <w:bookmarkEnd w:id="20"/>
       <w:r>
         <w:rPr>
@@ -8573,7 +7927,7 @@
     <w:p>
       <w:pPr>
         <w:pStyle w:val="Normal"/>
-        <w:spacing w:lineRule="auto" w:line="276" w:before="0" w:after="120"/>
+        <w:spacing w:lineRule="exact" w:line="276" w:before="0" w:after="120"/>
         <w:jc w:val="both"/>
         <w:rPr/>
       </w:pPr>
@@ -8588,13 +7942,13 @@
           <w:sz w:val="21"/>
           <w:szCs w:val="21"/>
         </w:rPr>
-        <w:t>Dữ liệu hợp đồng, milestone, thanh toán, giám định và lịch sử hoàn thành có thể tạo nền cho đánh giá dòng tiền trong tương lai. Phase 2 mới thiết kế lớp sự kiện, audit và read model cần thiết; chưa có mô hình chấm điểm tín dụng được ngân hàng phê duyệt, chưa có quyết định cấp tín dụng tự động và không chuyển dữ liệu cho đối tác tín dụng khi thiếu căn cứ pháp lý/đồng ý phù hợp.</w:t>
+        <w:t>Dữ liệu hợp đồng, milestone, thanh toán, giám định và lịch sử hoàn thành có thể là input bổ sung cho đánh giá dòng tiền. Bằng chứng hiện có chưa cho phép khẳng định transaction history tự động cải thiện quyết định cấp tín dụng tại Việt Nam. Phase 2 chỉ thiết kế lớp event, audit và read model; chưa có credit model được ngân hàng phê duyệt và không chuyển dữ liệu khi thiếu căn cứ pháp lý/đồng ý phù hợp. [17], [33]</w:t>
       </w:r>
     </w:p>
     <w:p>
       <w:pPr>
         <w:pStyle w:val="Normal"/>
-        <w:spacing w:lineRule="auto" w:line="276" w:before="0" w:after="120"/>
+        <w:spacing w:lineRule="exact" w:line="276" w:before="0" w:after="120"/>
         <w:jc w:val="both"/>
         <w:rPr/>
       </w:pPr>
@@ -8621,7 +7975,7 @@
         <w:spacing w:before="320" w:after="120"/>
         <w:rPr/>
       </w:pPr>
-      <w:bookmarkStart w:id="21" w:name="__RefHeading___Toc788_AgriContract"/>
+      <w:bookmarkStart w:id="21" w:name="__RefHeading___Toc760_AgriContract"/>
       <w:bookmarkEnd w:id="21"/>
       <w:r>
         <w:rPr>
@@ -8656,6 +8010,7 @@
       <w:tr>
         <w:trPr>
           <w:tblHeader w:val="true"/>
+          <w:cantSplit w:val="true"/>
         </w:trPr>
         <w:tc>
           <w:tcPr>
@@ -8672,7 +8027,7 @@
           <w:p>
             <w:pPr>
               <w:pStyle w:val="Normal"/>
-              <w:spacing w:lineRule="auto" w:line="252" w:before="0" w:after="0"/>
+              <w:spacing w:lineRule="exact" w:line="252" w:before="0" w:after="0"/>
               <w:jc w:val="start"/>
               <w:rPr/>
             </w:pPr>
@@ -8706,7 +8061,7 @@
           <w:p>
             <w:pPr>
               <w:pStyle w:val="Normal"/>
-              <w:spacing w:lineRule="auto" w:line="252" w:before="0" w:after="0"/>
+              <w:spacing w:lineRule="exact" w:line="252" w:before="0" w:after="0"/>
               <w:jc w:val="start"/>
               <w:rPr/>
             </w:pPr>
@@ -8740,7 +8095,7 @@
           <w:p>
             <w:pPr>
               <w:pStyle w:val="Normal"/>
-              <w:spacing w:lineRule="auto" w:line="252" w:before="0" w:after="0"/>
+              <w:spacing w:lineRule="exact" w:line="252" w:before="0" w:after="0"/>
               <w:jc w:val="start"/>
               <w:rPr/>
             </w:pPr>
@@ -8761,7 +8116,9 @@
         </w:tc>
       </w:tr>
       <w:tr>
-        <w:trPr/>
+        <w:trPr>
+          <w:cantSplit w:val="true"/>
+        </w:trPr>
         <w:tc>
           <w:tcPr>
             <w:tcW w:w="3008" w:type="dxa"/>
@@ -8776,7 +8133,7 @@
           <w:p>
             <w:pPr>
               <w:pStyle w:val="Normal"/>
-              <w:spacing w:lineRule="auto" w:line="252" w:before="0" w:after="0"/>
+              <w:spacing w:lineRule="exact" w:line="252" w:before="0" w:after="0"/>
               <w:jc w:val="start"/>
               <w:rPr/>
             </w:pPr>
@@ -8809,7 +8166,7 @@
           <w:p>
             <w:pPr>
               <w:pStyle w:val="Normal"/>
-              <w:spacing w:lineRule="auto" w:line="252" w:before="0" w:after="0"/>
+              <w:spacing w:lineRule="exact" w:line="252" w:before="0" w:after="0"/>
               <w:jc w:val="start"/>
               <w:rPr/>
             </w:pPr>
@@ -8824,7 +8181,7 @@
                 <w:sz w:val="19"/>
                 <w:szCs w:val="19"/>
               </w:rPr>
-              <w:t>Luật Giao dịch điện tử 2023: thông điệp dữ liệu không bị phủ nhận chỉ vì ở dạng điện tử; giá trị chứng cứ phụ thuộc độ tin cậy của cách khởi tạo, gửi, nhận, lưu trữ</w:t>
+              <w:t>Luật Giao dịch điện tử 2023: thông điệp dữ liệu không bị phủ nhận chỉ vì ở dạng điện tử; giá trị chứng cứ phụ thuộc độ tin cậy của cách khởi tạo, gửi, nhận, lưu trữ [27]</w:t>
             </w:r>
           </w:p>
         </w:tc>
@@ -8842,7 +8199,7 @@
           <w:p>
             <w:pPr>
               <w:pStyle w:val="Normal"/>
-              <w:spacing w:lineRule="auto" w:line="252" w:before="0" w:after="0"/>
+              <w:spacing w:lineRule="exact" w:line="252" w:before="0" w:after="0"/>
               <w:jc w:val="start"/>
               <w:rPr/>
             </w:pPr>
@@ -8857,13 +8214,15 @@
                 <w:sz w:val="19"/>
                 <w:szCs w:val="19"/>
               </w:rPr>
-              <w:t>Lưu bản terms bất biến, cùng content hash cho hai chữ ký, timestamp, audit record và provenance</w:t>
+              <w:t>Lưu bản terms bất biến theo invariant thiết kế, cùng content hash cho hai chữ ký, timestamp, audit record và provenance; không tự bảo đảm nội dung đầu vào đúng</w:t>
             </w:r>
           </w:p>
         </w:tc>
       </w:tr>
       <w:tr>
-        <w:trPr/>
+        <w:trPr>
+          <w:cantSplit w:val="true"/>
+        </w:trPr>
         <w:tc>
           <w:tcPr>
             <w:tcW w:w="3008" w:type="dxa"/>
@@ -8879,7 +8238,7 @@
           <w:p>
             <w:pPr>
               <w:pStyle w:val="Normal"/>
-              <w:spacing w:lineRule="auto" w:line="252" w:before="0" w:after="0"/>
+              <w:spacing w:lineRule="exact" w:line="252" w:before="0" w:after="0"/>
               <w:jc w:val="start"/>
               <w:rPr/>
             </w:pPr>
@@ -8913,7 +8272,7 @@
           <w:p>
             <w:pPr>
               <w:pStyle w:val="Normal"/>
-              <w:spacing w:lineRule="auto" w:line="252" w:before="0" w:after="0"/>
+              <w:spacing w:lineRule="exact" w:line="252" w:before="0" w:after="0"/>
               <w:jc w:val="start"/>
               <w:rPr/>
             </w:pPr>
@@ -8928,7 +8287,7 @@
                 <w:sz w:val="19"/>
                 <w:szCs w:val="19"/>
               </w:rPr>
-              <w:t>BLDS 2015 Điều 328</w:t>
+              <w:t>BLDS 2015 Điều 328 [45]</w:t>
             </w:r>
           </w:p>
         </w:tc>
@@ -8947,7 +8306,7 @@
           <w:p>
             <w:pPr>
               <w:pStyle w:val="Normal"/>
-              <w:spacing w:lineRule="auto" w:line="252" w:before="0" w:after="0"/>
+              <w:spacing w:lineRule="exact" w:line="252" w:before="0" w:after="0"/>
               <w:jc w:val="start"/>
               <w:rPr/>
             </w:pPr>
@@ -9007,7 +8366,9 @@
         </w:tc>
       </w:tr>
       <w:tr>
-        <w:trPr/>
+        <w:trPr>
+          <w:cantSplit w:val="true"/>
+        </w:trPr>
         <w:tc>
           <w:tcPr>
             <w:tcW w:w="3008" w:type="dxa"/>
@@ -9022,7 +8383,7 @@
           <w:p>
             <w:pPr>
               <w:pStyle w:val="Normal"/>
-              <w:spacing w:lineRule="auto" w:line="252" w:before="0" w:after="0"/>
+              <w:spacing w:lineRule="exact" w:line="252" w:before="0" w:after="0"/>
               <w:jc w:val="start"/>
               <w:rPr/>
             </w:pPr>
@@ -9055,7 +8416,7 @@
           <w:p>
             <w:pPr>
               <w:pStyle w:val="Normal"/>
-              <w:spacing w:lineRule="auto" w:line="252" w:before="0" w:after="0"/>
+              <w:spacing w:lineRule="exact" w:line="252" w:before="0" w:after="0"/>
               <w:jc w:val="start"/>
               <w:rPr/>
             </w:pPr>
@@ -9088,7 +8449,7 @@
           <w:p>
             <w:pPr>
               <w:pStyle w:val="Normal"/>
-              <w:spacing w:lineRule="auto" w:line="252" w:before="0" w:after="0"/>
+              <w:spacing w:lineRule="exact" w:line="252" w:before="0" w:after="0"/>
               <w:jc w:val="start"/>
               <w:rPr/>
             </w:pPr>
@@ -9109,7 +8470,9 @@
         </w:tc>
       </w:tr>
       <w:tr>
-        <w:trPr/>
+        <w:trPr>
+          <w:cantSplit w:val="true"/>
+        </w:trPr>
         <w:tc>
           <w:tcPr>
             <w:tcW w:w="3008" w:type="dxa"/>
@@ -9125,7 +8488,7 @@
           <w:p>
             <w:pPr>
               <w:pStyle w:val="Normal"/>
-              <w:spacing w:lineRule="auto" w:line="252" w:before="0" w:after="0"/>
+              <w:spacing w:lineRule="exact" w:line="252" w:before="0" w:after="0"/>
               <w:jc w:val="start"/>
               <w:rPr/>
             </w:pPr>
@@ -9159,7 +8522,7 @@
           <w:p>
             <w:pPr>
               <w:pStyle w:val="Normal"/>
-              <w:spacing w:lineRule="auto" w:line="252" w:before="0" w:after="0"/>
+              <w:spacing w:lineRule="exact" w:line="252" w:before="0" w:after="0"/>
               <w:jc w:val="start"/>
               <w:rPr/>
             </w:pPr>
@@ -9174,7 +8537,7 @@
                 <w:sz w:val="19"/>
                 <w:szCs w:val="19"/>
               </w:rPr>
-              <w:t>Luật Thương mại 2005 Điều 300, 301, 302; BLDS và điều khoản hợp đồng áp dụng</w:t>
+              <w:t>Luật Thương mại 2005 Điều 300, 301, 302; BLDS và điều khoản hợp đồng áp dụng [45], [46]</w:t>
             </w:r>
           </w:p>
         </w:tc>
@@ -9193,7 +8556,7 @@
           <w:p>
             <w:pPr>
               <w:pStyle w:val="Normal"/>
-              <w:spacing w:lineRule="auto" w:line="252" w:before="0" w:after="0"/>
+              <w:spacing w:lineRule="exact" w:line="252" w:before="0" w:after="0"/>
               <w:jc w:val="start"/>
               <w:rPr/>
             </w:pPr>
@@ -9253,7 +8616,9 @@
         </w:tc>
       </w:tr>
       <w:tr>
-        <w:trPr/>
+        <w:trPr>
+          <w:cantSplit w:val="true"/>
+        </w:trPr>
         <w:tc>
           <w:tcPr>
             <w:tcW w:w="3008" w:type="dxa"/>
@@ -9268,7 +8633,7 @@
           <w:p>
             <w:pPr>
               <w:pStyle w:val="Normal"/>
-              <w:spacing w:lineRule="auto" w:line="252" w:before="0" w:after="0"/>
+              <w:spacing w:lineRule="exact" w:line="252" w:before="0" w:after="0"/>
               <w:jc w:val="start"/>
               <w:rPr/>
             </w:pPr>
@@ -9301,7 +8666,7 @@
           <w:p>
             <w:pPr>
               <w:pStyle w:val="Normal"/>
-              <w:spacing w:lineRule="auto" w:line="252" w:before="0" w:after="0"/>
+              <w:spacing w:lineRule="exact" w:line="252" w:before="0" w:after="0"/>
               <w:jc w:val="start"/>
               <w:rPr/>
             </w:pPr>
@@ -9334,7 +8699,7 @@
           <w:p>
             <w:pPr>
               <w:pStyle w:val="Normal"/>
-              <w:spacing w:lineRule="auto" w:line="252" w:before="0" w:after="0"/>
+              <w:spacing w:lineRule="exact" w:line="252" w:before="0" w:after="0"/>
               <w:jc w:val="start"/>
               <w:rPr/>
             </w:pPr>
@@ -9381,7 +8746,9 @@
         </w:tc>
       </w:tr>
       <w:tr>
-        <w:trPr/>
+        <w:trPr>
+          <w:cantSplit w:val="true"/>
+        </w:trPr>
         <w:tc>
           <w:tcPr>
             <w:tcW w:w="3008" w:type="dxa"/>
@@ -9397,7 +8764,7 @@
           <w:p>
             <w:pPr>
               <w:pStyle w:val="Normal"/>
-              <w:spacing w:lineRule="auto" w:line="252" w:before="0" w:after="0"/>
+              <w:spacing w:lineRule="exact" w:line="252" w:before="0" w:after="0"/>
               <w:jc w:val="start"/>
               <w:rPr/>
             </w:pPr>
@@ -9431,7 +8798,7 @@
           <w:p>
             <w:pPr>
               <w:pStyle w:val="Normal"/>
-              <w:spacing w:lineRule="auto" w:line="252" w:before="0" w:after="0"/>
+              <w:spacing w:lineRule="exact" w:line="252" w:before="0" w:after="0"/>
               <w:jc w:val="start"/>
               <w:rPr/>
             </w:pPr>
@@ -9446,7 +8813,7 @@
                 <w:sz w:val="19"/>
                 <w:szCs w:val="19"/>
               </w:rPr>
-              <w:t>Nghị định 98/2018, Luật Trọng tài thương mại 2010 và thoả thuận các bên</w:t>
+              <w:t>Nghị định 98/2018, Luật Trọng tài thương mại 2010 và thoả thuận các bên [26], [47]</w:t>
             </w:r>
           </w:p>
         </w:tc>
@@ -9465,7 +8832,7 @@
           <w:p>
             <w:pPr>
               <w:pStyle w:val="Normal"/>
-              <w:spacing w:lineRule="auto" w:line="252" w:before="0" w:after="0"/>
+              <w:spacing w:lineRule="exact" w:line="252" w:before="0" w:after="0"/>
               <w:jc w:val="start"/>
               <w:rPr/>
             </w:pPr>
@@ -9489,7 +8856,7 @@
     <w:p>
       <w:pPr>
         <w:pStyle w:val="Normal"/>
-        <w:spacing w:lineRule="auto" w:line="276" w:before="0" w:after="120"/>
+        <w:spacing w:lineRule="exact" w:line="276" w:before="0" w:after="120"/>
         <w:jc w:val="both"/>
         <w:rPr/>
       </w:pPr>
@@ -9529,7 +8896,7 @@
         <w:spacing w:before="320" w:after="120"/>
         <w:rPr/>
       </w:pPr>
-      <w:bookmarkStart w:id="22" w:name="__RefHeading___Toc790_AgriContract"/>
+      <w:bookmarkStart w:id="22" w:name="__RefHeading___Toc762_AgriContract"/>
       <w:bookmarkEnd w:id="22"/>
       <w:r>
         <w:rPr>
@@ -9540,17 +8907,14 @@
           <w:sz w:val="30"/>
           <w:szCs w:val="30"/>
         </w:rPr>
-        <w:t>8. Giới hạn của phân tích và phạm vi</w:t>
-      </w:r>
-    </w:p>
-    <w:p>
-      <w:pPr>
-        <w:pStyle w:val="ListParagraph"/>
-        <w:numPr>
-          <w:ilvl w:val="0"/>
-          <w:numId w:val="1"/>
-        </w:numPr>
-        <w:spacing w:lineRule="auto" w:line="276" w:before="0" w:after="60"/>
+        <w:t>8. Current Scope</w:t>
+      </w:r>
+    </w:p>
+    <w:p>
+      <w:pPr>
+        <w:pStyle w:val="Normal"/>
+        <w:spacing w:lineRule="exact" w:line="276" w:before="0" w:after="120"/>
+        <w:jc w:val="both"/>
         <w:rPr/>
       </w:pPr>
       <w:r>
@@ -9564,6 +8928,53 @@
           <w:sz w:val="21"/>
           <w:szCs w:val="21"/>
         </w:rPr>
+        <w:t>Phân tích này tập trung vào bốn commodity (cà phê, gạo, cao su, điều), nhu cầu contract layer B2B, mô hình phân phối qua anchor buyer/hiệp hội, các áp lực EUDR và tuân thủ, cùng cách các pain point thị trường ánh xạ vào workflow milestone, custody, inspection, attribution, audit và evidence. Các ước lượng TAM/SAM/SOM được dùng như khung định hướng; không đồng nhất kim ngạch nông sản với doanh thu phần mềm.</w:t>
+      </w:r>
+    </w:p>
+    <w:p>
+      <w:pPr>
+        <w:pStyle w:val="Heading1"/>
+        <w:pBdr>
+          <w:bottom w:val="single" w:sz="6" w:space="6" w:color="D1D5DB"/>
+        </w:pBdr>
+        <w:spacing w:before="320" w:after="120"/>
+        <w:rPr/>
+      </w:pPr>
+      <w:bookmarkStart w:id="23" w:name="__RefHeading___Toc764_AgriContract"/>
+      <w:bookmarkEnd w:id="23"/>
+      <w:r>
+        <w:rPr>
+          <w:rFonts w:eastAsia="Calibri" w:cs="Calibri" w:ascii="Calibri" w:hAnsi="Calibri"/>
+          <w:b/>
+          <w:bCs/>
+          <w:color w:val="1F2A37"/>
+          <w:sz w:val="30"/>
+          <w:szCs w:val="30"/>
+        </w:rPr>
+        <w:t>9. Known Limitations</w:t>
+      </w:r>
+    </w:p>
+    <w:p>
+      <w:pPr>
+        <w:pStyle w:val="ListParagraph"/>
+        <w:numPr>
+          <w:ilvl w:val="0"/>
+          <w:numId w:val="1"/>
+        </w:numPr>
+        <w:spacing w:lineRule="exact" w:line="276" w:before="0" w:after="60"/>
+        <w:rPr/>
+      </w:pPr>
+      <w:r>
+        <w:rPr>
+          <w:rFonts w:eastAsia="Calibri" w:cs="Calibri"/>
+          <w:b w:val="false"/>
+          <w:bCs w:val="false"/>
+          <w:i w:val="false"/>
+          <w:iCs w:val="false"/>
+          <w:color w:val="111827"/>
+          <w:sz w:val="21"/>
+          <w:szCs w:val="21"/>
+        </w:rPr>
         <w:t xml:space="preserve">Phase 2 đang ở trạng thái </w:t>
       </w:r>
       <w:r>
@@ -9600,7 +9011,7 @@
           <w:ilvl w:val="0"/>
           <w:numId w:val="1"/>
         </w:numPr>
-        <w:spacing w:lineRule="auto" w:line="276" w:before="0" w:after="60"/>
+        <w:spacing w:lineRule="exact" w:line="276" w:before="0" w:after="60"/>
         <w:rPr/>
       </w:pPr>
       <w:r>
@@ -9624,7 +9035,7 @@
           <w:ilvl w:val="0"/>
           <w:numId w:val="1"/>
         </w:numPr>
-        <w:spacing w:lineRule="auto" w:line="276" w:before="0" w:after="60"/>
+        <w:spacing w:lineRule="exact" w:line="276" w:before="0" w:after="60"/>
         <w:rPr/>
       </w:pPr>
       <w:r>
@@ -9648,7 +9059,7 @@
           <w:ilvl w:val="0"/>
           <w:numId w:val="1"/>
         </w:numPr>
-        <w:spacing w:lineRule="auto" w:line="276" w:before="0" w:after="60"/>
+        <w:spacing w:lineRule="exact" w:line="276" w:before="0" w:after="60"/>
         <w:rPr/>
       </w:pPr>
       <w:r>
@@ -9662,7 +9073,7 @@
           <w:sz w:val="21"/>
           <w:szCs w:val="21"/>
         </w:rPr>
-        <w:t>Các control “zero-trust-oriented” chỉ áp tại một số trust boundary (Gateway, external verifier, identity header, fail-closed). Hệ thống không claim full Zero Trust.</w:t>
+        <w:t>Các control “zero-trust-oriented” chỉ áp tại một số trust boundary (Gateway, external verifier, identity header, fail-closed). Hệ thống không claim mô hình Zero Trust toàn diện.</w:t>
       </w:r>
     </w:p>
     <w:p>
@@ -9672,7 +9083,7 @@
           <w:ilvl w:val="0"/>
           <w:numId w:val="1"/>
         </w:numPr>
-        <w:spacing w:lineRule="auto" w:line="276" w:before="0" w:after="60"/>
+        <w:spacing w:lineRule="exact" w:line="276" w:before="0" w:after="60"/>
         <w:rPr/>
       </w:pPr>
       <w:r>
@@ -9696,7 +9107,7 @@
           <w:ilvl w:val="0"/>
           <w:numId w:val="1"/>
         </w:numPr>
-        <w:spacing w:lineRule="auto" w:line="276" w:before="0" w:after="60"/>
+        <w:spacing w:lineRule="exact" w:line="276" w:before="0" w:after="60"/>
         <w:rPr/>
       </w:pPr>
       <w:r>
@@ -9720,7 +9131,7 @@
           <w:ilvl w:val="0"/>
           <w:numId w:val="1"/>
         </w:numPr>
-        <w:spacing w:lineRule="auto" w:line="276" w:before="0" w:after="60"/>
+        <w:spacing w:lineRule="exact" w:line="276" w:before="0" w:after="60"/>
         <w:rPr/>
       </w:pPr>
       <w:r>
@@ -9744,7 +9155,7 @@
           <w:ilvl w:val="0"/>
           <w:numId w:val="1"/>
         </w:numPr>
-        <w:spacing w:lineRule="auto" w:line="276" w:before="0" w:after="60"/>
+        <w:spacing w:lineRule="exact" w:line="276" w:before="0" w:after="60"/>
         <w:rPr/>
       </w:pPr>
       <w:r>
@@ -9767,8 +9178,8 @@
         <w:spacing w:before="240" w:after="80"/>
         <w:rPr/>
       </w:pPr>
-      <w:bookmarkStart w:id="23" w:name="__RefHeading___Toc792_AgriContract"/>
-      <w:bookmarkEnd w:id="23"/>
+      <w:bookmarkStart w:id="24" w:name="__RefHeading___Toc766_AgriContract"/>
+      <w:bookmarkEnd w:id="24"/>
       <w:r>
         <w:rPr>
           <w:rFonts w:eastAsia="Calibri" w:cs="Calibri" w:ascii="Calibri" w:hAnsi="Calibri"/>
@@ -9778,13 +9189,13 @@
           <w:sz w:val="25"/>
           <w:szCs w:val="25"/>
         </w:rPr>
-        <w:t>8.1 Gói validation sơ cấp trước product–market fit</w:t>
+        <w:t>9.1 Gói validation sơ cấp trước product–market fit</w:t>
       </w:r>
     </w:p>
     <w:p>
       <w:pPr>
         <w:pStyle w:val="Normal"/>
-        <w:spacing w:lineRule="auto" w:line="276" w:before="0" w:after="120"/>
+        <w:spacing w:lineRule="exact" w:line="276" w:before="0" w:after="120"/>
         <w:jc w:val="both"/>
         <w:rPr/>
       </w:pPr>
@@ -9811,8 +9222,8 @@
         <w:spacing w:before="320" w:after="120"/>
         <w:rPr/>
       </w:pPr>
-      <w:bookmarkStart w:id="24" w:name="__RefHeading___Toc794_AgriContract"/>
-      <w:bookmarkEnd w:id="24"/>
+      <w:bookmarkStart w:id="25" w:name="__RefHeading___Toc768_AgriContract"/>
+      <w:bookmarkEnd w:id="25"/>
       <w:r>
         <w:rPr>
           <w:rFonts w:eastAsia="Calibri" w:cs="Calibri" w:ascii="Calibri" w:hAnsi="Calibri"/>
@@ -9822,27 +9233,7 @@
           <w:sz w:val="30"/>
           <w:szCs w:val="30"/>
         </w:rPr>
-        <w:t>9. Danh mục nguồn tham khảo</w:t>
-      </w:r>
-    </w:p>
-    <w:p>
-      <w:pPr>
-        <w:pStyle w:val="Heading3"/>
-        <w:spacing w:before="180" w:after="60"/>
-        <w:rPr/>
-      </w:pPr>
-      <w:bookmarkStart w:id="25" w:name="__RefHeading___Toc796_AgriContract"/>
-      <w:bookmarkEnd w:id="25"/>
-      <w:r>
-        <w:rPr>
-          <w:rFonts w:eastAsia="Calibri" w:cs="Calibri" w:ascii="Calibri" w:hAnsi="Calibri"/>
-          <w:b/>
-          <w:bCs/>
-          <w:color w:val="374151"/>
-          <w:sz w:val="22"/>
-          <w:szCs w:val="22"/>
-        </w:rPr>
-        <w:t>Chính phủ &amp; tổ chức quốc tế</w:t>
+        <w:t>10. Future Work</w:t>
       </w:r>
     </w:p>
     <w:p>
@@ -9852,7 +9243,7 @@
           <w:ilvl w:val="0"/>
           <w:numId w:val="1"/>
         </w:numPr>
-        <w:spacing w:lineRule="auto" w:line="276" w:before="0" w:after="60"/>
+        <w:spacing w:lineRule="exact" w:line="276" w:before="0" w:after="60"/>
         <w:rPr/>
       </w:pPr>
       <w:r>
@@ -9866,7 +9257,7 @@
           <w:sz w:val="21"/>
           <w:szCs w:val="21"/>
         </w:rPr>
-        <w:t>Bộ Nông nghiệp và Môi trường — Tổng kết xuất khẩu 2025 (6/1/2026).</w:t>
+        <w:t>Khảo sát sơ cấp với HTX, buyer, tổ chức giám định và custodian để xác nhận pain frequency, willingness-to-pay, mức cọc và SLA.</w:t>
       </w:r>
     </w:p>
     <w:p>
@@ -9876,7 +9267,7 @@
           <w:ilvl w:val="0"/>
           <w:numId w:val="1"/>
         </w:numPr>
-        <w:spacing w:lineRule="auto" w:line="276" w:before="0" w:after="60"/>
+        <w:spacing w:lineRule="exact" w:line="276" w:before="0" w:after="60"/>
         <w:rPr/>
       </w:pPr>
       <w:r>
@@ -9890,7 +9281,7 @@
           <w:sz w:val="21"/>
           <w:szCs w:val="21"/>
         </w:rPr>
-        <w:t>EC Regulation (EU) 2025/2650 — Official Journal (23/12/2025).</w:t>
+        <w:t>Chạy pilot giới hạn theo commodity/anchor buyer, đo funnel KYC–listing–ký–funding–settlement và baseline vi phạm trước/sau.</w:t>
       </w:r>
     </w:p>
     <w:p>
@@ -9900,7 +9291,7 @@
           <w:ilvl w:val="0"/>
           <w:numId w:val="1"/>
         </w:numPr>
-        <w:spacing w:lineRule="auto" w:line="276" w:before="0" w:after="60"/>
+        <w:spacing w:lineRule="exact" w:line="276" w:before="0" w:after="60"/>
         <w:rPr/>
       </w:pPr>
       <w:r>
@@ -9914,7 +9305,7 @@
           <w:sz w:val="21"/>
           <w:szCs w:val="21"/>
         </w:rPr>
-        <w:t>VIAC — Thống kê hoạt động giải quyết tranh chấp năm 2024.</w:t>
+        <w:t>Xác nhận pháp lý cho mẫu contract, tiền cọc, penalty/damages, dữ liệu EUDR và mô hình ngân hàng trước khi có tiền thật.</w:t>
       </w:r>
     </w:p>
     <w:p>
@@ -9924,7 +9315,7 @@
           <w:ilvl w:val="0"/>
           <w:numId w:val="1"/>
         </w:numPr>
-        <w:spacing w:lineRule="auto" w:line="276" w:before="0" w:after="60"/>
+        <w:spacing w:lineRule="exact" w:line="276" w:before="0" w:after="60"/>
         <w:rPr/>
       </w:pPr>
       <w:r>
@@ -9938,17 +9329,37 @@
           <w:sz w:val="21"/>
           <w:szCs w:val="21"/>
         </w:rPr>
-        <w:t>World Resources Institute — What Is the EUDR? (5/2026).</w:t>
-      </w:r>
-    </w:p>
-    <w:p>
-      <w:pPr>
-        <w:pStyle w:val="ListParagraph"/>
-        <w:numPr>
-          <w:ilvl w:val="0"/>
-          <w:numId w:val="1"/>
-        </w:numPr>
-        <w:spacing w:lineRule="auto" w:line="276" w:before="0" w:after="60"/>
+        <w:t>Cập nhật competitive discovery và TAM/SAM/SOM bằng số tổ chức, số hợp đồng và ACV đã kiểm chứng thay vì suy từ kim ngạch.</w:t>
+      </w:r>
+    </w:p>
+    <w:p>
+      <w:pPr>
+        <w:pStyle w:val="Heading1"/>
+        <w:pBdr>
+          <w:bottom w:val="single" w:sz="6" w:space="6" w:color="D1D5DB"/>
+        </w:pBdr>
+        <w:spacing w:before="320" w:after="120"/>
+        <w:rPr/>
+      </w:pPr>
+      <w:bookmarkStart w:id="26" w:name="__RefHeading___Toc770_AgriContract"/>
+      <w:bookmarkEnd w:id="26"/>
+      <w:r>
+        <w:rPr>
+          <w:rFonts w:eastAsia="Calibri" w:cs="Calibri" w:ascii="Calibri" w:hAnsi="Calibri"/>
+          <w:b/>
+          <w:bCs/>
+          <w:color w:val="1F2A37"/>
+          <w:sz w:val="30"/>
+          <w:szCs w:val="30"/>
+        </w:rPr>
+        <w:t>11. Danh mục nguồn tham khảo</w:t>
+      </w:r>
+    </w:p>
+    <w:p>
+      <w:pPr>
+        <w:pStyle w:val="Normal"/>
+        <w:spacing w:lineRule="exact" w:line="276" w:before="0" w:after="120"/>
+        <w:jc w:val="both"/>
         <w:rPr/>
       </w:pPr>
       <w:r>
@@ -9962,17 +9373,14 @@
           <w:sz w:val="21"/>
           <w:szCs w:val="21"/>
         </w:rPr>
-        <w:t>We-Fi / OCB — SME financing gap Vietnam (2022).</w:t>
-      </w:r>
-    </w:p>
-    <w:p>
-      <w:pPr>
-        <w:pStyle w:val="ListParagraph"/>
-        <w:numPr>
-          <w:ilvl w:val="0"/>
-          <w:numId w:val="1"/>
-        </w:numPr>
-        <w:spacing w:lineRule="auto" w:line="276" w:before="0" w:after="60"/>
+        <w:t>[1] G. Ton et al., “The effectiveness of contract farming for raising income of smallholder farmers in low- and middle-income countries: a systematic review,” Campbell Syst. Rev., vol. 13, no. 1, 2017, doi: 10.4073/csr.2017.13.</w:t>
+      </w:r>
+    </w:p>
+    <w:p>
+      <w:pPr>
+        <w:pStyle w:val="Normal"/>
+        <w:spacing w:lineRule="exact" w:line="276" w:before="0" w:after="120"/>
+        <w:jc w:val="both"/>
         <w:rPr/>
       </w:pPr>
       <w:r>
@@ -9986,37 +9394,14 @@
           <w:sz w:val="21"/>
           <w:szCs w:val="21"/>
         </w:rPr>
-        <w:t>PSAV — Vietnam prioritizes digitalization of agriculture (Quyết định 749/QĐ-TTg).</w:t>
-      </w:r>
-    </w:p>
-    <w:p>
-      <w:pPr>
-        <w:pStyle w:val="Heading3"/>
-        <w:spacing w:before="180" w:after="60"/>
-        <w:rPr/>
-      </w:pPr>
-      <w:bookmarkStart w:id="26" w:name="__RefHeading___Toc798_AgriContract"/>
-      <w:bookmarkEnd w:id="26"/>
-      <w:r>
-        <w:rPr>
-          <w:rFonts w:eastAsia="Calibri" w:cs="Calibri" w:ascii="Calibri" w:hAnsi="Calibri"/>
-          <w:b/>
-          <w:bCs/>
-          <w:color w:val="374151"/>
-          <w:sz w:val="22"/>
-          <w:szCs w:val="22"/>
-        </w:rPr>
-        <w:t>Hiệp hội ngành hàng</w:t>
-      </w:r>
-    </w:p>
-    <w:p>
-      <w:pPr>
-        <w:pStyle w:val="ListParagraph"/>
-        <w:numPr>
-          <w:ilvl w:val="0"/>
-          <w:numId w:val="1"/>
-        </w:numPr>
-        <w:spacing w:lineRule="auto" w:line="276" w:before="0" w:after="60"/>
+        <w:t>[4] A. Karakostas, D. M. De Souza Monteiro, and C. Adjei, “Double Moral Hazard in Contract Farming: An Experimental Analysis,” J. Agric. Econ., vol. 76, no. 3, 2025, doi: 10.1111/1477-9552.12646.</w:t>
+      </w:r>
+    </w:p>
+    <w:p>
+      <w:pPr>
+        <w:pStyle w:val="Normal"/>
+        <w:spacing w:lineRule="exact" w:line="276" w:before="0" w:after="120"/>
+        <w:jc w:val="both"/>
         <w:rPr/>
       </w:pPr>
       <w:r>
@@ -10030,17 +9415,14 @@
           <w:sz w:val="21"/>
           <w:szCs w:val="21"/>
         </w:rPr>
-        <w:t>VICOFA — Báo cáo tổng kết niên vụ cà phê 2024–2025 (10/2025).</w:t>
-      </w:r>
-    </w:p>
-    <w:p>
-      <w:pPr>
-        <w:pStyle w:val="ListParagraph"/>
-        <w:numPr>
-          <w:ilvl w:val="0"/>
-          <w:numId w:val="1"/>
-        </w:numPr>
-        <w:spacing w:lineRule="auto" w:line="276" w:before="0" w:after="60"/>
+        <w:t>[5] D. Alemu, A. Guinan, and J. Hermanson, “Contract farming, cooperatives and challenges of side selling: Malt barley value-chain development in Ethiopia,” Development in Practice, vol. 31, no. 4, 2021, doi: 10.1080/09614524.2020.1860194.</w:t>
+      </w:r>
+    </w:p>
+    <w:p>
+      <w:pPr>
+        <w:pStyle w:val="Normal"/>
+        <w:spacing w:lineRule="exact" w:line="276" w:before="0" w:after="120"/>
+        <w:jc w:val="both"/>
         <w:rPr/>
       </w:pPr>
       <w:r>
@@ -10054,17 +9436,14 @@
           <w:sz w:val="21"/>
           <w:szCs w:val="21"/>
         </w:rPr>
-        <w:t>VRA — Vietnam Rubber Industry International Conference 2025 (12/2025).</w:t>
-      </w:r>
-    </w:p>
-    <w:p>
-      <w:pPr>
-        <w:pStyle w:val="ListParagraph"/>
-        <w:numPr>
-          <w:ilvl w:val="0"/>
-          <w:numId w:val="1"/>
-        </w:numPr>
-        <w:spacing w:lineRule="auto" w:line="276" w:before="0" w:after="60"/>
+        <w:t>[6] J. Ewusi Koomson, E. Donkor, and V. Owusu, “Contract farming scheme for rubber production in Western region of Ghana: Why do farmers side sell?,” Forests, Trees and Livelihoods, vol. 31, no. 3, 2022, doi: 10.1080/14728028.2022.2079007.</w:t>
+      </w:r>
+    </w:p>
+    <w:p>
+      <w:pPr>
+        <w:pStyle w:val="Normal"/>
+        <w:spacing w:lineRule="exact" w:line="276" w:before="0" w:after="120"/>
+        <w:jc w:val="both"/>
         <w:rPr/>
       </w:pPr>
       <w:r>
@@ -10078,37 +9457,14 @@
           <w:sz w:val="21"/>
           <w:szCs w:val="21"/>
         </w:rPr>
-        <w:t>VINACAS &amp; Tổng cục Hải quan — Xuất khẩu điều 2025 (1/2026).</w:t>
-      </w:r>
-    </w:p>
-    <w:p>
-      <w:pPr>
-        <w:pStyle w:val="Heading3"/>
-        <w:spacing w:before="180" w:after="60"/>
-        <w:rPr/>
-      </w:pPr>
-      <w:bookmarkStart w:id="27" w:name="__RefHeading___Toc800_AgriContract"/>
-      <w:bookmarkEnd w:id="27"/>
-      <w:r>
-        <w:rPr>
-          <w:rFonts w:eastAsia="Calibri" w:cs="Calibri" w:ascii="Calibri" w:hAnsi="Calibri"/>
-          <w:b/>
-          <w:bCs/>
-          <w:color w:val="374151"/>
-          <w:sz w:val="22"/>
-          <w:szCs w:val="22"/>
-        </w:rPr>
-        <w:t>Báo chí &amp; chuyên gia</w:t>
-      </w:r>
-    </w:p>
-    <w:p>
-      <w:pPr>
-        <w:pStyle w:val="ListParagraph"/>
-        <w:numPr>
-          <w:ilvl w:val="0"/>
-          <w:numId w:val="1"/>
-        </w:numPr>
-        <w:spacing w:lineRule="auto" w:line="276" w:before="0" w:after="60"/>
+        <w:t>[7] U. S. Umar, S. Rahman, and G. Zanello, “Drivers of farmers’ contract compliance behavior,” Agribusiness, 2025, doi: 10.1002/agr.22039.</w:t>
+      </w:r>
+    </w:p>
+    <w:p>
+      <w:pPr>
+        <w:pStyle w:val="Normal"/>
+        <w:spacing w:lineRule="exact" w:line="276" w:before="0" w:after="120"/>
+        <w:jc w:val="both"/>
         <w:rPr/>
       </w:pPr>
       <w:r>
@@ -10122,17 +9478,14 @@
           <w:sz w:val="21"/>
           <w:szCs w:val="21"/>
         </w:rPr>
-        <w:t>VTV.vn — Giá thu mua tăng cao, cơ hội và thách thức ngành cà phê Việt Nam (17/4/2024).</w:t>
-      </w:r>
-    </w:p>
-    <w:p>
-      <w:pPr>
-        <w:pStyle w:val="ListParagraph"/>
-        <w:numPr>
-          <w:ilvl w:val="0"/>
-          <w:numId w:val="1"/>
-        </w:numPr>
-        <w:spacing w:lineRule="auto" w:line="276" w:before="0" w:after="60"/>
+        <w:t>[8] J. Upton and E. Lentz, “Finding default? Understanding the drivers of default on contracts with farmers’ organizations,” Agric. Econ., vol. 48, suppl. 1, 2017, doi: 10.1111/agec.12385.</w:t>
+      </w:r>
+    </w:p>
+    <w:p>
+      <w:pPr>
+        <w:pStyle w:val="Normal"/>
+        <w:spacing w:lineRule="exact" w:line="276" w:before="0" w:after="120"/>
+        <w:jc w:val="both"/>
         <w:rPr/>
       </w:pPr>
       <w:r>
@@ -10146,17 +9499,14 @@
           <w:sz w:val="21"/>
           <w:szCs w:val="21"/>
         </w:rPr>
-        <w:t>Vietnamnet — 3 chiêu để hạn chế doanh nghiệp bẻ kèo, nông dân chạy làng (30/8/2024).</w:t>
-      </w:r>
-    </w:p>
-    <w:p>
-      <w:pPr>
-        <w:pStyle w:val="ListParagraph"/>
-        <w:numPr>
-          <w:ilvl w:val="0"/>
-          <w:numId w:val="1"/>
-        </w:numPr>
-        <w:spacing w:lineRule="auto" w:line="276" w:before="0" w:after="60"/>
+        <w:t>[13] T. T. Pham, L. Theuvsen, and V. Otter, “Determinants of Smallholder Farmers’ Marketing Channel Choice: Evidence from the Vietnamese Rice Sector,” Asian Econ. J., vol. 33, no. 3, 2019, doi: 10.1111/asej.12187.</w:t>
+      </w:r>
+    </w:p>
+    <w:p>
+      <w:pPr>
+        <w:pStyle w:val="Normal"/>
+        <w:spacing w:lineRule="exact" w:line="276" w:before="0" w:after="120"/>
+        <w:jc w:val="both"/>
         <w:rPr/>
       </w:pPr>
       <w:r>
@@ -10170,17 +9520,14 @@
           <w:sz w:val="21"/>
           <w:szCs w:val="21"/>
         </w:rPr>
-        <w:t>Báo Pháp Luật TP.HCM — Nghịch lý xuất khẩu cà phê Việt (4/4/2026).</w:t>
-      </w:r>
-    </w:p>
-    <w:p>
-      <w:pPr>
-        <w:pStyle w:val="ListParagraph"/>
-        <w:numPr>
-          <w:ilvl w:val="0"/>
-          <w:numId w:val="1"/>
-        </w:numPr>
-        <w:spacing w:lineRule="auto" w:line="276" w:before="0" w:after="60"/>
+        <w:t>[14] T. C. Uy et al., “Digital technology adoption among smallholder farmers in Vietnam,” J. Int. Dev., vol. 37, no. 2, 2024, doi: 10.1002/jid.3904.</w:t>
+      </w:r>
+    </w:p>
+    <w:p>
+      <w:pPr>
+        <w:pStyle w:val="Normal"/>
+        <w:spacing w:lineRule="exact" w:line="276" w:before="0" w:after="120"/>
+        <w:jc w:val="both"/>
         <w:rPr/>
       </w:pPr>
       <w:r>
@@ -10194,17 +9541,14 @@
           <w:sz w:val="21"/>
           <w:szCs w:val="21"/>
         </w:rPr>
-        <w:t>Vietnam.vn — Banks partner with the digital agricultural supply chain (1/4/2026).</w:t>
-      </w:r>
-    </w:p>
-    <w:p>
-      <w:pPr>
-        <w:pStyle w:val="ListParagraph"/>
-        <w:numPr>
-          <w:ilvl w:val="0"/>
-          <w:numId w:val="1"/>
-        </w:numPr>
-        <w:spacing w:lineRule="auto" w:line="276" w:before="0" w:after="60"/>
+        <w:t>[17] A. Ruml and M. C. Parlasca, “In-kind credit provision through contract farming and formal credit markets,” Agribusiness, vol. 38, no. 2, 2021, doi: 10.1002/agr.21726.</w:t>
+      </w:r>
+    </w:p>
+    <w:p>
+      <w:pPr>
+        <w:pStyle w:val="Normal"/>
+        <w:spacing w:lineRule="exact" w:line="276" w:before="0" w:after="120"/>
+        <w:jc w:val="both"/>
         <w:rPr/>
       </w:pPr>
       <w:r>
@@ -10218,17 +9562,14 @@
           <w:sz w:val="21"/>
           <w:szCs w:val="21"/>
         </w:rPr>
-        <w:t>Tạp chí Kinh tế Sài Gòn (20/6/2025).</w:t>
-      </w:r>
-    </w:p>
-    <w:p>
-      <w:pPr>
-        <w:pStyle w:val="ListParagraph"/>
-        <w:numPr>
-          <w:ilvl w:val="0"/>
-          <w:numId w:val="1"/>
-        </w:numPr>
-        <w:spacing w:lineRule="auto" w:line="276" w:before="0" w:after="60"/>
+        <w:t>[18] G. Burtch, Y. Hong, and S. Kumar, “When Does Dispute Resolution Substitute for a Reputation System?,” Prod. Oper. Manag., vol. 30, no. 6, 2020, doi: 10.1111/poms.13341.</w:t>
+      </w:r>
+    </w:p>
+    <w:p>
+      <w:pPr>
+        <w:pStyle w:val="Normal"/>
+        <w:spacing w:lineRule="exact" w:line="276" w:before="0" w:after="120"/>
+        <w:jc w:val="both"/>
         <w:rPr/>
       </w:pPr>
       <w:r>
@@ -10242,37 +9583,14 @@
           <w:sz w:val="21"/>
           <w:szCs w:val="21"/>
         </w:rPr>
-        <w:t>Tạp chí Kinh tế và Dự báo — Chuyển đổi số nông nghiệp (28/2/2025).</w:t>
-      </w:r>
-    </w:p>
-    <w:p>
-      <w:pPr>
-        <w:pStyle w:val="Heading3"/>
-        <w:spacing w:before="180" w:after="60"/>
-        <w:rPr/>
-      </w:pPr>
-      <w:bookmarkStart w:id="28" w:name="__RefHeading___Toc802_AgriContract"/>
-      <w:bookmarkEnd w:id="28"/>
-      <w:r>
-        <w:rPr>
-          <w:rFonts w:eastAsia="Calibri" w:cs="Calibri" w:ascii="Calibri" w:hAnsi="Calibri"/>
-          <w:b/>
-          <w:bCs/>
-          <w:color w:val="374151"/>
-          <w:sz w:val="22"/>
-          <w:szCs w:val="22"/>
-        </w:rPr>
-        <w:t>Nghiên cứu học thuật quốc tế</w:t>
-      </w:r>
-    </w:p>
-    <w:p>
-      <w:pPr>
-        <w:pStyle w:val="ListParagraph"/>
-        <w:numPr>
-          <w:ilvl w:val="0"/>
-          <w:numId w:val="1"/>
-        </w:numPr>
-        <w:spacing w:lineRule="auto" w:line="276" w:before="0" w:after="60"/>
+        <w:t>[20] J. R. Wolf and W. A. Muhanna, “Feedback Mechanisms, Judgment Bias, and Trust Formation in Online Auctions,” Decision Sciences, vol. 42, no. 1, 2011, doi: 10.1111/j.1540-5915.2010.00301.x.</w:t>
+      </w:r>
+    </w:p>
+    <w:p>
+      <w:pPr>
+        <w:pStyle w:val="Normal"/>
+        <w:spacing w:lineRule="exact" w:line="276" w:before="0" w:after="120"/>
+        <w:jc w:val="both"/>
         <w:rPr/>
       </w:pPr>
       <w:r>
@@ -10286,17 +9604,14 @@
           <w:sz w:val="21"/>
           <w:szCs w:val="21"/>
         </w:rPr>
-        <w:t>Alemu, D., Guinan, A. &amp; Hermanson, J. (2021). Contract farming, cooperatives and challenges of side selling: malt barley value-chain development in Ethiopia. Development in Practice, 31(4), 496–510. DOI 10.1080/09614524.2020.1860194.</w:t>
-      </w:r>
-    </w:p>
-    <w:p>
-      <w:pPr>
-        <w:pStyle w:val="ListParagraph"/>
-        <w:numPr>
-          <w:ilvl w:val="0"/>
-          <w:numId w:val="1"/>
-        </w:numPr>
-        <w:spacing w:lineRule="auto" w:line="276" w:before="0" w:after="60"/>
+        <w:t>[23] Bộ Nông nghiệp và Môi trường, “Tổng kết ngành Nông nghiệp và Môi trường năm 2025,” 2026.</w:t>
+      </w:r>
+    </w:p>
+    <w:p>
+      <w:pPr>
+        <w:pStyle w:val="Normal"/>
+        <w:spacing w:lineRule="exact" w:line="276" w:before="0" w:after="120"/>
+        <w:jc w:val="both"/>
         <w:rPr/>
       </w:pPr>
       <w:r>
@@ -10310,17 +9625,14 @@
           <w:sz w:val="21"/>
           <w:szCs w:val="21"/>
         </w:rPr>
-        <w:t>Macchiavello, R. (2022). Relational Contracts and Development. Annual Review of Economics, 14. DOI 10.1146/annurev-economics-051420-110722.</w:t>
-      </w:r>
-    </w:p>
-    <w:p>
-      <w:pPr>
-        <w:pStyle w:val="ListParagraph"/>
-        <w:numPr>
-          <w:ilvl w:val="0"/>
-          <w:numId w:val="1"/>
-        </w:numPr>
-        <w:spacing w:lineRule="auto" w:line="276" w:before="0" w:after="60"/>
+        <w:t>[24] Cổng Thông tin điện tử Chính phủ, “Xuất khẩu nông, lâm, thủy sản phấn đấu đạt 73–74 tỷ USD năm 2026,” 2026.</w:t>
+      </w:r>
+    </w:p>
+    <w:p>
+      <w:pPr>
+        <w:pStyle w:val="Normal"/>
+        <w:spacing w:lineRule="exact" w:line="276" w:before="0" w:after="120"/>
+        <w:jc w:val="both"/>
         <w:rPr/>
       </w:pPr>
       <w:r>
@@ -10334,17 +9646,14 @@
           <w:sz w:val="21"/>
           <w:szCs w:val="21"/>
         </w:rPr>
-        <w:t>Ewusi Koomson, J. et al. (2022). Contract farming scheme for rubber production in Western Region of Ghana: Why do farmers side sell? Forests, Trees and Livelihoods. DOI 10.1080/14728028.2022.2079007.</w:t>
-      </w:r>
-    </w:p>
-    <w:p>
-      <w:pPr>
-        <w:pStyle w:val="ListParagraph"/>
-        <w:numPr>
-          <w:ilvl w:val="0"/>
-          <w:numId w:val="1"/>
-        </w:numPr>
-        <w:spacing w:lineRule="auto" w:line="276" w:before="0" w:after="60"/>
+        <w:t>[25] VIAC, “Thống kê hoạt động giải quyết tranh chấp năm 2024,” 2025.</w:t>
+      </w:r>
+    </w:p>
+    <w:p>
+      <w:pPr>
+        <w:pStyle w:val="Normal"/>
+        <w:spacing w:lineRule="exact" w:line="276" w:before="0" w:after="120"/>
+        <w:jc w:val="both"/>
         <w:rPr/>
       </w:pPr>
       <w:r>
@@ -10358,17 +9667,14 @@
           <w:sz w:val="21"/>
           <w:szCs w:val="21"/>
         </w:rPr>
-        <w:t>Tefera, D. A. &amp; Bijman, J. (2021). Economics of contracts in African food systems: evidence from the malt barley sector in Ethiopia. Agricultural and Food Economics, 9:26. DOI 10.1186/s40100-021-00198-0.</w:t>
-      </w:r>
-    </w:p>
-    <w:p>
-      <w:pPr>
-        <w:pStyle w:val="ListParagraph"/>
-        <w:numPr>
-          <w:ilvl w:val="0"/>
-          <w:numId w:val="1"/>
-        </w:numPr>
-        <w:spacing w:lineRule="auto" w:line="276" w:before="0" w:after="60"/>
+        <w:t>[26] Chính phủ Việt Nam, Nghị định 98/2018/NĐ-CP, 2018.</w:t>
+      </w:r>
+    </w:p>
+    <w:p>
+      <w:pPr>
+        <w:pStyle w:val="Normal"/>
+        <w:spacing w:lineRule="exact" w:line="276" w:before="0" w:after="120"/>
+        <w:jc w:val="both"/>
         <w:rPr/>
       </w:pPr>
       <w:r>
@@ -10382,37 +9688,14 @@
           <w:sz w:val="21"/>
           <w:szCs w:val="21"/>
         </w:rPr>
-        <w:t>Abreham, G. et al. (2025). Nexus between market access and contract farming: a systematic review and meta-regression analysis. Cogent Food &amp; Agriculture. DOI 10.1080/23311932.2025.2551263.</w:t>
-      </w:r>
-    </w:p>
-    <w:p>
-      <w:pPr>
-        <w:pStyle w:val="Heading3"/>
-        <w:spacing w:before="180" w:after="60"/>
-        <w:rPr/>
-      </w:pPr>
-      <w:bookmarkStart w:id="29" w:name="__RefHeading___Toc804_AgriContract"/>
-      <w:bookmarkEnd w:id="29"/>
-      <w:r>
-        <w:rPr>
-          <w:rFonts w:eastAsia="Calibri" w:cs="Calibri" w:ascii="Calibri" w:hAnsi="Calibri"/>
-          <w:b/>
-          <w:bCs/>
-          <w:color w:val="374151"/>
-          <w:sz w:val="22"/>
-          <w:szCs w:val="22"/>
-        </w:rPr>
-        <w:t>Văn bản pháp luật</w:t>
-      </w:r>
-    </w:p>
-    <w:p>
-      <w:pPr>
-        <w:pStyle w:val="ListParagraph"/>
-        <w:numPr>
-          <w:ilvl w:val="0"/>
-          <w:numId w:val="1"/>
-        </w:numPr>
-        <w:spacing w:lineRule="auto" w:line="276" w:before="0" w:after="60"/>
+        <w:t>[27] Quốc hội Việt Nam, Luật Giao dịch điện tử số 20/2023/QH15, 2023.</w:t>
+      </w:r>
+    </w:p>
+    <w:p>
+      <w:pPr>
+        <w:pStyle w:val="Normal"/>
+        <w:spacing w:lineRule="exact" w:line="276" w:before="0" w:after="120"/>
+        <w:jc w:val="both"/>
         <w:rPr/>
       </w:pPr>
       <w:r>
@@ -10426,17 +9709,14 @@
           <w:sz w:val="21"/>
           <w:szCs w:val="21"/>
         </w:rPr>
-        <w:t>Luật Giao dịch Điện tử 2023 (Luật 20/2023/QH15, hiệu lực 1/7/2024).</w:t>
-      </w:r>
-    </w:p>
-    <w:p>
-      <w:pPr>
-        <w:pStyle w:val="ListParagraph"/>
-        <w:numPr>
-          <w:ilvl w:val="0"/>
-          <w:numId w:val="1"/>
-        </w:numPr>
-        <w:spacing w:lineRule="auto" w:line="276" w:before="0" w:after="60"/>
+        <w:t>[28] Chính phủ Việt Nam, Nghị định 52/2024/NĐ-CP, 2024.</w:t>
+      </w:r>
+    </w:p>
+    <w:p>
+      <w:pPr>
+        <w:pStyle w:val="Normal"/>
+        <w:spacing w:lineRule="exact" w:line="276" w:before="0" w:after="120"/>
+        <w:jc w:val="both"/>
         <w:rPr/>
       </w:pPr>
       <w:r>
@@ -10450,17 +9730,14 @@
           <w:sz w:val="21"/>
           <w:szCs w:val="21"/>
         </w:rPr>
-        <w:t>Nghị định 52/2024/NĐ-CP — Thanh toán không dùng tiền mặt (hiệu lực 1/7/2024).</w:t>
-      </w:r>
-    </w:p>
-    <w:p>
-      <w:pPr>
-        <w:pStyle w:val="ListParagraph"/>
-        <w:numPr>
-          <w:ilvl w:val="0"/>
-          <w:numId w:val="1"/>
-        </w:numPr>
-        <w:spacing w:lineRule="auto" w:line="276" w:before="0" w:after="60"/>
+        <w:t>[29] Chính phủ Việt Nam, Nghị định 340/2025/NĐ-CP, 2025.</w:t>
+      </w:r>
+    </w:p>
+    <w:p>
+      <w:pPr>
+        <w:pStyle w:val="Normal"/>
+        <w:spacing w:lineRule="exact" w:line="276" w:before="0" w:after="120"/>
+        <w:jc w:val="both"/>
         <w:rPr/>
       </w:pPr>
       <w:r>
@@ -10474,17 +9751,14 @@
           <w:sz w:val="21"/>
           <w:szCs w:val="21"/>
         </w:rPr>
-        <w:t>Nghị định 98/2018/NĐ-CP — Liên kết sản xuất và tiêu thụ nông sản.</w:t>
-      </w:r>
-    </w:p>
-    <w:p>
-      <w:pPr>
-        <w:pStyle w:val="ListParagraph"/>
-        <w:numPr>
-          <w:ilvl w:val="0"/>
-          <w:numId w:val="1"/>
-        </w:numPr>
-        <w:spacing w:lineRule="auto" w:line="276" w:before="0" w:after="60"/>
+        <w:t>[30] European Parliament and Council, Regulation (EU) 2023/1115, consolidated Dec. 26, 2025.</w:t>
+      </w:r>
+    </w:p>
+    <w:p>
+      <w:pPr>
+        <w:pStyle w:val="Normal"/>
+        <w:spacing w:lineRule="exact" w:line="276" w:before="0" w:after="120"/>
+        <w:jc w:val="both"/>
         <w:rPr/>
       </w:pPr>
       <w:r>
@@ -10498,17 +9772,14 @@
           <w:sz w:val="21"/>
           <w:szCs w:val="21"/>
         </w:rPr>
-        <w:t>Luật Trọng tài Thương mại 2010 (Luật 54/2010/QH12).</w:t>
-      </w:r>
-    </w:p>
-    <w:p>
-      <w:pPr>
-        <w:pStyle w:val="ListParagraph"/>
-        <w:numPr>
-          <w:ilvl w:val="0"/>
-          <w:numId w:val="1"/>
-        </w:numPr>
-        <w:spacing w:lineRule="auto" w:line="276" w:before="0" w:after="60"/>
+        <w:t>[31] European Commission, Commission Implementing Regulation (EU) 2025/1093, 2025.</w:t>
+      </w:r>
+    </w:p>
+    <w:p>
+      <w:pPr>
+        <w:pStyle w:val="Normal"/>
+        <w:spacing w:lineRule="exact" w:line="276" w:before="0" w:after="120"/>
+        <w:jc w:val="both"/>
         <w:rPr/>
       </w:pPr>
       <w:r>
@@ -10522,17 +9793,14 @@
           <w:sz w:val="21"/>
           <w:szCs w:val="21"/>
         </w:rPr>
-        <w:t>Bộ luật Dân sự 2015 — Điều 328, 330, 142, 403, 156, 351.</w:t>
-      </w:r>
-    </w:p>
-    <w:p>
-      <w:pPr>
-        <w:pStyle w:val="ListParagraph"/>
-        <w:numPr>
-          <w:ilvl w:val="0"/>
-          <w:numId w:val="1"/>
-        </w:numPr>
-        <w:spacing w:lineRule="auto" w:line="276" w:before="0" w:after="60"/>
+        <w:t>[33] VCCI, “Cần khai thông quyết liệt 4 nút thắt lớn để kinh tế tư nhân bứt phá,” 2026.</w:t>
+      </w:r>
+    </w:p>
+    <w:p>
+      <w:pPr>
+        <w:pStyle w:val="Normal"/>
+        <w:spacing w:lineRule="exact" w:line="276" w:before="0" w:after="120"/>
+        <w:jc w:val="both"/>
         <w:rPr/>
       </w:pPr>
       <w:r>
@@ -10546,17 +9814,14 @@
           <w:sz w:val="21"/>
           <w:szCs w:val="21"/>
         </w:rPr>
-        <w:t>Luật Thương mại 2005 — Điều 300, 302.</w:t>
-      </w:r>
-    </w:p>
-    <w:p>
-      <w:pPr>
-        <w:pStyle w:val="ListParagraph"/>
-        <w:numPr>
-          <w:ilvl w:val="0"/>
-          <w:numId w:val="1"/>
-        </w:numPr>
-        <w:spacing w:lineRule="auto" w:line="276" w:before="0" w:after="60"/>
+        <w:t>[34] Cổng TTĐT Chính phủ, “Gỡ điểm nghẽn tín dụng cho nông nghiệp số, nông nghiệp xanh,” 2026.</w:t>
+      </w:r>
+    </w:p>
+    <w:p>
+      <w:pPr>
+        <w:pStyle w:val="Normal"/>
+        <w:spacing w:lineRule="exact" w:line="276" w:before="0" w:after="120"/>
+        <w:jc w:val="both"/>
         <w:rPr/>
       </w:pPr>
       <w:r>
@@ -10570,7 +9835,196 @@
           <w:sz w:val="21"/>
           <w:szCs w:val="21"/>
         </w:rPr>
-        <w:t>Nghị định 88/2019/NĐ-CP — Xử phạt vi phạm hành chính lĩnh vực tiền tệ.</w:t>
+        <w:t>[35] VTV, “Giá thu mua tăng cao, cơ hội và thách thức của ngành cà phê Việt Nam,” Apr. 17, 2024.</w:t>
+      </w:r>
+    </w:p>
+    <w:p>
+      <w:pPr>
+        <w:pStyle w:val="Normal"/>
+        <w:spacing w:lineRule="exact" w:line="276" w:before="0" w:after="120"/>
+        <w:jc w:val="both"/>
+        <w:rPr/>
+      </w:pPr>
+      <w:r>
+        <w:rPr>
+          <w:rFonts w:eastAsia="Calibri" w:cs="Calibri"/>
+          <w:b w:val="false"/>
+          <w:bCs w:val="false"/>
+          <w:i w:val="false"/>
+          <w:iCs w:val="false"/>
+          <w:color w:val="111827"/>
+          <w:sz w:val="21"/>
+          <w:szCs w:val="21"/>
+        </w:rPr>
+        <w:t>[36] Saigon Giai Phong, “Vietnamese coffee prices triple, linkage contracts break,” Apr. 11, 2024.</w:t>
+      </w:r>
+    </w:p>
+    <w:p>
+      <w:pPr>
+        <w:pStyle w:val="Normal"/>
+        <w:spacing w:lineRule="exact" w:line="276" w:before="0" w:after="120"/>
+        <w:jc w:val="both"/>
+        <w:rPr/>
+      </w:pPr>
+      <w:r>
+        <w:rPr>
+          <w:rFonts w:eastAsia="Calibri" w:cs="Calibri"/>
+          <w:b w:val="false"/>
+          <w:bCs w:val="false"/>
+          <w:i w:val="false"/>
+          <w:iCs w:val="false"/>
+          <w:color w:val="111827"/>
+          <w:sz w:val="21"/>
+          <w:szCs w:val="21"/>
+        </w:rPr>
+        <w:t>[37] VietnamNet, “Doanh nghiệp đền bù 225 triệu đồng/ha đu đủ vì không thể bao tiêu,” Aug. 18, 2023.</w:t>
+      </w:r>
+    </w:p>
+    <w:p>
+      <w:pPr>
+        <w:pStyle w:val="Normal"/>
+        <w:spacing w:lineRule="exact" w:line="276" w:before="0" w:after="120"/>
+        <w:jc w:val="both"/>
+        <w:rPr/>
+      </w:pPr>
+      <w:r>
+        <w:rPr>
+          <w:rFonts w:eastAsia="Calibri" w:cs="Calibri"/>
+          <w:b w:val="false"/>
+          <w:bCs w:val="false"/>
+          <w:i w:val="false"/>
+          <w:iCs w:val="false"/>
+          <w:color w:val="111827"/>
+          <w:sz w:val="21"/>
+          <w:szCs w:val="21"/>
+        </w:rPr>
+        <w:t>[38] Báo Công Thương, “Vụ việc hủy mua đu đủ: Công ty Nafoods cam kết đền bù 225 triệu đồng/ha,” Aug. 18, 2023.</w:t>
+      </w:r>
+    </w:p>
+    <w:p>
+      <w:pPr>
+        <w:pStyle w:val="Normal"/>
+        <w:spacing w:lineRule="exact" w:line="276" w:before="0" w:after="120"/>
+        <w:jc w:val="both"/>
+        <w:rPr/>
+      </w:pPr>
+      <w:r>
+        <w:rPr>
+          <w:rFonts w:eastAsia="Calibri" w:cs="Calibri"/>
+          <w:b w:val="false"/>
+          <w:bCs w:val="false"/>
+          <w:i w:val="false"/>
+          <w:iCs w:val="false"/>
+          <w:color w:val="111827"/>
+          <w:sz w:val="21"/>
+          <w:szCs w:val="21"/>
+        </w:rPr>
+        <w:t>[39] USDA Foreign Agricultural Service, “Coffee Semi-annual: Vietnam 2024,” GAIN Report VM2024-0047, Dec. 6, 2024.</w:t>
+      </w:r>
+    </w:p>
+    <w:p>
+      <w:pPr>
+        <w:pStyle w:val="Normal"/>
+        <w:spacing w:lineRule="exact" w:line="276" w:before="0" w:after="120"/>
+        <w:jc w:val="both"/>
+        <w:rPr/>
+      </w:pPr>
+      <w:r>
+        <w:rPr>
+          <w:rFonts w:eastAsia="Calibri" w:cs="Calibri"/>
+          <w:b w:val="false"/>
+          <w:bCs w:val="false"/>
+          <w:i w:val="false"/>
+          <w:iCs w:val="false"/>
+          <w:color w:val="111827"/>
+          <w:sz w:val="21"/>
+          <w:szCs w:val="21"/>
+        </w:rPr>
+        <w:t>[40] Cổng TTĐT Chính phủ, “Kinh tế số nông nghiệp gắn với nông thôn số, nông dân số,” 2024.</w:t>
+      </w:r>
+    </w:p>
+    <w:p>
+      <w:pPr>
+        <w:pStyle w:val="Normal"/>
+        <w:spacing w:lineRule="exact" w:line="276" w:before="0" w:after="120"/>
+        <w:jc w:val="both"/>
+        <w:rPr/>
+      </w:pPr>
+      <w:r>
+        <w:rPr>
+          <w:rFonts w:eastAsia="Calibri" w:cs="Calibri"/>
+          <w:b w:val="false"/>
+          <w:bCs w:val="false"/>
+          <w:i w:val="false"/>
+          <w:iCs w:val="false"/>
+          <w:color w:val="111827"/>
+          <w:sz w:val="21"/>
+          <w:szCs w:val="21"/>
+        </w:rPr>
+        <w:t>[41] Thủ tướng Chính phủ, Quyết định 749/QĐ-TTg, 2020.</w:t>
+      </w:r>
+    </w:p>
+    <w:p>
+      <w:pPr>
+        <w:pStyle w:val="Normal"/>
+        <w:spacing w:lineRule="exact" w:line="276" w:before="0" w:after="120"/>
+        <w:jc w:val="both"/>
+        <w:rPr/>
+      </w:pPr>
+      <w:r>
+        <w:rPr>
+          <w:rFonts w:eastAsia="Calibri" w:cs="Calibri"/>
+          <w:b w:val="false"/>
+          <w:bCs w:val="false"/>
+          <w:i w:val="false"/>
+          <w:iCs w:val="false"/>
+          <w:color w:val="111827"/>
+          <w:sz w:val="21"/>
+          <w:szCs w:val="21"/>
+        </w:rPr>
+        <w:t>[45] Quốc hội Việt Nam, Bộ luật Dân sự số 91/2015/QH13, 2015.</w:t>
+      </w:r>
+    </w:p>
+    <w:p>
+      <w:pPr>
+        <w:pStyle w:val="Normal"/>
+        <w:spacing w:lineRule="exact" w:line="276" w:before="0" w:after="120"/>
+        <w:jc w:val="both"/>
+        <w:rPr/>
+      </w:pPr>
+      <w:r>
+        <w:rPr>
+          <w:rFonts w:eastAsia="Calibri" w:cs="Calibri"/>
+          <w:b w:val="false"/>
+          <w:bCs w:val="false"/>
+          <w:i w:val="false"/>
+          <w:iCs w:val="false"/>
+          <w:color w:val="111827"/>
+          <w:sz w:val="21"/>
+          <w:szCs w:val="21"/>
+        </w:rPr>
+        <w:t>[46] Quốc hội Việt Nam, Luật Thương mại số 36/2005/QH11, 2005.</w:t>
+      </w:r>
+    </w:p>
+    <w:p>
+      <w:pPr>
+        <w:pStyle w:val="Normal"/>
+        <w:spacing w:lineRule="exact" w:line="276" w:before="0" w:after="120"/>
+        <w:jc w:val="both"/>
+        <w:rPr/>
+      </w:pPr>
+      <w:r>
+        <w:rPr>
+          <w:rFonts w:eastAsia="Calibri" w:cs="Calibri"/>
+          <w:b w:val="false"/>
+          <w:bCs w:val="false"/>
+          <w:i w:val="false"/>
+          <w:iCs w:val="false"/>
+          <w:color w:val="111827"/>
+          <w:sz w:val="21"/>
+          <w:szCs w:val="21"/>
+        </w:rPr>
+        <w:t>[47] Quốc hội Việt Nam, Luật Trọng tài thương mại số 54/2010/QH12, 2010.</w:t>
       </w:r>
     </w:p>
     <w:p>
@@ -10625,7 +10079,7 @@
 </file>
 
 <file path=word/footer1.xml><?xml version="1.0" encoding="utf-8"?>
-<w:ftr xmlns:o="urn:schemas-microsoft-com:office:office" xmlns:r="http://schemas.openxmlformats.org/officeDocument/2006/relationships" xmlns:v="urn:schemas-microsoft-com:vml" xmlns:w="http://schemas.openxmlformats.org/wordprocessingml/2006/main" xmlns:w10="urn:schemas-microsoft-com:office:word" xmlns:wp="http://schemas.openxmlformats.org/drawingml/2006/wordprocessingDrawing" xmlns:pic="http://schemas.openxmlformats.org/drawingml/2006/picture" xmlns:wps="http://schemas.microsoft.com/office/word/2010/wordprocessingShape" xmlns:wpg="http://schemas.microsoft.com/office/word/2010/wordprocessingGroup" xmlns:mc="http://schemas.openxmlformats.org/markup-compatibility/2006" xmlns:wp14="http://schemas.microsoft.com/office/word/2010/wordprocessingDrawing" xmlns:w14="http://schemas.microsoft.com/office/word/2010/wordml" xmlns:w15="http://schemas.microsoft.com/office/word/2012/wordml" mc:Ignorable="w14 wp14 w15">
+<w:ftr xmlns:o="urn:schemas-microsoft-com:office:office" xmlns:r="http://schemas.openxmlformats.org/officeDocument/2006/relationships" xmlns:v="urn:schemas-microsoft-com:vml" xmlns:w="http://schemas.openxmlformats.org/wordprocessingml/2006/main" xmlns:w10="urn:schemas-microsoft-com:office:word" xmlns:wp="http://schemas.openxmlformats.org/drawingml/2006/wordprocessingDrawing" xmlns:wps="http://schemas.microsoft.com/office/word/2010/wordprocessingShape" xmlns:wpg="http://schemas.microsoft.com/office/word/2010/wordprocessingGroup" xmlns:mc="http://schemas.openxmlformats.org/markup-compatibility/2006" xmlns:wp14="http://schemas.microsoft.com/office/word/2010/wordprocessingDrawing" xmlns:w14="http://schemas.microsoft.com/office/word/2010/wordml" xmlns:w15="http://schemas.microsoft.com/office/word/2012/wordml" mc:Ignorable="w14 wp14 w15">
   <w:p>
     <w:pPr>
       <w:pStyle w:val="Footer"/>
@@ -10639,7 +10093,7 @@
 </file>
 
 <file path=word/footer2.xml><?xml version="1.0" encoding="utf-8"?>
-<w:ftr xmlns:o="urn:schemas-microsoft-com:office:office" xmlns:r="http://schemas.openxmlformats.org/officeDocument/2006/relationships" xmlns:v="urn:schemas-microsoft-com:vml" xmlns:w="http://schemas.openxmlformats.org/wordprocessingml/2006/main" xmlns:w10="urn:schemas-microsoft-com:office:word" xmlns:wp="http://schemas.openxmlformats.org/drawingml/2006/wordprocessingDrawing" xmlns:pic="http://schemas.openxmlformats.org/drawingml/2006/picture" xmlns:wps="http://schemas.microsoft.com/office/word/2010/wordprocessingShape" xmlns:wpg="http://schemas.microsoft.com/office/word/2010/wordprocessingGroup" xmlns:mc="http://schemas.openxmlformats.org/markup-compatibility/2006" xmlns:wp14="http://schemas.microsoft.com/office/word/2010/wordprocessingDrawing" xmlns:w14="http://schemas.microsoft.com/office/word/2010/wordml" xmlns:w15="http://schemas.microsoft.com/office/word/2012/wordml" mc:Ignorable="w14 wp14 w15">
+<w:ftr xmlns:o="urn:schemas-microsoft-com:office:office" xmlns:r="http://schemas.openxmlformats.org/officeDocument/2006/relationships" xmlns:v="urn:schemas-microsoft-com:vml" xmlns:w="http://schemas.openxmlformats.org/wordprocessingml/2006/main" xmlns:w10="urn:schemas-microsoft-com:office:word" xmlns:wp="http://schemas.openxmlformats.org/drawingml/2006/wordprocessingDrawing" xmlns:wps="http://schemas.microsoft.com/office/word/2010/wordprocessingShape" xmlns:wpg="http://schemas.microsoft.com/office/word/2010/wordprocessingGroup" xmlns:mc="http://schemas.openxmlformats.org/markup-compatibility/2006" xmlns:wp14="http://schemas.microsoft.com/office/word/2010/wordprocessingDrawing" xmlns:w14="http://schemas.microsoft.com/office/word/2010/wordml" xmlns:w15="http://schemas.microsoft.com/office/word/2012/wordml" mc:Ignorable="w14 wp14 w15">
   <w:p>
     <w:pPr>
       <w:pStyle w:val="Normal"/>
@@ -10710,7 +10164,7 @@
 </file>
 
 <file path=word/footer3.xml><?xml version="1.0" encoding="utf-8"?>
-<w:ftr xmlns:o="urn:schemas-microsoft-com:office:office" xmlns:r="http://schemas.openxmlformats.org/officeDocument/2006/relationships" xmlns:v="urn:schemas-microsoft-com:vml" xmlns:w="http://schemas.openxmlformats.org/wordprocessingml/2006/main" xmlns:w10="urn:schemas-microsoft-com:office:word" xmlns:wp="http://schemas.openxmlformats.org/drawingml/2006/wordprocessingDrawing" xmlns:pic="http://schemas.openxmlformats.org/drawingml/2006/picture" xmlns:wps="http://schemas.microsoft.com/office/word/2010/wordprocessingShape" xmlns:wpg="http://schemas.microsoft.com/office/word/2010/wordprocessingGroup" xmlns:mc="http://schemas.openxmlformats.org/markup-compatibility/2006" xmlns:wp14="http://schemas.microsoft.com/office/word/2010/wordprocessingDrawing" xmlns:w14="http://schemas.microsoft.com/office/word/2010/wordml" xmlns:w15="http://schemas.microsoft.com/office/word/2012/wordml" mc:Ignorable="w14 wp14 w15">
+<w:ftr xmlns:o="urn:schemas-microsoft-com:office:office" xmlns:r="http://schemas.openxmlformats.org/officeDocument/2006/relationships" xmlns:v="urn:schemas-microsoft-com:vml" xmlns:w="http://schemas.openxmlformats.org/wordprocessingml/2006/main" xmlns:w10="urn:schemas-microsoft-com:office:word" xmlns:wp="http://schemas.openxmlformats.org/drawingml/2006/wordprocessingDrawing" xmlns:wps="http://schemas.microsoft.com/office/word/2010/wordprocessingShape" xmlns:wpg="http://schemas.microsoft.com/office/word/2010/wordprocessingGroup" xmlns:mc="http://schemas.openxmlformats.org/markup-compatibility/2006" xmlns:wp14="http://schemas.microsoft.com/office/word/2010/wordprocessingDrawing" xmlns:w14="http://schemas.microsoft.com/office/word/2010/wordml" xmlns:w15="http://schemas.microsoft.com/office/word/2012/wordml" mc:Ignorable="w14 wp14 w15">
   <w:p>
     <w:pPr>
       <w:pStyle w:val="Normal"/>
@@ -10781,7 +10235,7 @@
 </file>
 
 <file path=word/header1.xml><?xml version="1.0" encoding="utf-8"?>
-<w:hdr xmlns:o="urn:schemas-microsoft-com:office:office" xmlns:r="http://schemas.openxmlformats.org/officeDocument/2006/relationships" xmlns:v="urn:schemas-microsoft-com:vml" xmlns:w="http://schemas.openxmlformats.org/wordprocessingml/2006/main" xmlns:w10="urn:schemas-microsoft-com:office:word" xmlns:wp="http://schemas.openxmlformats.org/drawingml/2006/wordprocessingDrawing" xmlns:pic="http://schemas.openxmlformats.org/drawingml/2006/picture" xmlns:wps="http://schemas.microsoft.com/office/word/2010/wordprocessingShape" xmlns:wpg="http://schemas.microsoft.com/office/word/2010/wordprocessingGroup" xmlns:mc="http://schemas.openxmlformats.org/markup-compatibility/2006" xmlns:wp14="http://schemas.microsoft.com/office/word/2010/wordprocessingDrawing" xmlns:w14="http://schemas.microsoft.com/office/word/2010/wordml" xmlns:w15="http://schemas.microsoft.com/office/word/2012/wordml" mc:Ignorable="w14 wp14 w15">
+<w:hdr xmlns:o="urn:schemas-microsoft-com:office:office" xmlns:r="http://schemas.openxmlformats.org/officeDocument/2006/relationships" xmlns:v="urn:schemas-microsoft-com:vml" xmlns:w="http://schemas.openxmlformats.org/wordprocessingml/2006/main" xmlns:w10="urn:schemas-microsoft-com:office:word" xmlns:wp="http://schemas.openxmlformats.org/drawingml/2006/wordprocessingDrawing" xmlns:wps="http://schemas.microsoft.com/office/word/2010/wordprocessingShape" xmlns:wpg="http://schemas.microsoft.com/office/word/2010/wordprocessingGroup" xmlns:mc="http://schemas.openxmlformats.org/markup-compatibility/2006" xmlns:wp14="http://schemas.microsoft.com/office/word/2010/wordprocessingDrawing" xmlns:w14="http://schemas.microsoft.com/office/word/2010/wordml" xmlns:w15="http://schemas.microsoft.com/office/word/2012/wordml" mc:Ignorable="w14 wp14 w15">
   <w:p>
     <w:pPr>
       <w:pStyle w:val="Header"/>
@@ -10795,7 +10249,7 @@
 </file>
 
 <file path=word/header2.xml><?xml version="1.0" encoding="utf-8"?>
-<w:hdr xmlns:o="urn:schemas-microsoft-com:office:office" xmlns:r="http://schemas.openxmlformats.org/officeDocument/2006/relationships" xmlns:v="urn:schemas-microsoft-com:vml" xmlns:w="http://schemas.openxmlformats.org/wordprocessingml/2006/main" xmlns:w10="urn:schemas-microsoft-com:office:word" xmlns:wp="http://schemas.openxmlformats.org/drawingml/2006/wordprocessingDrawing" xmlns:pic="http://schemas.openxmlformats.org/drawingml/2006/picture" xmlns:wps="http://schemas.microsoft.com/office/word/2010/wordprocessingShape" xmlns:wpg="http://schemas.microsoft.com/office/word/2010/wordprocessingGroup" xmlns:mc="http://schemas.openxmlformats.org/markup-compatibility/2006" xmlns:wp14="http://schemas.microsoft.com/office/word/2010/wordprocessingDrawing" xmlns:w14="http://schemas.microsoft.com/office/word/2010/wordml" xmlns:w15="http://schemas.microsoft.com/office/word/2012/wordml" mc:Ignorable="w14 wp14 w15">
+<w:hdr xmlns:o="urn:schemas-microsoft-com:office:office" xmlns:r="http://schemas.openxmlformats.org/officeDocument/2006/relationships" xmlns:v="urn:schemas-microsoft-com:vml" xmlns:w="http://schemas.openxmlformats.org/wordprocessingml/2006/main" xmlns:w10="urn:schemas-microsoft-com:office:word" xmlns:wp="http://schemas.openxmlformats.org/drawingml/2006/wordprocessingDrawing" xmlns:wps="http://schemas.microsoft.com/office/word/2010/wordprocessingShape" xmlns:wpg="http://schemas.microsoft.com/office/word/2010/wordprocessingGroup" xmlns:mc="http://schemas.openxmlformats.org/markup-compatibility/2006" xmlns:wp14="http://schemas.microsoft.com/office/word/2010/wordprocessingDrawing" xmlns:w14="http://schemas.microsoft.com/office/word/2010/wordml" xmlns:w15="http://schemas.microsoft.com/office/word/2012/wordml" mc:Ignorable="w14 wp14 w15">
   <w:p>
     <w:pPr>
       <w:pStyle w:val="Normal"/>
@@ -10817,7 +10271,7 @@
 </file>
 
 <file path=word/header3.xml><?xml version="1.0" encoding="utf-8"?>
-<w:hdr xmlns:o="urn:schemas-microsoft-com:office:office" xmlns:r="http://schemas.openxmlformats.org/officeDocument/2006/relationships" xmlns:v="urn:schemas-microsoft-com:vml" xmlns:w="http://schemas.openxmlformats.org/wordprocessingml/2006/main" xmlns:w10="urn:schemas-microsoft-com:office:word" xmlns:wp="http://schemas.openxmlformats.org/drawingml/2006/wordprocessingDrawing" xmlns:pic="http://schemas.openxmlformats.org/drawingml/2006/picture" xmlns:wps="http://schemas.microsoft.com/office/word/2010/wordprocessingShape" xmlns:wpg="http://schemas.microsoft.com/office/word/2010/wordprocessingGroup" xmlns:mc="http://schemas.openxmlformats.org/markup-compatibility/2006" xmlns:wp14="http://schemas.microsoft.com/office/word/2010/wordprocessingDrawing" xmlns:w14="http://schemas.microsoft.com/office/word/2010/wordml" xmlns:w15="http://schemas.microsoft.com/office/word/2012/wordml" mc:Ignorable="w14 wp14 w15">
+<w:hdr xmlns:o="urn:schemas-microsoft-com:office:office" xmlns:r="http://schemas.openxmlformats.org/officeDocument/2006/relationships" xmlns:v="urn:schemas-microsoft-com:vml" xmlns:w="http://schemas.openxmlformats.org/wordprocessingml/2006/main" xmlns:w10="urn:schemas-microsoft-com:office:word" xmlns:wp="http://schemas.openxmlformats.org/drawingml/2006/wordprocessingDrawing" xmlns:wps="http://schemas.microsoft.com/office/word/2010/wordprocessingShape" xmlns:wpg="http://schemas.microsoft.com/office/word/2010/wordprocessingGroup" xmlns:mc="http://schemas.openxmlformats.org/markup-compatibility/2006" xmlns:wp14="http://schemas.microsoft.com/office/word/2010/wordprocessingDrawing" xmlns:w14="http://schemas.microsoft.com/office/word/2010/wordml" xmlns:w15="http://schemas.microsoft.com/office/word/2012/wordml" mc:Ignorable="w14 wp14 w15">
   <w:p>
     <w:pPr>
       <w:pStyle w:val="Normal"/>
@@ -11125,7 +10579,7 @@
     </w:rPr>
   </w:style>
   <w:style w:type="paragraph" w:styleId="Heading1">
-    <w:name w:val="heading 1"/>
+    <w:name w:val="Heading 1"/>
     <w:basedOn w:val="Heading"/>
     <w:qFormat/>
     <w:pPr>
@@ -11141,7 +10595,7 @@
     </w:rPr>
   </w:style>
   <w:style w:type="paragraph" w:styleId="Heading2">
-    <w:name w:val="heading 2"/>
+    <w:name w:val="Heading 2"/>
     <w:basedOn w:val="Heading"/>
     <w:qFormat/>
     <w:pPr>
@@ -11157,7 +10611,7 @@
     </w:rPr>
   </w:style>
   <w:style w:type="paragraph" w:styleId="Heading3">
-    <w:name w:val="heading 3"/>
+    <w:name w:val="Heading 3"/>
     <w:basedOn w:val="Heading"/>
     <w:qFormat/>
     <w:pPr>
@@ -11173,7 +10627,7 @@
     </w:rPr>
   </w:style>
   <w:style w:type="paragraph" w:styleId="Heading4">
-    <w:name w:val="heading 4"/>
+    <w:name w:val="Heading 4"/>
     <w:basedOn w:val="Heading"/>
     <w:qFormat/>
     <w:pPr>
@@ -11189,7 +10643,7 @@
     </w:rPr>
   </w:style>
   <w:style w:type="paragraph" w:styleId="Heading5">
-    <w:name w:val="heading 5"/>
+    <w:name w:val="Heading 5"/>
     <w:basedOn w:val="Heading"/>
     <w:qFormat/>
     <w:pPr/>
@@ -11198,7 +10652,7 @@
     </w:rPr>
   </w:style>
   <w:style w:type="paragraph" w:styleId="Heading6">
-    <w:name w:val="heading 6"/>
+    <w:name w:val="Heading 6"/>
     <w:basedOn w:val="Heading"/>
     <w:qFormat/>
     <w:pPr/>
@@ -11226,7 +10680,7 @@
     </w:rPr>
   </w:style>
   <w:style w:type="character" w:styleId="FootnoteReference">
-    <w:name w:val="footnote reference"/>
+    <w:name w:val="Footnote Reference"/>
     <w:rPr>
       <w:vertAlign w:val="superscript"/>
     </w:rPr>
@@ -11254,7 +10708,7 @@
     </w:rPr>
   </w:style>
   <w:style w:type="character" w:styleId="EndnoteReference">
-    <w:name w:val="endnote reference"/>
+    <w:name w:val="Endnote Reference"/>
     <w:rPr>
       <w:vertAlign w:val="superscript"/>
     </w:rPr>
@@ -11286,7 +10740,7 @@
       <w:spacing w:before="240" w:after="120"/>
     </w:pPr>
     <w:rPr>
-      <w:rFonts w:ascii="Liberation Sans" w:hAnsi="Liberation Sans" w:eastAsia="Noto Sans CJK SC" w:cs="Lohit Devanagari"/>
+      <w:rFonts w:ascii="Liberation Sans" w:hAnsi="Liberation Sans" w:eastAsia="Noto Sans CJK SC" w:cs="FreeSans"/>
       <w:sz w:val="28"/>
       <w:szCs w:val="28"/>
     </w:rPr>
@@ -11304,11 +10758,11 @@
     <w:basedOn w:val="BodyText"/>
     <w:pPr/>
     <w:rPr>
-      <w:rFonts w:cs="Lohit Devanagari"/>
+      <w:rFonts w:cs="FreeSans"/>
     </w:rPr>
   </w:style>
   <w:style w:type="paragraph" w:styleId="Caption">
-    <w:name w:val="caption"/>
+    <w:name w:val="Caption"/>
     <w:basedOn w:val="Normal"/>
     <w:qFormat/>
     <w:pPr>
@@ -11316,7 +10770,7 @@
       <w:spacing w:before="120" w:after="120"/>
     </w:pPr>
     <w:rPr>
-      <w:rFonts w:cs="Lohit Devanagari"/>
+      <w:rFonts w:cs="FreeSans"/>
       <w:i/>
       <w:iCs/>
       <w:sz w:val="24"/>
@@ -11331,7 +10785,7 @@
       <w:suppressLineNumbers/>
     </w:pPr>
     <w:rPr>
-      <w:rFonts w:cs="Lohit Devanagari"/>
+      <w:rFonts w:cs="FreeSans"/>
     </w:rPr>
   </w:style>
   <w:style w:type="paragraph" w:styleId="Title">
@@ -11383,7 +10837,7 @@
     </w:rPr>
   </w:style>
   <w:style w:type="paragraph" w:styleId="FootnoteText">
-    <w:name w:val="footnote text"/>
+    <w:name w:val="Footnote Text"/>
     <w:basedOn w:val="Normal"/>
     <w:link w:val="FootnoteTextChar"/>
     <w:uiPriority w:val="99"/>
@@ -11398,7 +10852,7 @@
     </w:rPr>
   </w:style>
   <w:style w:type="paragraph" w:styleId="EndnoteText">
-    <w:name w:val="endnote text"/>
+    <w:name w:val="Endnote Text"/>
     <w:basedOn w:val="Normal"/>
     <w:link w:val="EndnoteTextChar"/>
     <w:uiPriority w:val="99"/>
@@ -11420,19 +10874,19 @@
     <w:rPr/>
   </w:style>
   <w:style w:type="paragraph" w:styleId="Header">
-    <w:name w:val="header"/>
+    <w:name w:val="Header"/>
     <w:basedOn w:val="HeaderandFooter"/>
     <w:pPr/>
     <w:rPr/>
   </w:style>
   <w:style w:type="paragraph" w:styleId="Footer">
-    <w:name w:val="footer"/>
+    <w:name w:val="Footer"/>
     <w:basedOn w:val="HeaderandFooter"/>
     <w:pPr/>
     <w:rPr/>
   </w:style>
   <w:style w:type="paragraph" w:styleId="TOC1">
-    <w:name w:val="toc 1"/>
+    <w:name w:val="TOC 1"/>
     <w:basedOn w:val="Index"/>
     <w:pPr>
       <w:tabs>
@@ -11444,7 +10898,7 @@
     <w:rPr/>
   </w:style>
   <w:style w:type="paragraph" w:styleId="TOC2">
-    <w:name w:val="toc 2"/>
+    <w:name w:val="TOC 2"/>
     <w:basedOn w:val="Index"/>
     <w:pPr>
       <w:tabs>
@@ -11452,18 +10906,6 @@
         <w:tab w:val="right" w:pos="9355" w:leader="dot"/>
       </w:tabs>
       <w:ind w:hanging="0" w:start="283"/>
-    </w:pPr>
-    <w:rPr/>
-  </w:style>
-  <w:style w:type="paragraph" w:styleId="TOC3">
-    <w:name w:val="toc 3"/>
-    <w:basedOn w:val="Index"/>
-    <w:pPr>
-      <w:tabs>
-        <w:tab w:val="clear" w:pos="720"/>
-        <w:tab w:val="right" w:pos="9071" w:leader="dot"/>
-      </w:tabs>
-      <w:ind w:hanging="0" w:start="567"/>
     </w:pPr>
     <w:rPr/>
   </w:style>
